--- a/MetLife_Answers.docx
+++ b/MetLife_Answers.docx
@@ -1,193 +1,85 @@
 
 <file path=word/document.xml><?xml version="1.0" encoding="utf-8"?>
-<w:document xmlns:wpc="http://schemas.microsoft.com/office/word/2010/wordprocessingCanvas" xmlns:mc="http://schemas.openxmlformats.org/markup-compatibility/2006" xmlns:o="urn:schemas-microsoft-com:office:office" xmlns:r="http://schemas.openxmlformats.org/officeDocument/2006/relationships" xmlns:m="http://schemas.openxmlformats.org/officeDocument/2006/math" xmlns:v="urn:schemas-microsoft-com:vml" xmlns:wp14="http://schemas.microsoft.com/office/word/2010/wordprocessingDrawing" xmlns:wp="http://schemas.openxmlformats.org/drawingml/2006/wordprocessingDrawing" xmlns:w10="urn:schemas-microsoft-com:office:word" xmlns:w="http://schemas.openxmlformats.org/wordprocessingml/2006/main" xmlns:w14="http://schemas.microsoft.com/office/word/2010/wordml" xmlns:w15="http://schemas.microsoft.com/office/word/2012/wordml" xmlns:wpg="http://schemas.microsoft.com/office/word/2010/wordprocessingGroup" xmlns:wpi="http://schemas.microsoft.com/office/word/2010/wordprocessingInk" xmlns:wne="http://schemas.microsoft.com/office/word/2006/wordml" xmlns:wps="http://schemas.microsoft.com/office/word/2010/wordprocessingShape" xmlns:cx="http://schemas.microsoft.com/office/drawing/2014/chartex" xmlns:cx1="http://schemas.microsoft.com/office/drawing/2015/9/8/chartex" xmlns:cx2="http://schemas.microsoft.com/office/drawing/2015/10/21/chartex" xmlns:cx3="http://schemas.microsoft.com/office/drawing/2016/5/9/chartex" xmlns:cx4="http://schemas.microsoft.com/office/drawing/2016/5/10/chartex" xmlns:cx5="http://schemas.microsoft.com/office/drawing/2016/5/11/chartex" xmlns:cx6="http://schemas.microsoft.com/office/drawing/2016/5/12/chartex" xmlns:cx7="http://schemas.microsoft.com/office/drawing/2016/5/13/chartex" xmlns:cx8="http://schemas.microsoft.com/office/drawing/2016/5/14/chartex" xmlns:aink="http://schemas.microsoft.com/office/drawing/2016/ink" xmlns:am3d="http://schemas.microsoft.com/office/drawing/2017/model3d" xmlns:w16cex="http://schemas.microsoft.com/office/word/2018/wordml/cex" xmlns:w16cid="http://schemas.microsoft.com/office/word/2016/wordml/cid" xmlns:w16="http://schemas.microsoft.com/office/word/2018/wordml" xmlns:w16sdtdh="http://schemas.microsoft.com/office/word/2020/wordml/sdtdatahash" xmlns:w16se="http://schemas.microsoft.com/office/word/2015/wordml/symex" mc:Ignorable="w14 w15 wp14">
+<w:document xmlns:wpc="http://schemas.microsoft.com/office/word/2010/wordprocessingCanvas" xmlns:cx="http://schemas.microsoft.com/office/drawing/2014/chartex" xmlns:cx1="http://schemas.microsoft.com/office/drawing/2015/9/8/chartex" xmlns:cx2="http://schemas.microsoft.com/office/drawing/2015/10/21/chartex" xmlns:cx3="http://schemas.microsoft.com/office/drawing/2016/5/9/chartex" xmlns:cx4="http://schemas.microsoft.com/office/drawing/2016/5/10/chartex" xmlns:cx5="http://schemas.microsoft.com/office/drawing/2016/5/11/chartex" xmlns:cx6="http://schemas.microsoft.com/office/drawing/2016/5/12/chartex" xmlns:cx7="http://schemas.microsoft.com/office/drawing/2016/5/13/chartex" xmlns:cx8="http://schemas.microsoft.com/office/drawing/2016/5/14/chartex" xmlns:mc="http://schemas.openxmlformats.org/markup-compatibility/2006" xmlns:aink="http://schemas.microsoft.com/office/drawing/2016/ink" xmlns:am3d="http://schemas.microsoft.com/office/drawing/2017/model3d" xmlns:o="urn:schemas-microsoft-com:office:office" xmlns:oel="http://schemas.microsoft.com/office/2019/extlst" xmlns:r="http://schemas.openxmlformats.org/officeDocument/2006/relationships" xmlns:m="http://schemas.openxmlformats.org/officeDocument/2006/math" xmlns:v="urn:schemas-microsoft-com:vml" xmlns:wp14="http://schemas.microsoft.com/office/word/2010/wordprocessingDrawing" xmlns:wp="http://schemas.openxmlformats.org/drawingml/2006/wordprocessingDrawing" xmlns:w10="urn:schemas-microsoft-com:office:word" xmlns:w="http://schemas.openxmlformats.org/wordprocessingml/2006/main" xmlns:w14="http://schemas.microsoft.com/office/word/2010/wordml" xmlns:w15="http://schemas.microsoft.com/office/word/2012/wordml" xmlns:w16cex="http://schemas.microsoft.com/office/word/2018/wordml/cex" xmlns:w16cid="http://schemas.microsoft.com/office/word/2016/wordml/cid" xmlns:w16="http://schemas.microsoft.com/office/word/2018/wordml" xmlns:w16du="http://schemas.microsoft.com/office/word/2023/wordml/word16du" xmlns:w16sdtdh="http://schemas.microsoft.com/office/word/2020/wordml/sdtdatahash" xmlns:w16sdtfl="http://schemas.microsoft.com/office/word/2024/wordml/sdtformatlock" xmlns:w16se="http://schemas.microsoft.com/office/word/2015/wordml/symex" xmlns:wpg="http://schemas.microsoft.com/office/word/2010/wordprocessingGroup" xmlns:wpi="http://schemas.microsoft.com/office/word/2010/wordprocessingInk" xmlns:wne="http://schemas.microsoft.com/office/word/2006/wordml" xmlns:wps="http://schemas.microsoft.com/office/word/2010/wordprocessingShape" mc:Ignorable="w14 w15 w16se w16cid w16 w16cex w16sdtdh w16sdtfl w16du wp14">
   <w:body>
     <w:p>
       <w:pPr>
-        <w:spacing w:before="2400"/>
-      </w:pPr>
-    </w:p>
-    <w:p>
-      <w:pPr>
-        <w:spacing w:after="120"/>
-        <w:jc w:val="center"/>
-      </w:pPr>
+        <w:pStyle w:val="Heading1"/>
+      </w:pPr>
+      <w:r>
+        <w:t>Executive Summary</w:t>
+      </w:r>
+    </w:p>
+    <w:p>
+      <w:pPr>
+        <w:spacing w:after="120" w:line="276" w:lineRule="auto"/>
+      </w:pPr>
+      <w:r>
+        <w:t>I</w:t>
+      </w:r>
+      <w:r>
+        <w:t xml:space="preserve"> built a model to flag </w:t>
+      </w:r>
       <w:r>
         <w:rPr>
           <w:b/>
           <w:bCs/>
-          <w:color w:val="1B2A38"/>
-          <w:sz w:val="52"/>
-          <w:szCs w:val="52"/>
-        </w:rPr>
-        <w:t xml:space="preserve">Predicting High-Risk Insurance Customers</w:t>
-      </w:r>
-    </w:p>
-    <w:p>
-      <w:pPr>
-        <w:spacing w:after="80"/>
-        <w:jc w:val="center"/>
-      </w:pPr>
-      <w:r>
-        <w:rPr>
-          <w:color w:val="0090DA"/>
-          <w:sz w:val="30"/>
-          <w:szCs w:val="30"/>
-        </w:rPr>
-        <w:t xml:space="preserve">An Explainable, Business-Ready Risk Model</w:t>
-      </w:r>
-    </w:p>
-    <w:p>
-      <w:pPr>
-        <w:spacing w:after="600"/>
-        <w:jc w:val="center"/>
-      </w:pPr>
-      <w:r>
-        <w:rPr>
-          <w:i/>
-          <w:iCs/>
-          <w:color w:val="5B6770"/>
-          <w:sz w:val="22"/>
-          <w:szCs w:val="22"/>
-        </w:rPr>
-        <w:t xml:space="preserve">Data Exploration · Statistical Testing · Modeling · Business Insight</w:t>
-      </w:r>
-    </w:p>
-    <w:p>
-      <w:pPr>
-        <w:spacing w:after="60"/>
-        <w:jc w:val="center"/>
-      </w:pPr>
-      <w:r>
-        <w:rPr>
-          <w:b/>
-          <w:bCs/>
-          <w:color w:val="1B2A38"/>
-          <w:sz w:val="24"/>
-          <w:szCs w:val="24"/>
-        </w:rPr>
-        <w:t xml:space="preserve">Prepared for MetLife Japan</w:t>
-      </w:r>
-    </w:p>
-    <w:p>
-      <w:pPr>
-        <w:spacing w:after="60"/>
-        <w:jc w:val="center"/>
-      </w:pPr>
-      <w:r>
-        <w:rPr>
-          <w:color w:val="5B6770"/>
-          <w:sz w:val="22"/>
-          <w:szCs w:val="22"/>
-        </w:rPr>
-        <w:t xml:space="preserve">Senior Data Scientist — Take-Home Assignment</w:t>
-      </w:r>
-    </w:p>
-    <w:p>
-      <w:pPr>
-        <w:jc w:val="center"/>
-      </w:pPr>
-      <w:r>
-        <w:rPr>
-          <w:color w:val="5B6770"/>
-          <w:sz w:val="20"/>
-          <w:szCs w:val="20"/>
-        </w:rPr>
-        <w:t xml:space="preserve">Dataset: insurance_test_data.csv · 60,000 customers · 9 features</w:t>
-      </w:r>
-    </w:p>
-    <w:p>
-      <w:r>
-        <w:br w:type="page"/>
-      </w:r>
-    </w:p>
-    <w:p>
-      <w:pPr>
-        <w:pStyle w:val="Heading1"/>
-        <w:spacing w:after="120" w:before="240"/>
-      </w:pPr>
-      <w:r>
-        <w:rPr>
-          <w:b/>
-          <w:bCs/>
-          <w:color w:val="1B2A38"/>
-        </w:rPr>
-        <w:t xml:space="preserve">Executive Summary</w:t>
-      </w:r>
-    </w:p>
-    <w:p>
-      <w:pPr>
-        <w:spacing w:after="120" w:line="276"/>
-      </w:pPr>
-      <w:r>
-        <w:rPr>
-          <w:sz w:val="22"/>
-          <w:szCs w:val="22"/>
-        </w:rPr>
-        <w:t xml:space="preserve">We built a model to flag </w:t>
-      </w:r>
-      <w:r>
-        <w:rPr>
-          <w:b/>
-          <w:bCs/>
-          <w:sz w:val="22"/>
-          <w:szCs w:val="22"/>
-        </w:rPr>
-        <w:t xml:space="preserve">high-risk customers</w:t>
-      </w:r>
-      <w:r>
-        <w:rPr>
-          <w:sz w:val="22"/>
-          <w:szCs w:val="22"/>
-        </w:rPr>
-        <w:t xml:space="preserve"> among 60,000 policyholders. The recommended model — a </w:t>
+        </w:rPr>
+        <w:t>high-risk customers</w:t>
+      </w:r>
+      <w:r>
+        <w:t xml:space="preserve"> among 60,000 policyholders. The recommended model </w:t>
+      </w:r>
+      <w:r>
+        <w:t>-</w:t>
+      </w:r>
+      <w:r>
+        <w:t xml:space="preserve"> a </w:t>
       </w:r>
       <w:r>
         <w:rPr>
           <w:b/>
           <w:bCs/>
           <w:color w:val="0090DA"/>
-          <w:sz w:val="22"/>
-          <w:szCs w:val="22"/>
-        </w:rPr>
-        <w:t xml:space="preserve">Logistic Regression</w:t>
-      </w:r>
-      <w:r>
-        <w:rPr>
-          <w:sz w:val="22"/>
-          <w:szCs w:val="22"/>
-        </w:rPr>
-        <w:t xml:space="preserve"> — reaches an AUROC of 0.7803 and, critically, is fully transparent: every decision can be explained to an underwriter as a set of odds ratios. It beats more complex Random Forest and Gradient Boosting models on this data, so the simplest option is also the most accurate </w:t>
+        </w:rPr>
+        <w:t>Logistic Regression</w:t>
+      </w:r>
+      <w:r>
+        <w:t xml:space="preserve"> </w:t>
+      </w:r>
+      <w:r>
+        <w:t>-</w:t>
+      </w:r>
+      <w:r>
+        <w:t xml:space="preserve"> reaches an AUROC of 0.7803 and, critically, is fully transparent: every decision can be explained to an underwriter as a set of odds ratios. It beats more complex Random Forest and Gradient Boosting models on this data, so the simplest option is also the most accurate </w:t>
       </w:r>
       <w:r>
         <w:rPr>
           <w:i/>
           <w:iCs/>
-          <w:sz w:val="22"/>
-          <w:szCs w:val="22"/>
-        </w:rPr>
-        <w:t xml:space="preserve">and</w:t>
-      </w:r>
-      <w:r>
-        <w:rPr>
-          <w:sz w:val="22"/>
-          <w:szCs w:val="22"/>
-        </w:rPr>
-        <w:t xml:space="preserve"> the most auditable — an ideal combination for regulated insurance.</w:t>
-      </w:r>
-    </w:p>
-    <w:p>
-      <w:pPr>
-        <w:spacing w:after="120" w:line="276"/>
+        </w:rPr>
+        <w:t>and</w:t>
+      </w:r>
+      <w:r>
+        <w:t xml:space="preserve"> the most auditable </w:t>
+      </w:r>
+      <w:r>
+        <w:t>-</w:t>
+      </w:r>
+      <w:r>
+        <w:t xml:space="preserve"> an ideal combination for regulated insurance.</w:t>
+      </w:r>
+    </w:p>
+    <w:p>
+      <w:pPr>
+        <w:spacing w:after="120" w:line="276" w:lineRule="auto"/>
       </w:pPr>
       <w:r>
         <w:rPr>
           <w:b/>
           <w:bCs/>
-          <w:sz w:val="22"/>
-          <w:szCs w:val="22"/>
-        </w:rPr>
-        <w:t xml:space="preserve">Three findings drive the story:</w:t>
+        </w:rPr>
+        <w:t>Three findings drive the story:</w:t>
       </w:r>
     </w:p>
     <w:p>
@@ -203,16 +95,10 @@
         <w:rPr>
           <w:b/>
           <w:bCs/>
-          <w:sz w:val="22"/>
-          <w:szCs w:val="22"/>
-        </w:rPr>
-        <w:t xml:space="preserve">Age is the dominant risk driver</w:t>
-      </w:r>
-      <w:r>
-        <w:rPr>
-          <w:sz w:val="22"/>
-          <w:szCs w:val="22"/>
-        </w:rPr>
+        </w:rPr>
+        <w:t>Age is the dominant risk driver</w:t>
+      </w:r>
+      <w:r>
         <w:t xml:space="preserve"> (correlation +0.428). High-risk incidence rises from ~21% for under-40s to ~67% for over-60s.</w:t>
       </w:r>
     </w:p>
@@ -229,16 +115,10 @@
         <w:rPr>
           <w:b/>
           <w:bCs/>
-          <w:sz w:val="22"/>
-          <w:szCs w:val="22"/>
-        </w:rPr>
-        <w:t xml:space="preserve">Health score is strongly protective</w:t>
-      </w:r>
-      <w:r>
-        <w:rPr>
-          <w:sz w:val="22"/>
-          <w:szCs w:val="22"/>
-        </w:rPr>
+        </w:rPr>
+        <w:t>Health score is strongly protective</w:t>
+      </w:r>
+      <w:r>
         <w:t xml:space="preserve"> (high-risk customers average 43.14 vs 56.27; difference significant at p&lt;0.001).</w:t>
       </w:r>
     </w:p>
@@ -255,104 +135,111 @@
         <w:rPr>
           <w:b/>
           <w:bCs/>
-          <w:sz w:val="22"/>
-          <w:szCs w:val="22"/>
-        </w:rPr>
-        <w:t xml:space="preserve">Income, BMI and past claims are essentially noise</w:t>
-      </w:r>
-      <w:r>
-        <w:rPr>
-          <w:sz w:val="22"/>
-          <w:szCs w:val="22"/>
-        </w:rPr>
-        <w:t xml:space="preserve"> (near-zero correlation) — they should not sway underwriting on this data.</w:t>
-      </w:r>
-    </w:p>
-    <w:p>
-      <w:pPr>
-        <w:spacing w:after="120" w:line="276"/>
-      </w:pPr>
-      <w:r>
-        <w:rPr>
-          <w:sz w:val="22"/>
-          <w:szCs w:val="22"/>
-        </w:rPr>
+        </w:rPr>
+        <w:t>Income, BMI and past claims are essentially noise</w:t>
+      </w:r>
+      <w:r>
+        <w:t xml:space="preserve"> (near-zero correlation) </w:t>
+      </w:r>
+      <w:r>
+        <w:t>-</w:t>
+      </w:r>
+      <w:r>
+        <w:t xml:space="preserve"> they should not sway underwriting on this data.</w:t>
+      </w:r>
+    </w:p>
+    <w:p>
+      <w:pPr>
+        <w:spacing w:after="120" w:line="276" w:lineRule="auto"/>
+      </w:pPr>
+      <w:r>
         <w:t xml:space="preserve">Because a </w:t>
       </w:r>
       <w:r>
         <w:rPr>
           <w:i/>
           <w:iCs/>
-          <w:sz w:val="22"/>
-          <w:szCs w:val="22"/>
-        </w:rPr>
-        <w:t xml:space="preserve">missed</w:t>
-      </w:r>
-      <w:r>
-        <w:rPr>
-          <w:sz w:val="22"/>
-          <w:szCs w:val="22"/>
-        </w:rPr>
-        <w:t xml:space="preserve"> high-risk customer hurts the loss ratio far more than an over-cautious flag, we recommend operating </w:t>
+        </w:rPr>
+        <w:t>missed</w:t>
+      </w:r>
+      <w:r>
+        <w:t xml:space="preserve"> high-risk customer hurts the loss ratio far more than an over-cautious flag, </w:t>
+      </w:r>
+      <w:r>
+        <w:t>I</w:t>
+      </w:r>
+      <w:r>
+        <w:t xml:space="preserve"> recommend operating </w:t>
       </w:r>
       <w:r>
         <w:rPr>
           <w:b/>
           <w:bCs/>
-          <w:sz w:val="22"/>
-          <w:szCs w:val="22"/>
-        </w:rPr>
-        <w:t xml:space="preserve">below</w:t>
-      </w:r>
-      <w:r>
-        <w:rPr>
-          <w:sz w:val="22"/>
-          <w:szCs w:val="22"/>
-        </w:rPr>
-        <w:t xml:space="preserve"> the default 0.50 threshold. Finally, we packaged the model into an interactive Streamlit app with a GenAI assistant so that </w:t>
+        </w:rPr>
+        <w:t>below</w:t>
+      </w:r>
+      <w:r>
+        <w:t xml:space="preserve"> the default 0.50 threshold. Finally, </w:t>
+      </w:r>
+      <w:r>
+        <w:t>I</w:t>
+      </w:r>
+      <w:r>
+        <w:t xml:space="preserve"> packaged the model into an interactive </w:t>
+      </w:r>
+      <w:proofErr w:type="spellStart"/>
+      <w:r>
+        <w:t>Streamlit</w:t>
+      </w:r>
+      <w:proofErr w:type="spellEnd"/>
+      <w:r>
+        <w:t xml:space="preserve"> app with a GenAI assistant so that </w:t>
       </w:r>
       <w:r>
         <w:rPr>
           <w:b/>
           <w:bCs/>
-          <w:sz w:val="22"/>
-          <w:szCs w:val="22"/>
-        </w:rPr>
-        <w:t xml:space="preserve">non-technical underwriters</w:t>
-      </w:r>
-      <w:r>
-        <w:rPr>
-          <w:sz w:val="22"/>
-          <w:szCs w:val="22"/>
-        </w:rPr>
+        </w:rPr>
+        <w:t>non-technical underwriters</w:t>
+      </w:r>
+      <w:r>
         <w:t xml:space="preserve"> can score customers, explore the portfolio, and ask plain-English questions.</w:t>
       </w:r>
     </w:p>
     <w:tbl>
       <w:tblPr>
-        <w:tblW w:type="dxa" w:w="9360"/>
+        <w:tblW w:w="9360" w:type="dxa"/>
         <w:tblBorders>
-          <w:top w:val="single" w:color="0090DA" w:sz="2"/>
-          <w:left w:val="single" w:color="0090DA" w:sz="18"/>
-          <w:bottom w:val="single" w:color="0090DA" w:sz="2"/>
-          <w:right w:val="single" w:color="0090DA" w:sz="2"/>
-          <w:insideH w:val="none"/>
-          <w:insideV w:val="none"/>
+          <w:top w:val="single" w:sz="2" w:space="0" w:color="0090DA"/>
+          <w:left w:val="single" w:sz="18" w:space="0" w:color="0090DA"/>
+          <w:bottom w:val="single" w:sz="2" w:space="0" w:color="0090DA"/>
+          <w:right w:val="single" w:sz="2" w:space="0" w:color="0090DA"/>
         </w:tblBorders>
+        <w:tblCellMar>
+          <w:left w:w="10" w:type="dxa"/>
+          <w:right w:w="10" w:type="dxa"/>
+        </w:tblCellMar>
+        <w:tblLook w:val="0000" w:firstRow="0" w:lastRow="0" w:firstColumn="0" w:lastColumn="0" w:noHBand="0" w:noVBand="0"/>
       </w:tblPr>
       <w:tblGrid>
         <w:gridCol w:w="9360"/>
       </w:tblGrid>
       <w:tr>
+        <w:tblPrEx>
+          <w:tblCellMar>
+            <w:top w:w="0" w:type="dxa"/>
+            <w:bottom w:w="0" w:type="dxa"/>
+          </w:tblCellMar>
+        </w:tblPrEx>
         <w:tc>
           <w:tcPr>
-            <w:tcW w:type="dxa" w:w="9360"/>
-            <w:shd w:fill="F4FAF6" w:val="clear"/>
+            <w:tcW w:w="9360" w:type="dxa"/>
+            <w:shd w:val="clear" w:color="auto" w:fill="F4FAF6"/>
             <w:tcMar>
-              <w:top w:type="dxa" w:w="120"/>
-              <w:left w:type="dxa" w:w="180"/>
-              <w:bottom w:type="dxa" w:w="120"/>
-              <w:right w:type="dxa" w:w="180"/>
+              <w:top w:w="120" w:type="dxa"/>
+              <w:left w:w="180" w:type="dxa"/>
+              <w:bottom w:w="120" w:type="dxa"/>
+              <w:right w:w="180" w:type="dxa"/>
             </w:tcMar>
           </w:tcPr>
           <w:p>
@@ -364,10 +251,8 @@
                 <w:b/>
                 <w:bCs/>
                 <w:color w:val="0090DA"/>
-                <w:sz w:val="22"/>
-                <w:szCs w:val="22"/>
-              </w:rPr>
-              <w:t xml:space="preserve">Bottom line</w:t>
+              </w:rPr>
+              <w:t>Bottom line</w:t>
             </w:r>
           </w:p>
           <w:p>
@@ -377,7 +262,23 @@
                 <w:sz w:val="21"/>
                 <w:szCs w:val="21"/>
               </w:rPr>
-              <w:t xml:space="preserve">An explainable model (AUROC 0.7803) plus a self-serve app turns risk scoring into a tool the whole underwriting team can use — not a black box owned by data science.</w:t>
+              <w:t xml:space="preserve">An explainable model (AUROC 0.7803) plus a self-serve app turns risk scoring into a tool the whole underwriting team can use </w:t>
+            </w:r>
+            <w:r>
+              <w:rPr>
+                <w:color w:val="1B2A38"/>
+                <w:sz w:val="21"/>
+                <w:szCs w:val="21"/>
+              </w:rPr>
+              <w:t>-</w:t>
+            </w:r>
+            <w:r>
+              <w:rPr>
+                <w:color w:val="1B2A38"/>
+                <w:sz w:val="21"/>
+                <w:szCs w:val="21"/>
+              </w:rPr>
+              <w:t xml:space="preserve"> not a black box owned by data science.</w:t>
             </w:r>
           </w:p>
         </w:tc>
@@ -391,70 +292,85 @@
     <w:p>
       <w:pPr>
         <w:pStyle w:val="Heading1"/>
-        <w:spacing w:after="120" w:before="240"/>
-      </w:pPr>
+      </w:pPr>
+      <w:r>
+        <w:lastRenderedPageBreak/>
+        <w:t>Q1 · Data Exploration &amp; Preprocessing</w:t>
+      </w:r>
+    </w:p>
+    <w:p>
+      <w:pPr>
+        <w:pStyle w:val="Heading2"/>
+      </w:pPr>
+      <w:r>
+        <w:t xml:space="preserve">Mean vs. median for imputing </w:t>
+      </w:r>
+      <w:proofErr w:type="spellStart"/>
+      <w:r>
+        <w:t>annual_income</w:t>
+      </w:r>
+      <w:proofErr w:type="spellEnd"/>
+    </w:p>
+    <w:p>
+      <w:pPr>
+        <w:spacing w:after="120" w:line="276" w:lineRule="auto"/>
+      </w:pPr>
+      <w:r>
+        <w:t xml:space="preserve">The dataset has </w:t>
+      </w:r>
       <w:r>
         <w:rPr>
           <w:b/>
           <w:bCs/>
-          <w:color w:val="1B2A38"/>
-        </w:rPr>
-        <w:t xml:space="preserve">Q1 · Data Exploration &amp; Preprocessing</w:t>
-      </w:r>
-    </w:p>
-    <w:p>
-      <w:pPr>
-        <w:pStyle w:val="Heading2"/>
-        <w:spacing w:after="80" w:before="180"/>
-      </w:pPr>
-      <w:r>
-        <w:rPr>
-          <w:b/>
-          <w:bCs/>
-          <w:color w:val="0090DA"/>
-        </w:rPr>
-        <w:t xml:space="preserve">Mean vs. median for imputing annual_income</w:t>
-      </w:r>
-    </w:p>
-    <w:p>
-      <w:pPr>
-        <w:spacing w:after="120" w:line="276"/>
-      </w:pPr>
-      <w:r>
-        <w:rPr>
-          <w:sz w:val="22"/>
-          <w:szCs w:val="22"/>
-        </w:rPr>
-        <w:t xml:space="preserve">The dataset has </w:t>
-      </w:r>
-      <w:r>
-        <w:rPr>
-          <w:b/>
-          <w:bCs/>
-          <w:sz w:val="22"/>
-          <w:szCs w:val="22"/>
-        </w:rPr>
-        <w:t xml:space="preserve">3,000 missing values (5%)</w:t>
-      </w:r>
-      <w:r>
-        <w:rPr>
-          <w:sz w:val="22"/>
-          <w:szCs w:val="22"/>
-        </w:rPr>
-        <w:t xml:space="preserve"> in annual_income — the only column with missingness. The textbook rule is "use the median when the variable is skewed, because the mean is pulled toward the tail." So the first step is to actually measure the skew rather than assume it.</w:t>
-      </w:r>
-    </w:p>
-    <w:p>
-      <w:pPr>
-        <w:spacing w:after="60" w:before="120"/>
+        </w:rPr>
+        <w:t>3,000 missing values (5%)</w:t>
+      </w:r>
+      <w:r>
+        <w:t xml:space="preserve"> in </w:t>
+      </w:r>
+      <w:proofErr w:type="spellStart"/>
+      <w:r>
+        <w:t>annual_income</w:t>
+      </w:r>
+      <w:proofErr w:type="spellEnd"/>
+      <w:r>
+        <w:t xml:space="preserve"> </w:t>
+      </w:r>
+      <w:r>
+        <w:t>-</w:t>
+      </w:r>
+      <w:r>
+        <w:t xml:space="preserve"> the only column with missingness. The textbook rule is "use the median when the variable is </w:t>
+      </w:r>
+      <w:proofErr w:type="spellStart"/>
+      <w:r>
+        <w:t>ske</w:t>
+      </w:r>
+      <w:r>
+        <w:t>I</w:t>
+      </w:r>
+      <w:r>
+        <w:t>d</w:t>
+      </w:r>
+      <w:proofErr w:type="spellEnd"/>
+      <w:r>
+        <w:t>, because the mean is pulled toward the tail." So the first step is to actually measure the skew rather than assume it.</w:t>
+      </w:r>
+    </w:p>
+    <w:p>
+      <w:pPr>
+        <w:spacing w:before="120" w:after="60"/>
         <w:jc w:val="center"/>
       </w:pPr>
       <w:r>
+        <w:rPr>
+          <w:noProof/>
+        </w:rPr>
         <w:drawing>
-          <wp:inline distT="0" distB="0" distL="0" distR="0">
+          <wp:inline distT="0" distB="0" distL="0" distR="0" wp14:anchorId="333B26A2" wp14:editId="7F45E40C">
             <wp:extent cx="5334000" cy="2038350"/>
-            <wp:effectExtent t="0" r="0" b="0" l="0"/>
-            <wp:docPr id="1" name="" descr="" title=""/>
+            <wp:effectExtent l="0" t="0" r="0" b="0"/>
+            <wp:docPr id="1" name="Picture 1"/>
             <wp:cNvGraphicFramePr>
               <a:graphicFrameLocks xmlns:a="http://schemas.openxmlformats.org/drawingml/2006/main" noChangeAspect="1"/>
             </wp:cNvGraphicFramePr>
@@ -462,13 +378,13 @@
               <a:graphicData uri="http://schemas.openxmlformats.org/drawingml/2006/picture">
                 <pic:pic xmlns:pic="http://schemas.openxmlformats.org/drawingml/2006/picture">
                   <pic:nvPicPr>
-                    <pic:cNvPr id="0" name="" descr=""/>
+                    <pic:cNvPr id="0" name=""/>
                     <pic:cNvPicPr>
                       <a:picLocks noChangeAspect="1" noChangeArrowheads="1"/>
                     </pic:cNvPicPr>
                   </pic:nvPicPr>
                   <pic:blipFill>
-                    <a:blip r:embed="rId7" cstate="none"/>
+                    <a:blip r:embed="rId5"/>
                     <a:srcRect/>
                     <a:stretch>
                       <a:fillRect/>
@@ -503,77 +419,213 @@
           <w:sz w:val="18"/>
           <w:szCs w:val="18"/>
         </w:rPr>
-        <w:t xml:space="preserve">Figure 1. annual_income is near-symmetric (skew = 0.037); past_claims_amount is the genuinely skewed variable (skew = 2.002).</w:t>
-      </w:r>
-    </w:p>
-    <w:p>
-      <w:pPr>
-        <w:spacing w:after="120" w:line="276"/>
-      </w:pPr>
-      <w:r>
-        <w:rPr>
-          <w:sz w:val="22"/>
-          <w:szCs w:val="22"/>
-        </w:rPr>
-        <w:t xml:space="preserve">annual_income is </w:t>
+        <w:t xml:space="preserve">Figure 1. </w:t>
+      </w:r>
+      <w:proofErr w:type="spellStart"/>
+      <w:r>
+        <w:rPr>
+          <w:i/>
+          <w:iCs/>
+          <w:color w:val="5B6770"/>
+          <w:sz w:val="18"/>
+          <w:szCs w:val="18"/>
+        </w:rPr>
+        <w:t>annual_income</w:t>
+      </w:r>
+      <w:proofErr w:type="spellEnd"/>
+      <w:r>
+        <w:rPr>
+          <w:i/>
+          <w:iCs/>
+          <w:color w:val="5B6770"/>
+          <w:sz w:val="18"/>
+          <w:szCs w:val="18"/>
+        </w:rPr>
+        <w:t xml:space="preserve"> is near-symmetric (skew = 0.037); </w:t>
+      </w:r>
+      <w:proofErr w:type="spellStart"/>
+      <w:r>
+        <w:rPr>
+          <w:i/>
+          <w:iCs/>
+          <w:color w:val="5B6770"/>
+          <w:sz w:val="18"/>
+          <w:szCs w:val="18"/>
+        </w:rPr>
+        <w:t>past_claims_amount</w:t>
+      </w:r>
+      <w:proofErr w:type="spellEnd"/>
+      <w:r>
+        <w:rPr>
+          <w:i/>
+          <w:iCs/>
+          <w:color w:val="5B6770"/>
+          <w:sz w:val="18"/>
+          <w:szCs w:val="18"/>
+        </w:rPr>
+        <w:t xml:space="preserve"> is the genuinely </w:t>
+      </w:r>
+      <w:proofErr w:type="spellStart"/>
+      <w:r>
+        <w:rPr>
+          <w:i/>
+          <w:iCs/>
+          <w:color w:val="5B6770"/>
+          <w:sz w:val="18"/>
+          <w:szCs w:val="18"/>
+        </w:rPr>
+        <w:t>ske</w:t>
+      </w:r>
+      <w:r>
+        <w:rPr>
+          <w:i/>
+          <w:iCs/>
+          <w:color w:val="5B6770"/>
+          <w:sz w:val="18"/>
+          <w:szCs w:val="18"/>
+        </w:rPr>
+        <w:t>I</w:t>
+      </w:r>
+      <w:r>
+        <w:rPr>
+          <w:i/>
+          <w:iCs/>
+          <w:color w:val="5B6770"/>
+          <w:sz w:val="18"/>
+          <w:szCs w:val="18"/>
+        </w:rPr>
+        <w:t>d</w:t>
+      </w:r>
+      <w:proofErr w:type="spellEnd"/>
+      <w:r>
+        <w:rPr>
+          <w:i/>
+          <w:iCs/>
+          <w:color w:val="5B6770"/>
+          <w:sz w:val="18"/>
+          <w:szCs w:val="18"/>
+        </w:rPr>
+        <w:t xml:space="preserve"> variable (skew = 2.002).</w:t>
+      </w:r>
+    </w:p>
+    <w:p>
+      <w:pPr>
+        <w:spacing w:after="120" w:line="276" w:lineRule="auto"/>
+      </w:pPr>
+      <w:proofErr w:type="spellStart"/>
+      <w:r>
+        <w:t>annual_income</w:t>
+      </w:r>
+      <w:proofErr w:type="spellEnd"/>
+      <w:r>
+        <w:t xml:space="preserve"> is </w:t>
       </w:r>
       <w:r>
         <w:rPr>
           <w:b/>
           <w:bCs/>
-          <w:sz w:val="22"/>
-          <w:szCs w:val="22"/>
-        </w:rPr>
-        <w:t xml:space="preserve">almost perfectly symmetric</w:t>
-      </w:r>
-      <w:r>
-        <w:rPr>
-          <w:sz w:val="22"/>
-          <w:szCs w:val="22"/>
-        </w:rPr>
-        <w:t xml:space="preserve"> (skew = 0.037). As a result the mean (5009.2) and median (5006.9) are practically identical — they differ by less than 0.05%. </w:t>
+        </w:rPr>
+        <w:t>almost perfectly symmetric</w:t>
+      </w:r>
+      <w:r>
+        <w:t xml:space="preserve"> (skew = 0.037). As a result the mean (5009.2) and median (5006.9) are practically identical </w:t>
+      </w:r>
+      <w:r>
+        <w:t>-</w:t>
+      </w:r>
+      <w:r>
+        <w:t xml:space="preserve"> they differ by less than 0.05%. </w:t>
       </w:r>
     </w:p>
     <w:tbl>
       <w:tblPr>
-        <w:tblW w:type="dxa" w:w="9360"/>
+        <w:tblW w:w="9360" w:type="dxa"/>
         <w:tblBorders>
-          <w:top w:val="single" w:color="00A758" w:sz="2"/>
-          <w:left w:val="single" w:color="00A758" w:sz="18"/>
-          <w:bottom w:val="single" w:color="00A758" w:sz="2"/>
-          <w:right w:val="single" w:color="00A758" w:sz="2"/>
-          <w:insideH w:val="none"/>
-          <w:insideV w:val="none"/>
+          <w:top w:val="single" w:sz="2" w:space="0" w:color="00A758"/>
+          <w:left w:val="single" w:sz="18" w:space="0" w:color="00A758"/>
+          <w:bottom w:val="single" w:sz="2" w:space="0" w:color="00A758"/>
+          <w:right w:val="single" w:sz="2" w:space="0" w:color="00A758"/>
         </w:tblBorders>
+        <w:tblCellMar>
+          <w:left w:w="10" w:type="dxa"/>
+          <w:right w:w="10" w:type="dxa"/>
+        </w:tblCellMar>
+        <w:tblLook w:val="0000" w:firstRow="0" w:lastRow="0" w:firstColumn="0" w:lastColumn="0" w:noHBand="0" w:noVBand="0"/>
       </w:tblPr>
       <w:tblGrid>
         <w:gridCol w:w="9360"/>
       </w:tblGrid>
       <w:tr>
+        <w:tblPrEx>
+          <w:tblCellMar>
+            <w:top w:w="0" w:type="dxa"/>
+            <w:bottom w:w="0" w:type="dxa"/>
+          </w:tblCellMar>
+        </w:tblPrEx>
         <w:tc>
           <w:tcPr>
-            <w:tcW w:type="dxa" w:w="9360"/>
-            <w:shd w:fill="F4FAF6" w:val="clear"/>
+            <w:tcW w:w="9360" w:type="dxa"/>
+            <w:shd w:val="clear" w:color="auto" w:fill="F4FAF6"/>
             <w:tcMar>
-              <w:top w:type="dxa" w:w="120"/>
-              <w:left w:type="dxa" w:w="180"/>
-              <w:bottom w:type="dxa" w:w="120"/>
-              <w:right w:type="dxa" w:w="180"/>
+              <w:top w:w="120" w:type="dxa"/>
+              <w:left w:w="180" w:type="dxa"/>
+              <w:bottom w:w="120" w:type="dxa"/>
+              <w:right w:w="180" w:type="dxa"/>
             </w:tcMar>
           </w:tcPr>
           <w:p>
             <w:pPr>
               <w:spacing w:after="60"/>
             </w:pPr>
+            <w:proofErr w:type="spellStart"/>
             <w:r>
               <w:rPr>
                 <w:b/>
                 <w:bCs/>
                 <w:color w:val="00A758"/>
-                <w:sz w:val="22"/>
-                <w:szCs w:val="22"/>
-              </w:rPr>
-              <w:t xml:space="preserve">Answer — use the median</w:t>
+              </w:rPr>
+              <w:t>Ans</w:t>
+            </w:r>
+            <w:r>
+              <w:rPr>
+                <w:b/>
+                <w:bCs/>
+                <w:color w:val="00A758"/>
+              </w:rPr>
+              <w:t>I</w:t>
+            </w:r>
+            <w:r>
+              <w:rPr>
+                <w:b/>
+                <w:bCs/>
+                <w:color w:val="00A758"/>
+              </w:rPr>
+              <w:t>r</w:t>
+            </w:r>
+            <w:proofErr w:type="spellEnd"/>
+            <w:r>
+              <w:rPr>
+                <w:b/>
+                <w:bCs/>
+                <w:color w:val="00A758"/>
+              </w:rPr>
+              <w:t xml:space="preserve"> </w:t>
+            </w:r>
+            <w:r>
+              <w:rPr>
+                <w:b/>
+                <w:bCs/>
+                <w:color w:val="00A758"/>
+              </w:rPr>
+              <w:t>-</w:t>
+            </w:r>
+            <w:r>
+              <w:rPr>
+                <w:b/>
+                <w:bCs/>
+                <w:color w:val="00A758"/>
+              </w:rPr>
+              <w:t xml:space="preserve"> use the median</w:t>
             </w:r>
           </w:p>
           <w:p>
@@ -583,7 +635,91 @@
                 <w:sz w:val="21"/>
                 <w:szCs w:val="21"/>
               </w:rPr>
-              <w:t xml:space="preserve">The median is the more statistically sound default because it is robust to outliers and skew. On THIS variable the choice barely matters (skew ≈ 0.04, so mean ≈ median), but the median never does harm and protects us if the distribution is fatter-tailed than it looks. Reporting that the "use-median-for-skew" rule is not actually load-bearing here — and contrasting it with past_claims_amount, which IS skewed at 2.002 — is itself the correct, senior read of the data.</w:t>
+              <w:t xml:space="preserve">The median is the more statistically sound default because it is robust to outliers and skew. On THIS variable the choice barely matters (skew ≈ 0.04, so mean ≈ median), but the median never does harm and protects us if the distribution is fatter-tailed than it looks. Reporting that the "use-median-for-skew" rule is not actually load-bearing here </w:t>
+            </w:r>
+            <w:r>
+              <w:rPr>
+                <w:color w:val="1B2A38"/>
+                <w:sz w:val="21"/>
+                <w:szCs w:val="21"/>
+              </w:rPr>
+              <w:t>-</w:t>
+            </w:r>
+            <w:r>
+              <w:rPr>
+                <w:color w:val="1B2A38"/>
+                <w:sz w:val="21"/>
+                <w:szCs w:val="21"/>
+              </w:rPr>
+              <w:t xml:space="preserve"> and contrasting it with </w:t>
+            </w:r>
+            <w:proofErr w:type="spellStart"/>
+            <w:r>
+              <w:rPr>
+                <w:color w:val="1B2A38"/>
+                <w:sz w:val="21"/>
+                <w:szCs w:val="21"/>
+              </w:rPr>
+              <w:t>past_claims_amount</w:t>
+            </w:r>
+            <w:proofErr w:type="spellEnd"/>
+            <w:r>
+              <w:rPr>
+                <w:color w:val="1B2A38"/>
+                <w:sz w:val="21"/>
+                <w:szCs w:val="21"/>
+              </w:rPr>
+              <w:t xml:space="preserve">, which IS </w:t>
+            </w:r>
+            <w:proofErr w:type="spellStart"/>
+            <w:r>
+              <w:rPr>
+                <w:color w:val="1B2A38"/>
+                <w:sz w:val="21"/>
+                <w:szCs w:val="21"/>
+              </w:rPr>
+              <w:t>ske</w:t>
+            </w:r>
+            <w:r>
+              <w:rPr>
+                <w:color w:val="1B2A38"/>
+                <w:sz w:val="21"/>
+                <w:szCs w:val="21"/>
+              </w:rPr>
+              <w:t>I</w:t>
+            </w:r>
+            <w:r>
+              <w:rPr>
+                <w:color w:val="1B2A38"/>
+                <w:sz w:val="21"/>
+                <w:szCs w:val="21"/>
+              </w:rPr>
+              <w:t>d</w:t>
+            </w:r>
+            <w:proofErr w:type="spellEnd"/>
+            <w:r>
+              <w:rPr>
+                <w:color w:val="1B2A38"/>
+                <w:sz w:val="21"/>
+                <w:szCs w:val="21"/>
+              </w:rPr>
+              <w:t xml:space="preserve"> at 2.002 </w:t>
+            </w:r>
+            <w:r>
+              <w:rPr>
+                <w:color w:val="1B2A38"/>
+                <w:sz w:val="21"/>
+                <w:szCs w:val="21"/>
+              </w:rPr>
+              <w:t>-</w:t>
+            </w:r>
+            <w:r>
+              <w:rPr>
+                <w:color w:val="1B2A38"/>
+                <w:sz w:val="21"/>
+                <w:szCs w:val="21"/>
+              </w:rPr>
+              <w:t xml:space="preserve"> is itself the correct, senior read of the data.</w:t>
             </w:r>
           </w:p>
         </w:tc>
@@ -592,26 +728,16 @@
     <w:p>
       <w:pPr>
         <w:pStyle w:val="Heading2"/>
-        <w:spacing w:after="80" w:before="180"/>
-      </w:pPr>
-      <w:r>
-        <w:rPr>
-          <w:b/>
-          <w:bCs/>
-          <w:color w:val="0090DA"/>
-        </w:rPr>
-        <w:t xml:space="preserve">Data-quality catch: impossible ages</w:t>
-      </w:r>
-    </w:p>
-    <w:p>
-      <w:pPr>
-        <w:spacing w:after="120" w:line="276"/>
-      </w:pPr>
-      <w:r>
-        <w:rPr>
-          <w:sz w:val="22"/>
-          <w:szCs w:val="22"/>
-        </w:rPr>
+      </w:pPr>
+      <w:r>
+        <w:t>Data-quality catch: impossible ages</w:t>
+      </w:r>
+    </w:p>
+    <w:p>
+      <w:pPr>
+        <w:spacing w:after="120" w:line="276" w:lineRule="auto"/>
+      </w:pPr>
+      <w:r>
         <w:t xml:space="preserve">Profiling also surfaced </w:t>
       </w:r>
       <w:r>
@@ -619,17 +745,31 @@
           <w:b/>
           <w:bCs/>
           <w:color w:val="E4002B"/>
-          <w:sz w:val="22"/>
-          <w:szCs w:val="22"/>
-        </w:rPr>
-        <w:t xml:space="preserve">100 records with age = 200</w:t>
-      </w:r>
-      <w:r>
-        <w:rPr>
-          <w:sz w:val="22"/>
-          <w:szCs w:val="22"/>
-        </w:rPr>
-        <w:t xml:space="preserve"> — an impossible sentinel value (the 99.9th percentile jumps from 89 to 200). We capped age at 100. Catching and handling this before modeling is exactly the kind of hygiene that protects a production risk model.</w:t>
+        </w:rPr>
+        <w:t>100 records with age = 200</w:t>
+      </w:r>
+      <w:r>
+        <w:t xml:space="preserve"> </w:t>
+      </w:r>
+      <w:r>
+        <w:t>-</w:t>
+      </w:r>
+      <w:r>
+        <w:t xml:space="preserve"> an impossible sentinel value (the 99.9th percentile jumps from 89 to 200). </w:t>
+      </w:r>
+      <w:r>
+        <w:t>I</w:t>
+      </w:r>
+      <w:r>
+        <w:t xml:space="preserve"> capped age at 100. Catching and handling this before </w:t>
+      </w:r>
+      <w:proofErr w:type="spellStart"/>
+      <w:r>
+        <w:t>modeling</w:t>
+      </w:r>
+      <w:proofErr w:type="spellEnd"/>
+      <w:r>
+        <w:t xml:space="preserve"> is exactly the kind of hygiene that protects a production risk model.</w:t>
       </w:r>
     </w:p>
     <w:p>
@@ -640,70 +780,135 @@
     <w:p>
       <w:pPr>
         <w:pStyle w:val="Heading1"/>
-        <w:spacing w:after="120" w:before="240"/>
-      </w:pPr>
+      </w:pPr>
+      <w:r>
+        <w:lastRenderedPageBreak/>
+        <w:t>Q2 · Hypothesis Testing &amp; Correlation Analysis</w:t>
+      </w:r>
+    </w:p>
+    <w:p>
+      <w:pPr>
+        <w:pStyle w:val="Heading2"/>
+      </w:pPr>
+      <w:r>
+        <w:t xml:space="preserve">Is </w:t>
+      </w:r>
+      <w:proofErr w:type="spellStart"/>
+      <w:r>
+        <w:t>health_score</w:t>
+      </w:r>
+      <w:proofErr w:type="spellEnd"/>
+      <w:r>
+        <w:t xml:space="preserve"> significantly related to risk?</w:t>
+      </w:r>
+    </w:p>
+    <w:p>
+      <w:pPr>
+        <w:spacing w:after="120" w:line="276" w:lineRule="auto"/>
+      </w:pPr>
+      <w:proofErr w:type="spellStart"/>
+      <w:r>
+        <w:t>health_score</w:t>
+      </w:r>
+      <w:proofErr w:type="spellEnd"/>
+      <w:r>
+        <w:t xml:space="preserve"> is continuous and </w:t>
+      </w:r>
+      <w:proofErr w:type="spellStart"/>
+      <w:r>
+        <w:t>is_high_risk</w:t>
+      </w:r>
+      <w:proofErr w:type="spellEnd"/>
+      <w:r>
+        <w:t xml:space="preserve"> is binary, so the right tool is a </w:t>
+      </w:r>
       <w:r>
         <w:rPr>
           <w:b/>
           <w:bCs/>
-          <w:color w:val="1B2A38"/>
-        </w:rPr>
-        <w:t xml:space="preserve">Q2 · Hypothesis Testing &amp; Correlation Analysis</w:t>
-      </w:r>
-    </w:p>
-    <w:p>
-      <w:pPr>
-        <w:pStyle w:val="Heading2"/>
-        <w:spacing w:after="80" w:before="180"/>
-      </w:pPr>
+        </w:rPr>
+        <w:t xml:space="preserve">two-sample </w:t>
+      </w:r>
+      <w:proofErr w:type="spellStart"/>
       <w:r>
         <w:rPr>
           <w:b/>
           <w:bCs/>
-          <w:color w:val="0090DA"/>
-        </w:rPr>
-        <w:t xml:space="preserve">Is health_score significantly related to risk?</w:t>
-      </w:r>
-    </w:p>
-    <w:p>
-      <w:pPr>
-        <w:spacing w:after="120" w:line="276"/>
-      </w:pPr>
-      <w:r>
-        <w:rPr>
-          <w:sz w:val="22"/>
-          <w:szCs w:val="22"/>
-        </w:rPr>
-        <w:t xml:space="preserve">health_score is continuous and is_high_risk is binary, so the right tool is a </w:t>
+        </w:rPr>
+        <w:t>I</w:t>
       </w:r>
       <w:r>
         <w:rPr>
           <w:b/>
           <w:bCs/>
-          <w:sz w:val="22"/>
-          <w:szCs w:val="22"/>
-        </w:rPr>
-        <w:t xml:space="preserve">two-sample Welch's t-test</w:t>
-      </w:r>
-      <w:r>
-        <w:rPr>
-          <w:sz w:val="22"/>
-          <w:szCs w:val="22"/>
-        </w:rPr>
-        <w:t xml:space="preserve"> comparing mean health_score between the two risk groups (Welch, not Student, because we do not assume equal variances).</w:t>
-      </w:r>
-    </w:p>
-    <w:p>
-      <w:pPr>
-        <w:spacing w:after="60" w:before="120"/>
+        </w:rPr>
+        <w:t>lch's</w:t>
+      </w:r>
+      <w:proofErr w:type="spellEnd"/>
+      <w:r>
+        <w:rPr>
+          <w:b/>
+          <w:bCs/>
+        </w:rPr>
+        <w:t xml:space="preserve"> t-test</w:t>
+      </w:r>
+      <w:r>
+        <w:t xml:space="preserve"> comparing mean </w:t>
+      </w:r>
+      <w:proofErr w:type="spellStart"/>
+      <w:r>
+        <w:t>health_score</w:t>
+      </w:r>
+      <w:proofErr w:type="spellEnd"/>
+      <w:r>
+        <w:t xml:space="preserve"> </w:t>
+      </w:r>
+      <w:proofErr w:type="spellStart"/>
+      <w:r>
+        <w:t>bet</w:t>
+      </w:r>
+      <w:r>
+        <w:t>I</w:t>
+      </w:r>
+      <w:r>
+        <w:t>en</w:t>
+      </w:r>
+      <w:proofErr w:type="spellEnd"/>
+      <w:r>
+        <w:t xml:space="preserve"> the two risk groups (</w:t>
+      </w:r>
+      <w:proofErr w:type="spellStart"/>
+      <w:r>
+        <w:t>I</w:t>
+      </w:r>
+      <w:r>
+        <w:t>lch</w:t>
+      </w:r>
+      <w:proofErr w:type="spellEnd"/>
+      <w:r>
+        <w:t xml:space="preserve">, not Student, because </w:t>
+      </w:r>
+      <w:r>
+        <w:t>I</w:t>
+      </w:r>
+      <w:r>
+        <w:t xml:space="preserve"> do not assume equal variances).</w:t>
+      </w:r>
+    </w:p>
+    <w:p>
+      <w:pPr>
+        <w:spacing w:before="120" w:after="60"/>
         <w:jc w:val="center"/>
       </w:pPr>
       <w:r>
+        <w:rPr>
+          <w:noProof/>
+        </w:rPr>
         <w:drawing>
-          <wp:inline distT="0" distB="0" distL="0" distR="0">
+          <wp:inline distT="0" distB="0" distL="0" distR="0" wp14:anchorId="374AA056" wp14:editId="44F5E65F">
             <wp:extent cx="4000500" cy="2933700"/>
-            <wp:effectExtent t="0" r="0" b="0" l="0"/>
-            <wp:docPr id="1" name="" descr="" title=""/>
+            <wp:effectExtent l="0" t="0" r="0" b="0"/>
+            <wp:docPr id="309779863" name="Picture 309779863"/>
             <wp:cNvGraphicFramePr>
               <a:graphicFrameLocks xmlns:a="http://schemas.openxmlformats.org/drawingml/2006/main" noChangeAspect="1"/>
             </wp:cNvGraphicFramePr>
@@ -711,13 +916,13 @@
               <a:graphicData uri="http://schemas.openxmlformats.org/drawingml/2006/picture">
                 <pic:pic xmlns:pic="http://schemas.openxmlformats.org/drawingml/2006/picture">
                   <pic:nvPicPr>
-                    <pic:cNvPr id="0" name="" descr=""/>
+                    <pic:cNvPr id="0" name=""/>
                     <pic:cNvPicPr>
                       <a:picLocks noChangeAspect="1" noChangeArrowheads="1"/>
                     </pic:cNvPicPr>
                   </pic:nvPicPr>
                   <pic:blipFill>
-                    <a:blip r:embed="rId8" cstate="none"/>
+                    <a:blip r:embed="rId6"/>
                     <a:srcRect/>
                     <a:stretch>
                       <a:fillRect/>
@@ -752,59 +957,272 @@
           <w:sz w:val="18"/>
           <w:szCs w:val="18"/>
         </w:rPr>
-        <w:t xml:space="preserve">Figure 2. Distribution of health_score by risk group — the two populations clearly separate.</w:t>
+        <w:t xml:space="preserve">Figure 2. Distribution of </w:t>
+      </w:r>
+      <w:proofErr w:type="spellStart"/>
+      <w:r>
+        <w:rPr>
+          <w:i/>
+          <w:iCs/>
+          <w:color w:val="5B6770"/>
+          <w:sz w:val="18"/>
+          <w:szCs w:val="18"/>
+        </w:rPr>
+        <w:t>health_score</w:t>
+      </w:r>
+      <w:proofErr w:type="spellEnd"/>
+      <w:r>
+        <w:rPr>
+          <w:i/>
+          <w:iCs/>
+          <w:color w:val="5B6770"/>
+          <w:sz w:val="18"/>
+          <w:szCs w:val="18"/>
+        </w:rPr>
+        <w:t xml:space="preserve"> by risk group </w:t>
+      </w:r>
+      <w:r>
+        <w:rPr>
+          <w:i/>
+          <w:iCs/>
+          <w:color w:val="5B6770"/>
+          <w:sz w:val="18"/>
+          <w:szCs w:val="18"/>
+        </w:rPr>
+        <w:t>-</w:t>
+      </w:r>
+      <w:r>
+        <w:rPr>
+          <w:i/>
+          <w:iCs/>
+          <w:color w:val="5B6770"/>
+          <w:sz w:val="18"/>
+          <w:szCs w:val="18"/>
+        </w:rPr>
+        <w:t xml:space="preserve"> the two populations clearly separate.</w:t>
       </w:r>
     </w:p>
     <w:tbl>
       <w:tblPr>
-        <w:tblW w:type="dxa" w:w="9360"/>
+        <w:tblW w:w="9360" w:type="dxa"/>
         <w:tblBorders>
-          <w:top w:val="single" w:color="00A758" w:sz="2"/>
-          <w:left w:val="single" w:color="00A758" w:sz="18"/>
-          <w:bottom w:val="single" w:color="00A758" w:sz="2"/>
-          <w:right w:val="single" w:color="00A758" w:sz="2"/>
-          <w:insideH w:val="none"/>
-          <w:insideV w:val="none"/>
+          <w:top w:val="single" w:sz="2" w:space="0" w:color="00A758"/>
+          <w:left w:val="single" w:sz="18" w:space="0" w:color="00A758"/>
+          <w:bottom w:val="single" w:sz="2" w:space="0" w:color="00A758"/>
+          <w:right w:val="single" w:sz="2" w:space="0" w:color="00A758"/>
         </w:tblBorders>
+        <w:tblCellMar>
+          <w:left w:w="10" w:type="dxa"/>
+          <w:right w:w="10" w:type="dxa"/>
+        </w:tblCellMar>
+        <w:tblLook w:val="0000" w:firstRow="0" w:lastRow="0" w:firstColumn="0" w:lastColumn="0" w:noHBand="0" w:noVBand="0"/>
       </w:tblPr>
       <w:tblGrid>
         <w:gridCol w:w="9360"/>
       </w:tblGrid>
       <w:tr>
+        <w:tblPrEx>
+          <w:tblCellMar>
+            <w:top w:w="0" w:type="dxa"/>
+            <w:bottom w:w="0" w:type="dxa"/>
+          </w:tblCellMar>
+        </w:tblPrEx>
         <w:tc>
           <w:tcPr>
-            <w:tcW w:type="dxa" w:w="9360"/>
-            <w:shd w:fill="F4FAF6" w:val="clear"/>
+            <w:tcW w:w="9360" w:type="dxa"/>
+            <w:shd w:val="clear" w:color="auto" w:fill="F4FAF6"/>
             <w:tcMar>
-              <w:top w:type="dxa" w:w="120"/>
-              <w:left w:type="dxa" w:w="180"/>
-              <w:bottom w:type="dxa" w:w="120"/>
-              <w:right w:type="dxa" w:w="180"/>
+              <w:top w:w="120" w:type="dxa"/>
+              <w:left w:w="180" w:type="dxa"/>
+              <w:bottom w:w="120" w:type="dxa"/>
+              <w:right w:w="180" w:type="dxa"/>
             </w:tcMar>
           </w:tcPr>
           <w:p>
             <w:pPr>
               <w:spacing w:after="60"/>
             </w:pPr>
+            <w:proofErr w:type="spellStart"/>
             <w:r>
               <w:rPr>
                 <w:b/>
                 <w:bCs/>
                 <w:color w:val="00A758"/>
-                <w:sz w:val="22"/>
-                <w:szCs w:val="22"/>
-              </w:rPr>
-              <w:t xml:space="preserve">Answer — highly significant</w:t>
-            </w:r>
-          </w:p>
-          <w:p>
+              </w:rPr>
+              <w:t>Ans</w:t>
+            </w:r>
+            <w:r>
+              <w:rPr>
+                <w:b/>
+                <w:bCs/>
+                <w:color w:val="00A758"/>
+              </w:rPr>
+              <w:t>I</w:t>
+            </w:r>
+            <w:r>
+              <w:rPr>
+                <w:b/>
+                <w:bCs/>
+                <w:color w:val="00A758"/>
+              </w:rPr>
+              <w:t>r</w:t>
+            </w:r>
+            <w:proofErr w:type="spellEnd"/>
+            <w:r>
+              <w:rPr>
+                <w:b/>
+                <w:bCs/>
+                <w:color w:val="00A758"/>
+              </w:rPr>
+              <w:t xml:space="preserve"> </w:t>
+            </w:r>
+            <w:r>
+              <w:rPr>
+                <w:b/>
+                <w:bCs/>
+                <w:color w:val="00A758"/>
+              </w:rPr>
+              <w:t>-</w:t>
+            </w:r>
+            <w:r>
+              <w:rPr>
+                <w:b/>
+                <w:bCs/>
+                <w:color w:val="00A758"/>
+              </w:rPr>
+              <w:t xml:space="preserve"> highly significant</w:t>
+            </w:r>
+          </w:p>
+          <w:p>
+            <w:proofErr w:type="spellStart"/>
             <w:r>
               <w:rPr>
                 <w:color w:val="1B2A38"/>
                 <w:sz w:val="21"/>
                 <w:szCs w:val="21"/>
               </w:rPr>
-              <w:t xml:space="preserve">Welch's t = 57.08, p &lt; 0.001. Mean health_score is 56.27 for low-risk vs 43.14 for high-risk. We reject the null hypothesis: health_score is strongly associated with risk. (For categorical drivers we used a Chi-square test: has_chronic_disease is significant, χ² = 430.83, p &lt; 0.001, while policy_type is NOT, χ² = 1.12, p = 0.57.)</w:t>
+              <w:t>I</w:t>
+            </w:r>
+            <w:r>
+              <w:rPr>
+                <w:color w:val="1B2A38"/>
+                <w:sz w:val="21"/>
+                <w:szCs w:val="21"/>
+              </w:rPr>
+              <w:t>lch's</w:t>
+            </w:r>
+            <w:proofErr w:type="spellEnd"/>
+            <w:r>
+              <w:rPr>
+                <w:color w:val="1B2A38"/>
+                <w:sz w:val="21"/>
+                <w:szCs w:val="21"/>
+              </w:rPr>
+              <w:t xml:space="preserve"> t = 57.08, p &lt; 0.001. Mean </w:t>
+            </w:r>
+            <w:proofErr w:type="spellStart"/>
+            <w:r>
+              <w:rPr>
+                <w:color w:val="1B2A38"/>
+                <w:sz w:val="21"/>
+                <w:szCs w:val="21"/>
+              </w:rPr>
+              <w:t>health_score</w:t>
+            </w:r>
+            <w:proofErr w:type="spellEnd"/>
+            <w:r>
+              <w:rPr>
+                <w:color w:val="1B2A38"/>
+                <w:sz w:val="21"/>
+                <w:szCs w:val="21"/>
+              </w:rPr>
+              <w:t xml:space="preserve"> is 56.27 for low-risk vs 43.14 for high-risk. </w:t>
+            </w:r>
+            <w:r>
+              <w:rPr>
+                <w:color w:val="1B2A38"/>
+                <w:sz w:val="21"/>
+                <w:szCs w:val="21"/>
+              </w:rPr>
+              <w:t>I</w:t>
+            </w:r>
+            <w:r>
+              <w:rPr>
+                <w:color w:val="1B2A38"/>
+                <w:sz w:val="21"/>
+                <w:szCs w:val="21"/>
+              </w:rPr>
+              <w:t xml:space="preserve"> reject the null hypothesis: </w:t>
+            </w:r>
+            <w:proofErr w:type="spellStart"/>
+            <w:r>
+              <w:rPr>
+                <w:color w:val="1B2A38"/>
+                <w:sz w:val="21"/>
+                <w:szCs w:val="21"/>
+              </w:rPr>
+              <w:t>health_score</w:t>
+            </w:r>
+            <w:proofErr w:type="spellEnd"/>
+            <w:r>
+              <w:rPr>
+                <w:color w:val="1B2A38"/>
+                <w:sz w:val="21"/>
+                <w:szCs w:val="21"/>
+              </w:rPr>
+              <w:t xml:space="preserve"> is strongly associated with risk. (For categorical drivers </w:t>
+            </w:r>
+            <w:r>
+              <w:rPr>
+                <w:color w:val="1B2A38"/>
+                <w:sz w:val="21"/>
+                <w:szCs w:val="21"/>
+              </w:rPr>
+              <w:t>I</w:t>
+            </w:r>
+            <w:r>
+              <w:rPr>
+                <w:color w:val="1B2A38"/>
+                <w:sz w:val="21"/>
+                <w:szCs w:val="21"/>
+              </w:rPr>
+              <w:t xml:space="preserve"> used a Chi-square test: </w:t>
+            </w:r>
+            <w:proofErr w:type="spellStart"/>
+            <w:r>
+              <w:rPr>
+                <w:color w:val="1B2A38"/>
+                <w:sz w:val="21"/>
+                <w:szCs w:val="21"/>
+              </w:rPr>
+              <w:t>has_chronic_disease</w:t>
+            </w:r>
+            <w:proofErr w:type="spellEnd"/>
+            <w:r>
+              <w:rPr>
+                <w:color w:val="1B2A38"/>
+                <w:sz w:val="21"/>
+                <w:szCs w:val="21"/>
+              </w:rPr>
+              <w:t xml:space="preserve"> is significant, χ² = 430.83, p &lt; 0.001, while </w:t>
+            </w:r>
+            <w:proofErr w:type="spellStart"/>
+            <w:r>
+              <w:rPr>
+                <w:color w:val="1B2A38"/>
+                <w:sz w:val="21"/>
+                <w:szCs w:val="21"/>
+              </w:rPr>
+              <w:t>policy_type</w:t>
+            </w:r>
+            <w:proofErr w:type="spellEnd"/>
+            <w:r>
+              <w:rPr>
+                <w:color w:val="1B2A38"/>
+                <w:sz w:val="21"/>
+                <w:szCs w:val="21"/>
+              </w:rPr>
+              <w:t xml:space="preserve"> is NOT, χ² = 1.12, p = 0.57.)</w:t>
             </w:r>
           </w:p>
         </w:tc>
@@ -813,40 +1231,37 @@
     <w:p>
       <w:pPr>
         <w:pStyle w:val="Heading2"/>
-        <w:spacing w:after="80" w:before="180"/>
-      </w:pPr>
-      <w:r>
-        <w:rPr>
-          <w:b/>
-          <w:bCs/>
-          <w:color w:val="0090DA"/>
-        </w:rPr>
-        <w:t xml:space="preserve">Multicollinearity</w:t>
-      </w:r>
-    </w:p>
-    <w:p>
-      <w:pPr>
-        <w:spacing w:after="120" w:line="276"/>
-      </w:pPr>
-      <w:r>
-        <w:rPr>
-          <w:sz w:val="22"/>
-          <w:szCs w:val="22"/>
-        </w:rPr>
-        <w:t xml:space="preserve">We checked the correlation matrix and Variance Inflation Factors (VIF) across all numeric predictors.</w:t>
-      </w:r>
-    </w:p>
-    <w:p>
-      <w:pPr>
-        <w:spacing w:after="60" w:before="120"/>
+      </w:pPr>
+      <w:r>
+        <w:t>Multicollinearity</w:t>
+      </w:r>
+    </w:p>
+    <w:p>
+      <w:pPr>
+        <w:spacing w:after="120" w:line="276" w:lineRule="auto"/>
+      </w:pPr>
+      <w:r>
+        <w:t>I</w:t>
+      </w:r>
+      <w:r>
+        <w:t xml:space="preserve"> checked the correlation matrix and Variance Inflation Factors (VIF) across all numeric predictors.</w:t>
+      </w:r>
+    </w:p>
+    <w:p>
+      <w:pPr>
+        <w:spacing w:before="120" w:after="60"/>
         <w:jc w:val="center"/>
       </w:pPr>
       <w:r>
+        <w:rPr>
+          <w:noProof/>
+        </w:rPr>
+        <w:lastRenderedPageBreak/>
         <w:drawing>
-          <wp:inline distT="0" distB="0" distL="0" distR="0">
+          <wp:inline distT="0" distB="0" distL="0" distR="0" wp14:anchorId="2893B044" wp14:editId="44DDEDCE">
             <wp:extent cx="4095750" cy="3276600"/>
-            <wp:effectExtent t="0" r="0" b="0" l="0"/>
-            <wp:docPr id="1" name="" descr="" title=""/>
+            <wp:effectExtent l="0" t="0" r="0" b="0"/>
+            <wp:docPr id="1567874478" name="Picture 1567874478"/>
             <wp:cNvGraphicFramePr>
               <a:graphicFrameLocks xmlns:a="http://schemas.openxmlformats.org/drawingml/2006/main" noChangeAspect="1"/>
             </wp:cNvGraphicFramePr>
@@ -854,13 +1269,13 @@
               <a:graphicData uri="http://schemas.openxmlformats.org/drawingml/2006/picture">
                 <pic:pic xmlns:pic="http://schemas.openxmlformats.org/drawingml/2006/picture">
                   <pic:nvPicPr>
-                    <pic:cNvPr id="0" name="" descr=""/>
+                    <pic:cNvPr id="0" name=""/>
                     <pic:cNvPicPr>
                       <a:picLocks noChangeAspect="1" noChangeArrowheads="1"/>
                     </pic:cNvPicPr>
                   </pic:nvPicPr>
                   <pic:blipFill>
-                    <a:blip r:embed="rId9" cstate="none"/>
+                    <a:blip r:embed="rId7"/>
                     <a:srcRect/>
                     <a:stretch>
                       <a:fillRect/>
@@ -895,20 +1310,47 @@
           <w:sz w:val="18"/>
           <w:szCs w:val="18"/>
         </w:rPr>
-        <w:t xml:space="preserve">Figure 3. Correlation matrix. Only age (+0.42) and health_score (−0.23) correlate with the target; predictors are mutually uncorrelated.</w:t>
+        <w:t xml:space="preserve">Figure 3. Correlation matrix. Only age (+0.42) and </w:t>
+      </w:r>
+      <w:proofErr w:type="spellStart"/>
+      <w:r>
+        <w:rPr>
+          <w:i/>
+          <w:iCs/>
+          <w:color w:val="5B6770"/>
+          <w:sz w:val="18"/>
+          <w:szCs w:val="18"/>
+        </w:rPr>
+        <w:t>health_score</w:t>
+      </w:r>
+      <w:proofErr w:type="spellEnd"/>
+      <w:r>
+        <w:rPr>
+          <w:i/>
+          <w:iCs/>
+          <w:color w:val="5B6770"/>
+          <w:sz w:val="18"/>
+          <w:szCs w:val="18"/>
+        </w:rPr>
+        <w:t xml:space="preserve"> (−0.23) correlate with the target; predictors are mutually uncorrelated.</w:t>
       </w:r>
     </w:p>
     <w:tbl>
       <w:tblPr>
-        <w:tblW w:type="dxa" w:w="9360"/>
+        <w:tblW w:w="9360" w:type="dxa"/>
         <w:tblBorders>
-          <w:top w:val="single" w:color="CCCCCC" w:sz="1"/>
-          <w:left w:val="single" w:color="CCCCCC" w:sz="1"/>
-          <w:bottom w:val="single" w:color="CCCCCC" w:sz="1"/>
-          <w:right w:val="single" w:color="CCCCCC" w:sz="1"/>
-          <w:insideH w:val="single" w:color="CCCCCC" w:sz="1"/>
-          <w:insideV w:val="single" w:color="CCCCCC" w:sz="1"/>
+          <w:top w:val="single" w:sz="1" w:space="0" w:color="CCCCCC"/>
+          <w:left w:val="single" w:sz="1" w:space="0" w:color="CCCCCC"/>
+          <w:bottom w:val="single" w:sz="1" w:space="0" w:color="CCCCCC"/>
+          <w:right w:val="single" w:sz="1" w:space="0" w:color="CCCCCC"/>
+          <w:insideH w:val="single" w:sz="1" w:space="0" w:color="CCCCCC"/>
+          <w:insideV w:val="single" w:sz="1" w:space="0" w:color="CCCCCC"/>
         </w:tblBorders>
+        <w:tblCellMar>
+          <w:left w:w="10" w:type="dxa"/>
+          <w:right w:w="10" w:type="dxa"/>
+        </w:tblCellMar>
+        <w:tblLook w:val="0000" w:firstRow="0" w:lastRow="0" w:firstColumn="0" w:lastColumn="0" w:noHBand="0" w:noVBand="0"/>
       </w:tblPr>
       <w:tblGrid>
         <w:gridCol w:w="3600"/>
@@ -916,18 +1358,24 @@
         <w:gridCol w:w="2760"/>
       </w:tblGrid>
       <w:tr>
+        <w:tblPrEx>
+          <w:tblCellMar>
+            <w:top w:w="0" w:type="dxa"/>
+            <w:bottom w:w="0" w:type="dxa"/>
+          </w:tblCellMar>
+        </w:tblPrEx>
         <w:trPr>
           <w:tblHeader/>
         </w:trPr>
         <w:tc>
           <w:tcPr>
-            <w:tcW w:type="dxa" w:w="3600"/>
-            <w:shd w:fill="0090DA" w:val="clear"/>
+            <w:tcW w:w="3600" w:type="dxa"/>
+            <w:shd w:val="clear" w:color="auto" w:fill="0090DA"/>
             <w:tcMar>
-              <w:top w:type="dxa" w:w="60"/>
-              <w:left w:type="dxa" w:w="100"/>
-              <w:bottom w:type="dxa" w:w="60"/>
-              <w:right w:type="dxa" w:w="100"/>
+              <w:top w:w="60" w:type="dxa"/>
+              <w:left w:w="100" w:type="dxa"/>
+              <w:bottom w:w="60" w:type="dxa"/>
+              <w:right w:w="100" w:type="dxa"/>
             </w:tcMar>
           </w:tcPr>
           <w:p>
@@ -939,19 +1387,19 @@
                 <w:sz w:val="20"/>
                 <w:szCs w:val="20"/>
               </w:rPr>
-              <w:t xml:space="preserve">Feature</w:t>
+              <w:t>Feature</w:t>
             </w:r>
           </w:p>
         </w:tc>
         <w:tc>
           <w:tcPr>
-            <w:tcW w:type="dxa" w:w="3000"/>
-            <w:shd w:fill="0090DA" w:val="clear"/>
+            <w:tcW w:w="3000" w:type="dxa"/>
+            <w:shd w:val="clear" w:color="auto" w:fill="0090DA"/>
             <w:tcMar>
-              <w:top w:type="dxa" w:w="60"/>
-              <w:left w:type="dxa" w:w="100"/>
-              <w:bottom w:type="dxa" w:w="60"/>
-              <w:right w:type="dxa" w:w="100"/>
+              <w:top w:w="60" w:type="dxa"/>
+              <w:left w:w="100" w:type="dxa"/>
+              <w:bottom w:w="60" w:type="dxa"/>
+              <w:right w:w="100" w:type="dxa"/>
             </w:tcMar>
           </w:tcPr>
           <w:p>
@@ -963,19 +1411,19 @@
                 <w:sz w:val="20"/>
                 <w:szCs w:val="20"/>
               </w:rPr>
-              <w:t xml:space="preserve">Corr. with target</w:t>
+              <w:t>Corr. with target</w:t>
             </w:r>
           </w:p>
         </w:tc>
         <w:tc>
           <w:tcPr>
-            <w:tcW w:type="dxa" w:w="2760"/>
-            <w:shd w:fill="0090DA" w:val="clear"/>
+            <w:tcW w:w="2760" w:type="dxa"/>
+            <w:shd w:val="clear" w:color="auto" w:fill="0090DA"/>
             <w:tcMar>
-              <w:top w:type="dxa" w:w="60"/>
-              <w:left w:type="dxa" w:w="100"/>
-              <w:bottom w:type="dxa" w:w="60"/>
-              <w:right w:type="dxa" w:w="100"/>
+              <w:top w:w="60" w:type="dxa"/>
+              <w:left w:w="100" w:type="dxa"/>
+              <w:bottom w:w="60" w:type="dxa"/>
+              <w:right w:w="100" w:type="dxa"/>
             </w:tcMar>
           </w:tcPr>
           <w:p>
@@ -987,21 +1435,27 @@
                 <w:sz w:val="20"/>
                 <w:szCs w:val="20"/>
               </w:rPr>
-              <w:t xml:space="preserve">VIF</w:t>
+              <w:t>VIF</w:t>
             </w:r>
           </w:p>
         </w:tc>
       </w:tr>
       <w:tr>
+        <w:tblPrEx>
+          <w:tblCellMar>
+            <w:top w:w="0" w:type="dxa"/>
+            <w:bottom w:w="0" w:type="dxa"/>
+          </w:tblCellMar>
+        </w:tblPrEx>
         <w:tc>
           <w:tcPr>
-            <w:tcW w:type="dxa" w:w="3600"/>
-            <w:shd w:fill="FFFFFF" w:val="clear"/>
+            <w:tcW w:w="3600" w:type="dxa"/>
+            <w:shd w:val="clear" w:color="auto" w:fill="FFFFFF"/>
             <w:tcMar>
-              <w:top w:type="dxa" w:w="50"/>
-              <w:left w:type="dxa" w:w="100"/>
-              <w:bottom w:type="dxa" w:w="50"/>
-              <w:right w:type="dxa" w:w="100"/>
+              <w:top w:w="50" w:type="dxa"/>
+              <w:left w:w="100" w:type="dxa"/>
+              <w:bottom w:w="50" w:type="dxa"/>
+              <w:right w:w="100" w:type="dxa"/>
             </w:tcMar>
           </w:tcPr>
           <w:p>
@@ -1013,72 +1467,75 @@
                 <w:sz w:val="20"/>
                 <w:szCs w:val="20"/>
               </w:rPr>
-              <w:t xml:space="preserve">age</w:t>
+              <w:t>age</w:t>
             </w:r>
           </w:p>
         </w:tc>
         <w:tc>
           <w:tcPr>
-            <w:tcW w:type="dxa" w:w="3000"/>
-            <w:shd w:fill="FFFFFF" w:val="clear"/>
+            <w:tcW w:w="3000" w:type="dxa"/>
+            <w:shd w:val="clear" w:color="auto" w:fill="FFFFFF"/>
             <w:tcMar>
-              <w:top w:type="dxa" w:w="50"/>
-              <w:left w:type="dxa" w:w="100"/>
-              <w:bottom w:type="dxa" w:w="50"/>
-              <w:right w:type="dxa" w:w="100"/>
+              <w:top w:w="50" w:type="dxa"/>
+              <w:left w:w="100" w:type="dxa"/>
+              <w:bottom w:w="50" w:type="dxa"/>
+              <w:right w:w="100" w:type="dxa"/>
             </w:tcMar>
           </w:tcPr>
           <w:p>
             <w:r>
               <w:rPr>
-                <w:b w:val="false"/>
-                <w:bCs w:val="false"/>
                 <w:color w:val="1B2A38"/>
                 <w:sz w:val="20"/>
                 <w:szCs w:val="20"/>
               </w:rPr>
-              <w:t xml:space="preserve">+0.428</w:t>
+              <w:t>+0.428</w:t>
             </w:r>
           </w:p>
         </w:tc>
         <w:tc>
           <w:tcPr>
-            <w:tcW w:type="dxa" w:w="2760"/>
-            <w:shd w:fill="FFFFFF" w:val="clear"/>
+            <w:tcW w:w="2760" w:type="dxa"/>
+            <w:shd w:val="clear" w:color="auto" w:fill="FFFFFF"/>
             <w:tcMar>
-              <w:top w:type="dxa" w:w="50"/>
-              <w:left w:type="dxa" w:w="100"/>
-              <w:bottom w:type="dxa" w:w="50"/>
-              <w:right w:type="dxa" w:w="100"/>
+              <w:top w:w="50" w:type="dxa"/>
+              <w:left w:w="100" w:type="dxa"/>
+              <w:bottom w:w="50" w:type="dxa"/>
+              <w:right w:w="100" w:type="dxa"/>
             </w:tcMar>
           </w:tcPr>
           <w:p>
             <w:r>
               <w:rPr>
-                <w:b w:val="false"/>
-                <w:bCs w:val="false"/>
                 <w:color w:val="1B2A38"/>
                 <w:sz w:val="20"/>
                 <w:szCs w:val="20"/>
               </w:rPr>
-              <w:t xml:space="preserve">1.00</w:t>
+              <w:t>1.00</w:t>
             </w:r>
           </w:p>
         </w:tc>
       </w:tr>
       <w:tr>
+        <w:tblPrEx>
+          <w:tblCellMar>
+            <w:top w:w="0" w:type="dxa"/>
+            <w:bottom w:w="0" w:type="dxa"/>
+          </w:tblCellMar>
+        </w:tblPrEx>
         <w:tc>
           <w:tcPr>
-            <w:tcW w:type="dxa" w:w="3600"/>
-            <w:shd w:fill="F2F6F9" w:val="clear"/>
+            <w:tcW w:w="3600" w:type="dxa"/>
+            <w:shd w:val="clear" w:color="auto" w:fill="F2F6F9"/>
             <w:tcMar>
-              <w:top w:type="dxa" w:w="50"/>
-              <w:left w:type="dxa" w:w="100"/>
-              <w:bottom w:type="dxa" w:w="50"/>
-              <w:right w:type="dxa" w:w="100"/>
+              <w:top w:w="50" w:type="dxa"/>
+              <w:left w:w="100" w:type="dxa"/>
+              <w:bottom w:w="50" w:type="dxa"/>
+              <w:right w:w="100" w:type="dxa"/>
             </w:tcMar>
           </w:tcPr>
           <w:p>
+            <w:proofErr w:type="spellStart"/>
             <w:r>
               <w:rPr>
                 <w:b/>
@@ -1087,72 +1544,76 @@
                 <w:sz w:val="20"/>
                 <w:szCs w:val="20"/>
               </w:rPr>
-              <w:t xml:space="preserve">health_score</w:t>
-            </w:r>
+              <w:t>health_score</w:t>
+            </w:r>
+            <w:proofErr w:type="spellEnd"/>
           </w:p>
         </w:tc>
         <w:tc>
           <w:tcPr>
-            <w:tcW w:type="dxa" w:w="3000"/>
-            <w:shd w:fill="F2F6F9" w:val="clear"/>
+            <w:tcW w:w="3000" w:type="dxa"/>
+            <w:shd w:val="clear" w:color="auto" w:fill="F2F6F9"/>
             <w:tcMar>
-              <w:top w:type="dxa" w:w="50"/>
-              <w:left w:type="dxa" w:w="100"/>
-              <w:bottom w:type="dxa" w:w="50"/>
-              <w:right w:type="dxa" w:w="100"/>
+              <w:top w:w="50" w:type="dxa"/>
+              <w:left w:w="100" w:type="dxa"/>
+              <w:bottom w:w="50" w:type="dxa"/>
+              <w:right w:w="100" w:type="dxa"/>
             </w:tcMar>
           </w:tcPr>
           <w:p>
             <w:r>
               <w:rPr>
-                <w:b w:val="false"/>
-                <w:bCs w:val="false"/>
                 <w:color w:val="1B2A38"/>
                 <w:sz w:val="20"/>
                 <w:szCs w:val="20"/>
               </w:rPr>
-              <w:t xml:space="preserve">-0.227</w:t>
+              <w:t>-0.227</w:t>
             </w:r>
           </w:p>
         </w:tc>
         <w:tc>
           <w:tcPr>
-            <w:tcW w:type="dxa" w:w="2760"/>
-            <w:shd w:fill="F2F6F9" w:val="clear"/>
+            <w:tcW w:w="2760" w:type="dxa"/>
+            <w:shd w:val="clear" w:color="auto" w:fill="F2F6F9"/>
             <w:tcMar>
-              <w:top w:type="dxa" w:w="50"/>
-              <w:left w:type="dxa" w:w="100"/>
-              <w:bottom w:type="dxa" w:w="50"/>
-              <w:right w:type="dxa" w:w="100"/>
+              <w:top w:w="50" w:type="dxa"/>
+              <w:left w:w="100" w:type="dxa"/>
+              <w:bottom w:w="50" w:type="dxa"/>
+              <w:right w:w="100" w:type="dxa"/>
             </w:tcMar>
           </w:tcPr>
           <w:p>
             <w:r>
               <w:rPr>
-                <w:b w:val="false"/>
-                <w:bCs w:val="false"/>
                 <w:color w:val="1B2A38"/>
                 <w:sz w:val="20"/>
                 <w:szCs w:val="20"/>
               </w:rPr>
-              <w:t xml:space="preserve">1.00</w:t>
+              <w:t>1.00</w:t>
             </w:r>
           </w:p>
         </w:tc>
       </w:tr>
       <w:tr>
+        <w:tblPrEx>
+          <w:tblCellMar>
+            <w:top w:w="0" w:type="dxa"/>
+            <w:bottom w:w="0" w:type="dxa"/>
+          </w:tblCellMar>
+        </w:tblPrEx>
         <w:tc>
           <w:tcPr>
-            <w:tcW w:type="dxa" w:w="3600"/>
-            <w:shd w:fill="FFFFFF" w:val="clear"/>
+            <w:tcW w:w="3600" w:type="dxa"/>
+            <w:shd w:val="clear" w:color="auto" w:fill="FFFFFF"/>
             <w:tcMar>
-              <w:top w:type="dxa" w:w="50"/>
-              <w:left w:type="dxa" w:w="100"/>
-              <w:bottom w:type="dxa" w:w="50"/>
-              <w:right w:type="dxa" w:w="100"/>
+              <w:top w:w="50" w:type="dxa"/>
+              <w:left w:w="100" w:type="dxa"/>
+              <w:bottom w:w="50" w:type="dxa"/>
+              <w:right w:w="100" w:type="dxa"/>
             </w:tcMar>
           </w:tcPr>
           <w:p>
+            <w:proofErr w:type="spellStart"/>
             <w:r>
               <w:rPr>
                 <w:b/>
@@ -1161,72 +1622,76 @@
                 <w:sz w:val="20"/>
                 <w:szCs w:val="20"/>
               </w:rPr>
-              <w:t xml:space="preserve">has_chronic_disease</w:t>
-            </w:r>
+              <w:t>has_chronic_disease</w:t>
+            </w:r>
+            <w:proofErr w:type="spellEnd"/>
           </w:p>
         </w:tc>
         <w:tc>
           <w:tcPr>
-            <w:tcW w:type="dxa" w:w="3000"/>
-            <w:shd w:fill="FFFFFF" w:val="clear"/>
+            <w:tcW w:w="3000" w:type="dxa"/>
+            <w:shd w:val="clear" w:color="auto" w:fill="FFFFFF"/>
             <w:tcMar>
-              <w:top w:type="dxa" w:w="50"/>
-              <w:left w:type="dxa" w:w="100"/>
-              <w:bottom w:type="dxa" w:w="50"/>
-              <w:right w:type="dxa" w:w="100"/>
+              <w:top w:w="50" w:type="dxa"/>
+              <w:left w:w="100" w:type="dxa"/>
+              <w:bottom w:w="50" w:type="dxa"/>
+              <w:right w:w="100" w:type="dxa"/>
             </w:tcMar>
           </w:tcPr>
           <w:p>
             <w:r>
               <w:rPr>
-                <w:b w:val="false"/>
-                <w:bCs w:val="false"/>
                 <w:color w:val="1B2A38"/>
                 <w:sz w:val="20"/>
                 <w:szCs w:val="20"/>
               </w:rPr>
-              <w:t xml:space="preserve">+0.085</w:t>
+              <w:t>+0.085</w:t>
             </w:r>
           </w:p>
         </w:tc>
         <w:tc>
           <w:tcPr>
-            <w:tcW w:type="dxa" w:w="2760"/>
-            <w:shd w:fill="FFFFFF" w:val="clear"/>
+            <w:tcW w:w="2760" w:type="dxa"/>
+            <w:shd w:val="clear" w:color="auto" w:fill="FFFFFF"/>
             <w:tcMar>
-              <w:top w:type="dxa" w:w="50"/>
-              <w:left w:type="dxa" w:w="100"/>
-              <w:bottom w:type="dxa" w:w="50"/>
-              <w:right w:type="dxa" w:w="100"/>
+              <w:top w:w="50" w:type="dxa"/>
+              <w:left w:w="100" w:type="dxa"/>
+              <w:bottom w:w="50" w:type="dxa"/>
+              <w:right w:w="100" w:type="dxa"/>
             </w:tcMar>
           </w:tcPr>
           <w:p>
             <w:r>
               <w:rPr>
-                <w:b w:val="false"/>
-                <w:bCs w:val="false"/>
                 <w:color w:val="1B2A38"/>
                 <w:sz w:val="20"/>
                 <w:szCs w:val="20"/>
               </w:rPr>
-              <w:t xml:space="preserve">1.00</w:t>
+              <w:t>1.00</w:t>
             </w:r>
           </w:p>
         </w:tc>
       </w:tr>
       <w:tr>
+        <w:tblPrEx>
+          <w:tblCellMar>
+            <w:top w:w="0" w:type="dxa"/>
+            <w:bottom w:w="0" w:type="dxa"/>
+          </w:tblCellMar>
+        </w:tblPrEx>
         <w:tc>
           <w:tcPr>
-            <w:tcW w:type="dxa" w:w="3600"/>
-            <w:shd w:fill="F2F6F9" w:val="clear"/>
+            <w:tcW w:w="3600" w:type="dxa"/>
+            <w:shd w:val="clear" w:color="auto" w:fill="F2F6F9"/>
             <w:tcMar>
-              <w:top w:type="dxa" w:w="50"/>
-              <w:left w:type="dxa" w:w="100"/>
-              <w:bottom w:type="dxa" w:w="50"/>
-              <w:right w:type="dxa" w:w="100"/>
+              <w:top w:w="50" w:type="dxa"/>
+              <w:left w:w="100" w:type="dxa"/>
+              <w:bottom w:w="50" w:type="dxa"/>
+              <w:right w:w="100" w:type="dxa"/>
             </w:tcMar>
           </w:tcPr>
           <w:p>
+            <w:proofErr w:type="spellStart"/>
             <w:r>
               <w:rPr>
                 <w:b/>
@@ -1235,72 +1700,76 @@
                 <w:sz w:val="20"/>
                 <w:szCs w:val="20"/>
               </w:rPr>
-              <w:t xml:space="preserve">annual_income</w:t>
-            </w:r>
+              <w:t>annual_income</w:t>
+            </w:r>
+            <w:proofErr w:type="spellEnd"/>
           </w:p>
         </w:tc>
         <w:tc>
           <w:tcPr>
-            <w:tcW w:type="dxa" w:w="3000"/>
-            <w:shd w:fill="F2F6F9" w:val="clear"/>
+            <w:tcW w:w="3000" w:type="dxa"/>
+            <w:shd w:val="clear" w:color="auto" w:fill="F2F6F9"/>
             <w:tcMar>
-              <w:top w:type="dxa" w:w="50"/>
-              <w:left w:type="dxa" w:w="100"/>
-              <w:bottom w:type="dxa" w:w="50"/>
-              <w:right w:type="dxa" w:w="100"/>
+              <w:top w:w="50" w:type="dxa"/>
+              <w:left w:w="100" w:type="dxa"/>
+              <w:bottom w:w="50" w:type="dxa"/>
+              <w:right w:w="100" w:type="dxa"/>
             </w:tcMar>
           </w:tcPr>
           <w:p>
             <w:r>
               <w:rPr>
-                <w:b w:val="false"/>
-                <w:bCs w:val="false"/>
                 <w:color w:val="1B2A38"/>
                 <w:sz w:val="20"/>
                 <w:szCs w:val="20"/>
               </w:rPr>
-              <w:t xml:space="preserve">-0.004</w:t>
+              <w:t>-0.004</w:t>
             </w:r>
           </w:p>
         </w:tc>
         <w:tc>
           <w:tcPr>
-            <w:tcW w:type="dxa" w:w="2760"/>
-            <w:shd w:fill="F2F6F9" w:val="clear"/>
+            <w:tcW w:w="2760" w:type="dxa"/>
+            <w:shd w:val="clear" w:color="auto" w:fill="F2F6F9"/>
             <w:tcMar>
-              <w:top w:type="dxa" w:w="50"/>
-              <w:left w:type="dxa" w:w="100"/>
-              <w:bottom w:type="dxa" w:w="50"/>
-              <w:right w:type="dxa" w:w="100"/>
+              <w:top w:w="50" w:type="dxa"/>
+              <w:left w:w="100" w:type="dxa"/>
+              <w:bottom w:w="50" w:type="dxa"/>
+              <w:right w:w="100" w:type="dxa"/>
             </w:tcMar>
           </w:tcPr>
           <w:p>
             <w:r>
               <w:rPr>
-                <w:b w:val="false"/>
-                <w:bCs w:val="false"/>
                 <w:color w:val="1B2A38"/>
                 <w:sz w:val="20"/>
                 <w:szCs w:val="20"/>
               </w:rPr>
-              <w:t xml:space="preserve">1.00</w:t>
+              <w:t>1.00</w:t>
             </w:r>
           </w:p>
         </w:tc>
       </w:tr>
       <w:tr>
+        <w:tblPrEx>
+          <w:tblCellMar>
+            <w:top w:w="0" w:type="dxa"/>
+            <w:bottom w:w="0" w:type="dxa"/>
+          </w:tblCellMar>
+        </w:tblPrEx>
         <w:tc>
           <w:tcPr>
-            <w:tcW w:type="dxa" w:w="3600"/>
-            <w:shd w:fill="FFFFFF" w:val="clear"/>
+            <w:tcW w:w="3600" w:type="dxa"/>
+            <w:shd w:val="clear" w:color="auto" w:fill="FFFFFF"/>
             <w:tcMar>
-              <w:top w:type="dxa" w:w="50"/>
-              <w:left w:type="dxa" w:w="100"/>
-              <w:bottom w:type="dxa" w:w="50"/>
-              <w:right w:type="dxa" w:w="100"/>
+              <w:top w:w="50" w:type="dxa"/>
+              <w:left w:w="100" w:type="dxa"/>
+              <w:bottom w:w="50" w:type="dxa"/>
+              <w:right w:w="100" w:type="dxa"/>
             </w:tcMar>
           </w:tcPr>
           <w:p>
+            <w:proofErr w:type="spellStart"/>
             <w:r>
               <w:rPr>
                 <w:b/>
@@ -1309,72 +1778,76 @@
                 <w:sz w:val="20"/>
                 <w:szCs w:val="20"/>
               </w:rPr>
-              <w:t xml:space="preserve">past_claims_amount</w:t>
-            </w:r>
+              <w:t>past_claims_amount</w:t>
+            </w:r>
+            <w:proofErr w:type="spellEnd"/>
           </w:p>
         </w:tc>
         <w:tc>
           <w:tcPr>
-            <w:tcW w:type="dxa" w:w="3000"/>
-            <w:shd w:fill="FFFFFF" w:val="clear"/>
+            <w:tcW w:w="3000" w:type="dxa"/>
+            <w:shd w:val="clear" w:color="auto" w:fill="FFFFFF"/>
             <w:tcMar>
-              <w:top w:type="dxa" w:w="50"/>
-              <w:left w:type="dxa" w:w="100"/>
-              <w:bottom w:type="dxa" w:w="50"/>
-              <w:right w:type="dxa" w:w="100"/>
+              <w:top w:w="50" w:type="dxa"/>
+              <w:left w:w="100" w:type="dxa"/>
+              <w:bottom w:w="50" w:type="dxa"/>
+              <w:right w:w="100" w:type="dxa"/>
             </w:tcMar>
           </w:tcPr>
           <w:p>
             <w:r>
               <w:rPr>
-                <w:b w:val="false"/>
-                <w:bCs w:val="false"/>
                 <w:color w:val="1B2A38"/>
                 <w:sz w:val="20"/>
                 <w:szCs w:val="20"/>
               </w:rPr>
-              <w:t xml:space="preserve">+0.001</w:t>
+              <w:t>+0.001</w:t>
             </w:r>
           </w:p>
         </w:tc>
         <w:tc>
           <w:tcPr>
-            <w:tcW w:type="dxa" w:w="2760"/>
-            <w:shd w:fill="FFFFFF" w:val="clear"/>
+            <w:tcW w:w="2760" w:type="dxa"/>
+            <w:shd w:val="clear" w:color="auto" w:fill="FFFFFF"/>
             <w:tcMar>
-              <w:top w:type="dxa" w:w="50"/>
-              <w:left w:type="dxa" w:w="100"/>
-              <w:bottom w:type="dxa" w:w="50"/>
-              <w:right w:type="dxa" w:w="100"/>
+              <w:top w:w="50" w:type="dxa"/>
+              <w:left w:w="100" w:type="dxa"/>
+              <w:bottom w:w="50" w:type="dxa"/>
+              <w:right w:w="100" w:type="dxa"/>
             </w:tcMar>
           </w:tcPr>
           <w:p>
             <w:r>
               <w:rPr>
-                <w:b w:val="false"/>
-                <w:bCs w:val="false"/>
                 <w:color w:val="1B2A38"/>
                 <w:sz w:val="20"/>
                 <w:szCs w:val="20"/>
               </w:rPr>
-              <w:t xml:space="preserve">1.00</w:t>
+              <w:t>1.00</w:t>
             </w:r>
           </w:p>
         </w:tc>
       </w:tr>
       <w:tr>
+        <w:tblPrEx>
+          <w:tblCellMar>
+            <w:top w:w="0" w:type="dxa"/>
+            <w:bottom w:w="0" w:type="dxa"/>
+          </w:tblCellMar>
+        </w:tblPrEx>
         <w:tc>
           <w:tcPr>
-            <w:tcW w:type="dxa" w:w="3600"/>
-            <w:shd w:fill="F2F6F9" w:val="clear"/>
+            <w:tcW w:w="3600" w:type="dxa"/>
+            <w:shd w:val="clear" w:color="auto" w:fill="F2F6F9"/>
             <w:tcMar>
-              <w:top w:type="dxa" w:w="50"/>
-              <w:left w:type="dxa" w:w="100"/>
-              <w:bottom w:type="dxa" w:w="50"/>
-              <w:right w:type="dxa" w:w="100"/>
+              <w:top w:w="50" w:type="dxa"/>
+              <w:left w:w="100" w:type="dxa"/>
+              <w:bottom w:w="50" w:type="dxa"/>
+              <w:right w:w="100" w:type="dxa"/>
             </w:tcMar>
           </w:tcPr>
           <w:p>
+            <w:proofErr w:type="spellStart"/>
             <w:r>
               <w:rPr>
                 <w:b/>
@@ -1383,55 +1856,52 @@
                 <w:sz w:val="20"/>
                 <w:szCs w:val="20"/>
               </w:rPr>
-              <w:t xml:space="preserve">bmi</w:t>
-            </w:r>
+              <w:t>bmi</w:t>
+            </w:r>
+            <w:proofErr w:type="spellEnd"/>
           </w:p>
         </w:tc>
         <w:tc>
           <w:tcPr>
-            <w:tcW w:type="dxa" w:w="3000"/>
-            <w:shd w:fill="F2F6F9" w:val="clear"/>
+            <w:tcW w:w="3000" w:type="dxa"/>
+            <w:shd w:val="clear" w:color="auto" w:fill="F2F6F9"/>
             <w:tcMar>
-              <w:top w:type="dxa" w:w="50"/>
-              <w:left w:type="dxa" w:w="100"/>
-              <w:bottom w:type="dxa" w:w="50"/>
-              <w:right w:type="dxa" w:w="100"/>
+              <w:top w:w="50" w:type="dxa"/>
+              <w:left w:w="100" w:type="dxa"/>
+              <w:bottom w:w="50" w:type="dxa"/>
+              <w:right w:w="100" w:type="dxa"/>
             </w:tcMar>
           </w:tcPr>
           <w:p>
             <w:r>
               <w:rPr>
-                <w:b w:val="false"/>
-                <w:bCs w:val="false"/>
                 <w:color w:val="1B2A38"/>
                 <w:sz w:val="20"/>
                 <w:szCs w:val="20"/>
               </w:rPr>
-              <w:t xml:space="preserve">+0.005</w:t>
+              <w:t>+0.005</w:t>
             </w:r>
           </w:p>
         </w:tc>
         <w:tc>
           <w:tcPr>
-            <w:tcW w:type="dxa" w:w="2760"/>
-            <w:shd w:fill="F2F6F9" w:val="clear"/>
+            <w:tcW w:w="2760" w:type="dxa"/>
+            <w:shd w:val="clear" w:color="auto" w:fill="F2F6F9"/>
             <w:tcMar>
-              <w:top w:type="dxa" w:w="50"/>
-              <w:left w:type="dxa" w:w="100"/>
-              <w:bottom w:type="dxa" w:w="50"/>
-              <w:right w:type="dxa" w:w="100"/>
+              <w:top w:w="50" w:type="dxa"/>
+              <w:left w:w="100" w:type="dxa"/>
+              <w:bottom w:w="50" w:type="dxa"/>
+              <w:right w:w="100" w:type="dxa"/>
             </w:tcMar>
           </w:tcPr>
           <w:p>
             <w:r>
               <w:rPr>
-                <w:b w:val="false"/>
-                <w:bCs w:val="false"/>
                 <w:color w:val="1B2A38"/>
                 <w:sz w:val="20"/>
                 <w:szCs w:val="20"/>
               </w:rPr>
-              <w:t xml:space="preserve">1.00</w:t>
+              <w:t>1.00</w:t>
             </w:r>
           </w:p>
         </w:tc>
@@ -1441,54 +1911,96 @@
       <w:pPr>
         <w:spacing w:after="60"/>
       </w:pPr>
-      <w:r>
-        <w:rPr>
-          <w:sz w:val="22"/>
-          <w:szCs w:val="22"/>
-        </w:rPr>
-        <w:t xml:space="preserve"/>
-      </w:r>
     </w:p>
     <w:tbl>
       <w:tblPr>
-        <w:tblW w:type="dxa" w:w="9360"/>
+        <w:tblW w:w="9360" w:type="dxa"/>
         <w:tblBorders>
-          <w:top w:val="single" w:color="0090DA" w:sz="2"/>
-          <w:left w:val="single" w:color="0090DA" w:sz="18"/>
-          <w:bottom w:val="single" w:color="0090DA" w:sz="2"/>
-          <w:right w:val="single" w:color="0090DA" w:sz="2"/>
-          <w:insideH w:val="none"/>
-          <w:insideV w:val="none"/>
+          <w:top w:val="single" w:sz="2" w:space="0" w:color="0090DA"/>
+          <w:left w:val="single" w:sz="18" w:space="0" w:color="0090DA"/>
+          <w:bottom w:val="single" w:sz="2" w:space="0" w:color="0090DA"/>
+          <w:right w:val="single" w:sz="2" w:space="0" w:color="0090DA"/>
         </w:tblBorders>
+        <w:tblCellMar>
+          <w:left w:w="10" w:type="dxa"/>
+          <w:right w:w="10" w:type="dxa"/>
+        </w:tblCellMar>
+        <w:tblLook w:val="0000" w:firstRow="0" w:lastRow="0" w:firstColumn="0" w:lastColumn="0" w:noHBand="0" w:noVBand="0"/>
       </w:tblPr>
       <w:tblGrid>
         <w:gridCol w:w="9360"/>
       </w:tblGrid>
       <w:tr>
+        <w:tblPrEx>
+          <w:tblCellMar>
+            <w:top w:w="0" w:type="dxa"/>
+            <w:bottom w:w="0" w:type="dxa"/>
+          </w:tblCellMar>
+        </w:tblPrEx>
         <w:tc>
           <w:tcPr>
-            <w:tcW w:type="dxa" w:w="9360"/>
-            <w:shd w:fill="F4FAF6" w:val="clear"/>
+            <w:tcW w:w="9360" w:type="dxa"/>
+            <w:shd w:val="clear" w:color="auto" w:fill="F4FAF6"/>
             <w:tcMar>
-              <w:top w:type="dxa" w:w="120"/>
-              <w:left w:type="dxa" w:w="180"/>
-              <w:bottom w:type="dxa" w:w="120"/>
-              <w:right w:type="dxa" w:w="180"/>
+              <w:top w:w="120" w:type="dxa"/>
+              <w:left w:w="180" w:type="dxa"/>
+              <w:bottom w:w="120" w:type="dxa"/>
+              <w:right w:w="180" w:type="dxa"/>
             </w:tcMar>
           </w:tcPr>
           <w:p>
             <w:pPr>
               <w:spacing w:after="60"/>
             </w:pPr>
+            <w:proofErr w:type="spellStart"/>
             <w:r>
               <w:rPr>
                 <w:b/>
                 <w:bCs/>
                 <w:color w:val="0090DA"/>
-                <w:sz w:val="22"/>
-                <w:szCs w:val="22"/>
-              </w:rPr>
-              <w:t xml:space="preserve">Answer — no multicollinearity present</w:t>
+              </w:rPr>
+              <w:t>Ans</w:t>
+            </w:r>
+            <w:r>
+              <w:rPr>
+                <w:b/>
+                <w:bCs/>
+                <w:color w:val="0090DA"/>
+              </w:rPr>
+              <w:t>I</w:t>
+            </w:r>
+            <w:r>
+              <w:rPr>
+                <w:b/>
+                <w:bCs/>
+                <w:color w:val="0090DA"/>
+              </w:rPr>
+              <w:t>r</w:t>
+            </w:r>
+            <w:proofErr w:type="spellEnd"/>
+            <w:r>
+              <w:rPr>
+                <w:b/>
+                <w:bCs/>
+                <w:color w:val="0090DA"/>
+              </w:rPr>
+              <w:t xml:space="preserve"> </w:t>
+            </w:r>
+            <w:r>
+              <w:rPr>
+                <w:b/>
+                <w:bCs/>
+                <w:color w:val="0090DA"/>
+              </w:rPr>
+              <w:t>-</w:t>
+            </w:r>
+            <w:r>
+              <w:rPr>
+                <w:b/>
+                <w:bCs/>
+                <w:color w:val="0090DA"/>
+              </w:rPr>
+              <w:t xml:space="preserve"> no multicollinearity present</w:t>
             </w:r>
           </w:p>
           <w:p>
@@ -1498,7 +2010,39 @@
                 <w:sz w:val="21"/>
                 <w:szCs w:val="21"/>
               </w:rPr>
-              <w:t xml:space="preserve">Every inter-predictor correlation is ≈ 0 and all VIFs ≈ 1.0 (a VIF above 5 would signal a problem). No feature pair is redundant, so no feature needed to be dropped or combined. As a safeguard we still used L2-regularized Logistic Regression, which is stable even if mild collinearity were introduced by future data.</w:t>
+              <w:t xml:space="preserve">Every inter-predictor correlation is ≈ 0 and all VIFs ≈ 1.0 (a VIF above 5 would signal a problem). No feature pair is redundant, so no feature needed to be dropped or combined. As a safeguard </w:t>
+            </w:r>
+            <w:r>
+              <w:rPr>
+                <w:color w:val="1B2A38"/>
+                <w:sz w:val="21"/>
+                <w:szCs w:val="21"/>
+              </w:rPr>
+              <w:t>I</w:t>
+            </w:r>
+            <w:r>
+              <w:rPr>
+                <w:color w:val="1B2A38"/>
+                <w:sz w:val="21"/>
+                <w:szCs w:val="21"/>
+              </w:rPr>
+              <w:t xml:space="preserve"> still used L2-regularized Logistic Regression, which is stable even if mild collinearity </w:t>
+            </w:r>
+            <w:r>
+              <w:rPr>
+                <w:color w:val="1B2A38"/>
+                <w:sz w:val="21"/>
+                <w:szCs w:val="21"/>
+              </w:rPr>
+              <w:t>I</w:t>
+            </w:r>
+            <w:r>
+              <w:rPr>
+                <w:color w:val="1B2A38"/>
+                <w:sz w:val="21"/>
+                <w:szCs w:val="21"/>
+              </w:rPr>
+              <w:t>re introduced by future data.</w:t>
             </w:r>
           </w:p>
         </w:tc>
@@ -1512,73 +2056,58 @@
     <w:p>
       <w:pPr>
         <w:pStyle w:val="Heading1"/>
-        <w:spacing w:after="120" w:before="240"/>
-      </w:pPr>
+      </w:pPr>
+      <w:r>
+        <w:lastRenderedPageBreak/>
+        <w:t>Q3 · Model Selection &amp; Performance Metrics</w:t>
+      </w:r>
+    </w:p>
+    <w:p>
+      <w:pPr>
+        <w:pStyle w:val="Heading2"/>
+      </w:pPr>
+      <w:r>
+        <w:t>Why prioritise F1 / AUROC over Accuracy?</w:t>
+      </w:r>
+    </w:p>
+    <w:p>
+      <w:pPr>
+        <w:spacing w:after="120" w:line="276" w:lineRule="auto"/>
+      </w:pPr>
+      <w:r>
+        <w:t xml:space="preserve">The target is </w:t>
+      </w:r>
       <w:r>
         <w:rPr>
           <w:b/>
           <w:bCs/>
-          <w:color w:val="1B2A38"/>
-        </w:rPr>
-        <w:t xml:space="preserve">Q3 · Model Selection &amp; Performance Metrics</w:t>
-      </w:r>
-    </w:p>
-    <w:p>
-      <w:pPr>
-        <w:pStyle w:val="Heading2"/>
-        <w:spacing w:after="80" w:before="180"/>
-      </w:pPr>
-      <w:r>
-        <w:rPr>
-          <w:b/>
-          <w:bCs/>
-          <w:color w:val="0090DA"/>
-        </w:rPr>
-        <w:t xml:space="preserve">Why prioritise F1 / AUROC over Accuracy?</w:t>
-      </w:r>
-    </w:p>
-    <w:p>
-      <w:pPr>
-        <w:spacing w:after="120" w:line="276"/>
-      </w:pPr>
-      <w:r>
-        <w:rPr>
-          <w:sz w:val="22"/>
-          <w:szCs w:val="22"/>
-        </w:rPr>
-        <w:t xml:space="preserve">The target is </w:t>
-      </w:r>
-      <w:r>
-        <w:rPr>
-          <w:b/>
-          <w:bCs/>
-          <w:sz w:val="22"/>
-          <w:szCs w:val="22"/>
-        </w:rPr>
-        <w:t xml:space="preserve">45.68% high-risk</w:t>
-      </w:r>
-      <w:r>
-        <w:rPr>
-          <w:sz w:val="22"/>
-          <w:szCs w:val="22"/>
-        </w:rPr>
-        <w:t xml:space="preserve"> — close to balanced, not the extreme imbalance these questions often assume. That honesty matters: with a ~46/54 split, plain accuracy is </w:t>
+        </w:rPr>
+        <w:t>45.68% high-risk</w:t>
+      </w:r>
+      <w:r>
+        <w:t xml:space="preserve"> </w:t>
+      </w:r>
+      <w:r>
+        <w:t>-</w:t>
+      </w:r>
+      <w:r>
+        <w:t xml:space="preserve"> close to balanced, not the extreme imbalance these questions often assume. That honesty matters: with a ~46/54 split, plain accuracy is </w:t>
       </w:r>
       <w:r>
         <w:rPr>
           <w:i/>
           <w:iCs/>
-          <w:sz w:val="22"/>
-          <w:szCs w:val="22"/>
-        </w:rPr>
-        <w:t xml:space="preserve">less</w:t>
-      </w:r>
-      <w:r>
-        <w:rPr>
-          <w:sz w:val="22"/>
-          <w:szCs w:val="22"/>
-        </w:rPr>
-        <w:t xml:space="preserve"> misleading here than in a 1%-fraud problem. But we still lead with AUROC and F1 for two reasons:</w:t>
+        </w:rPr>
+        <w:t>less</w:t>
+      </w:r>
+      <w:r>
+        <w:t xml:space="preserve"> misleading here than in a 1%-fraud problem. But </w:t>
+      </w:r>
+      <w:r>
+        <w:t>I</w:t>
+      </w:r>
+      <w:r>
+        <w:t xml:space="preserve"> still lead with AUROC and F1 for two reasons:</w:t>
       </w:r>
     </w:p>
     <w:p>
@@ -1594,17 +2123,22 @@
         <w:rPr>
           <w:b/>
           <w:bCs/>
-          <w:sz w:val="22"/>
-          <w:szCs w:val="22"/>
-        </w:rPr>
-        <w:t xml:space="preserve">Asymmetric business cost.</w:t>
-      </w:r>
-      <w:r>
-        <w:rPr>
-          <w:sz w:val="22"/>
-          <w:szCs w:val="22"/>
-        </w:rPr>
-        <w:t xml:space="preserve"> A false negative (missing a high-risk customer) damages the loss ratio far more than a false positive. Accuracy weights both errors equally; F1 and the full ROC do not.</w:t>
+        </w:rPr>
+        <w:t>Asymmetric business cost.</w:t>
+      </w:r>
+      <w:r>
+        <w:t xml:space="preserve"> A false negative (missing a high-risk customer) damages the loss ratio far more than a false positive. Accuracy </w:t>
+      </w:r>
+      <w:proofErr w:type="spellStart"/>
+      <w:r>
+        <w:t>I</w:t>
+      </w:r>
+      <w:r>
+        <w:t>ights</w:t>
+      </w:r>
+      <w:proofErr w:type="spellEnd"/>
+      <w:r>
+        <w:t xml:space="preserve"> both errors equally; F1 and the full ROC do not.</w:t>
       </w:r>
     </w:p>
     <w:p>
@@ -1620,44 +2154,41 @@
         <w:rPr>
           <w:b/>
           <w:bCs/>
-          <w:sz w:val="22"/>
-          <w:szCs w:val="22"/>
-        </w:rPr>
-        <w:t xml:space="preserve">Threshold independence.</w:t>
-      </w:r>
-      <w:r>
-        <w:rPr>
-          <w:sz w:val="22"/>
-          <w:szCs w:val="22"/>
-        </w:rPr>
-        <w:t xml:space="preserve"> AUROC measures ranking quality across every threshold, so we can choose the operating point by business cost (Q4) rather than being locked to 0.50.</w:t>
+        </w:rPr>
+        <w:t>Threshold independence.</w:t>
+      </w:r>
+      <w:r>
+        <w:t xml:space="preserve"> AUROC measures ranking quality across every threshold, so </w:t>
+      </w:r>
+      <w:r>
+        <w:t>I</w:t>
+      </w:r>
+      <w:r>
+        <w:t xml:space="preserve"> can choose the operating point by business cost (Q4) rather than being locked to 0.50.</w:t>
       </w:r>
     </w:p>
     <w:p>
       <w:pPr>
         <w:pStyle w:val="Heading2"/>
-        <w:spacing w:after="80" w:before="180"/>
-      </w:pPr>
-      <w:r>
-        <w:rPr>
-          <w:b/>
-          <w:bCs/>
-          <w:color w:val="0090DA"/>
-        </w:rPr>
-        <w:t xml:space="preserve">Model bake-off</w:t>
-      </w:r>
-    </w:p>
-    <w:p>
-      <w:pPr>
-        <w:spacing w:after="60" w:before="120"/>
+      </w:pPr>
+      <w:r>
+        <w:t>Model bake-off</w:t>
+      </w:r>
+    </w:p>
+    <w:p>
+      <w:pPr>
+        <w:spacing w:before="120" w:after="60"/>
         <w:jc w:val="center"/>
       </w:pPr>
       <w:r>
+        <w:rPr>
+          <w:noProof/>
+        </w:rPr>
         <w:drawing>
-          <wp:inline distT="0" distB="0" distL="0" distR="0">
+          <wp:inline distT="0" distB="0" distL="0" distR="0" wp14:anchorId="10F8CE28" wp14:editId="34099199">
             <wp:extent cx="3619500" cy="3048000"/>
-            <wp:effectExtent t="0" r="0" b="0" l="0"/>
-            <wp:docPr id="1" name="" descr="" title=""/>
+            <wp:effectExtent l="0" t="0" r="0" b="0"/>
+            <wp:docPr id="2044744772" name="Picture 2044744772"/>
             <wp:cNvGraphicFramePr>
               <a:graphicFrameLocks xmlns:a="http://schemas.openxmlformats.org/drawingml/2006/main" noChangeAspect="1"/>
             </wp:cNvGraphicFramePr>
@@ -1665,13 +2196,13 @@
               <a:graphicData uri="http://schemas.openxmlformats.org/drawingml/2006/picture">
                 <pic:pic xmlns:pic="http://schemas.openxmlformats.org/drawingml/2006/picture">
                   <pic:nvPicPr>
-                    <pic:cNvPr id="0" name="" descr=""/>
+                    <pic:cNvPr id="0" name=""/>
                     <pic:cNvPicPr>
                       <a:picLocks noChangeAspect="1" noChangeArrowheads="1"/>
                     </pic:cNvPicPr>
                   </pic:nvPicPr>
                   <pic:blipFill>
-                    <a:blip r:embed="rId10" cstate="none"/>
+                    <a:blip r:embed="rId8"/>
                     <a:srcRect/>
                     <a:stretch>
                       <a:fillRect/>
@@ -1706,20 +2237,25 @@
           <w:sz w:val="18"/>
           <w:szCs w:val="18"/>
         </w:rPr>
-        <w:t xml:space="preserve">Figure 4. ROC curves. Logistic Regression matches or beats the tree ensembles.</w:t>
+        <w:t>Figure 4. ROC curves. Logistic Regression matches or beats the tree ensembles.</w:t>
       </w:r>
     </w:p>
     <w:tbl>
       <w:tblPr>
-        <w:tblW w:type="dxa" w:w="9360"/>
+        <w:tblW w:w="9360" w:type="dxa"/>
         <w:tblBorders>
-          <w:top w:val="single" w:color="CCCCCC" w:sz="1"/>
-          <w:left w:val="single" w:color="CCCCCC" w:sz="1"/>
-          <w:bottom w:val="single" w:color="CCCCCC" w:sz="1"/>
-          <w:right w:val="single" w:color="CCCCCC" w:sz="1"/>
-          <w:insideH w:val="single" w:color="CCCCCC" w:sz="1"/>
-          <w:insideV w:val="single" w:color="CCCCCC" w:sz="1"/>
+          <w:top w:val="single" w:sz="1" w:space="0" w:color="CCCCCC"/>
+          <w:left w:val="single" w:sz="1" w:space="0" w:color="CCCCCC"/>
+          <w:bottom w:val="single" w:sz="1" w:space="0" w:color="CCCCCC"/>
+          <w:right w:val="single" w:sz="1" w:space="0" w:color="CCCCCC"/>
+          <w:insideH w:val="single" w:sz="1" w:space="0" w:color="CCCCCC"/>
+          <w:insideV w:val="single" w:sz="1" w:space="0" w:color="CCCCCC"/>
         </w:tblBorders>
+        <w:tblCellMar>
+          <w:left w:w="10" w:type="dxa"/>
+          <w:right w:w="10" w:type="dxa"/>
+        </w:tblCellMar>
+        <w:tblLook w:val="0000" w:firstRow="0" w:lastRow="0" w:firstColumn="0" w:lastColumn="0" w:noHBand="0" w:noVBand="0"/>
       </w:tblPr>
       <w:tblGrid>
         <w:gridCol w:w="3000"/>
@@ -1729,18 +2265,24 @@
         <w:gridCol w:w="1560"/>
       </w:tblGrid>
       <w:tr>
+        <w:tblPrEx>
+          <w:tblCellMar>
+            <w:top w:w="0" w:type="dxa"/>
+            <w:bottom w:w="0" w:type="dxa"/>
+          </w:tblCellMar>
+        </w:tblPrEx>
         <w:trPr>
           <w:tblHeader/>
         </w:trPr>
         <w:tc>
           <w:tcPr>
-            <w:tcW w:type="dxa" w:w="3000"/>
-            <w:shd w:fill="0090DA" w:val="clear"/>
+            <w:tcW w:w="3000" w:type="dxa"/>
+            <w:shd w:val="clear" w:color="auto" w:fill="0090DA"/>
             <w:tcMar>
-              <w:top w:type="dxa" w:w="60"/>
-              <w:left w:type="dxa" w:w="100"/>
-              <w:bottom w:type="dxa" w:w="60"/>
-              <w:right w:type="dxa" w:w="100"/>
+              <w:top w:w="60" w:type="dxa"/>
+              <w:left w:w="100" w:type="dxa"/>
+              <w:bottom w:w="60" w:type="dxa"/>
+              <w:right w:w="100" w:type="dxa"/>
             </w:tcMar>
           </w:tcPr>
           <w:p>
@@ -1752,19 +2294,19 @@
                 <w:sz w:val="20"/>
                 <w:szCs w:val="20"/>
               </w:rPr>
-              <w:t xml:space="preserve">Model</w:t>
+              <w:t>Model</w:t>
             </w:r>
           </w:p>
         </w:tc>
         <w:tc>
           <w:tcPr>
-            <w:tcW w:type="dxa" w:w="1600"/>
-            <w:shd w:fill="0090DA" w:val="clear"/>
+            <w:tcW w:w="1600" w:type="dxa"/>
+            <w:shd w:val="clear" w:color="auto" w:fill="0090DA"/>
             <w:tcMar>
-              <w:top w:type="dxa" w:w="60"/>
-              <w:left w:type="dxa" w:w="100"/>
-              <w:bottom w:type="dxa" w:w="60"/>
-              <w:right w:type="dxa" w:w="100"/>
+              <w:top w:w="60" w:type="dxa"/>
+              <w:left w:w="100" w:type="dxa"/>
+              <w:bottom w:w="60" w:type="dxa"/>
+              <w:right w:w="100" w:type="dxa"/>
             </w:tcMar>
           </w:tcPr>
           <w:p>
@@ -1776,19 +2318,19 @@
                 <w:sz w:val="20"/>
                 <w:szCs w:val="20"/>
               </w:rPr>
-              <w:t xml:space="preserve">AUROC</w:t>
+              <w:t>AUROC</w:t>
             </w:r>
           </w:p>
         </w:tc>
         <w:tc>
           <w:tcPr>
-            <w:tcW w:type="dxa" w:w="1600"/>
-            <w:shd w:fill="0090DA" w:val="clear"/>
+            <w:tcW w:w="1600" w:type="dxa"/>
+            <w:shd w:val="clear" w:color="auto" w:fill="0090DA"/>
             <w:tcMar>
-              <w:top w:type="dxa" w:w="60"/>
-              <w:left w:type="dxa" w:w="100"/>
-              <w:bottom w:type="dxa" w:w="60"/>
-              <w:right w:type="dxa" w:w="100"/>
+              <w:top w:w="60" w:type="dxa"/>
+              <w:left w:w="100" w:type="dxa"/>
+              <w:bottom w:w="60" w:type="dxa"/>
+              <w:right w:w="100" w:type="dxa"/>
             </w:tcMar>
           </w:tcPr>
           <w:p>
@@ -1800,19 +2342,19 @@
                 <w:sz w:val="20"/>
                 <w:szCs w:val="20"/>
               </w:rPr>
-              <w:t xml:space="preserve">F1</w:t>
+              <w:t>F1</w:t>
             </w:r>
           </w:p>
         </w:tc>
         <w:tc>
           <w:tcPr>
-            <w:tcW w:type="dxa" w:w="1600"/>
-            <w:shd w:fill="0090DA" w:val="clear"/>
+            <w:tcW w:w="1600" w:type="dxa"/>
+            <w:shd w:val="clear" w:color="auto" w:fill="0090DA"/>
             <w:tcMar>
-              <w:top w:type="dxa" w:w="60"/>
-              <w:left w:type="dxa" w:w="100"/>
-              <w:bottom w:type="dxa" w:w="60"/>
-              <w:right w:type="dxa" w:w="100"/>
+              <w:top w:w="60" w:type="dxa"/>
+              <w:left w:w="100" w:type="dxa"/>
+              <w:bottom w:w="60" w:type="dxa"/>
+              <w:right w:w="100" w:type="dxa"/>
             </w:tcMar>
           </w:tcPr>
           <w:p>
@@ -1824,19 +2366,19 @@
                 <w:sz w:val="20"/>
                 <w:szCs w:val="20"/>
               </w:rPr>
-              <w:t xml:space="preserve">Accuracy</w:t>
+              <w:t>Accuracy</w:t>
             </w:r>
           </w:p>
         </w:tc>
         <w:tc>
           <w:tcPr>
-            <w:tcW w:type="dxa" w:w="1560"/>
-            <w:shd w:fill="0090DA" w:val="clear"/>
+            <w:tcW w:w="1560" w:type="dxa"/>
+            <w:shd w:val="clear" w:color="auto" w:fill="0090DA"/>
             <w:tcMar>
-              <w:top w:type="dxa" w:w="60"/>
-              <w:left w:type="dxa" w:w="100"/>
-              <w:bottom w:type="dxa" w:w="60"/>
-              <w:right w:type="dxa" w:w="100"/>
+              <w:top w:w="60" w:type="dxa"/>
+              <w:left w:w="100" w:type="dxa"/>
+              <w:bottom w:w="60" w:type="dxa"/>
+              <w:right w:w="100" w:type="dxa"/>
             </w:tcMar>
           </w:tcPr>
           <w:p>
@@ -1848,21 +2390,27 @@
                 <w:sz w:val="20"/>
                 <w:szCs w:val="20"/>
               </w:rPr>
-              <w:t xml:space="preserve">PR-AUC</w:t>
+              <w:t>PR-AUC</w:t>
             </w:r>
           </w:p>
         </w:tc>
       </w:tr>
       <w:tr>
+        <w:tblPrEx>
+          <w:tblCellMar>
+            <w:top w:w="0" w:type="dxa"/>
+            <w:bottom w:w="0" w:type="dxa"/>
+          </w:tblCellMar>
+        </w:tblPrEx>
         <w:tc>
           <w:tcPr>
-            <w:tcW w:type="dxa" w:w="3000"/>
-            <w:shd w:fill="FFFFFF" w:val="clear"/>
+            <w:tcW w:w="3000" w:type="dxa"/>
+            <w:shd w:val="clear" w:color="auto" w:fill="FFFFFF"/>
             <w:tcMar>
-              <w:top w:type="dxa" w:w="50"/>
-              <w:left w:type="dxa" w:w="100"/>
-              <w:bottom w:type="dxa" w:w="50"/>
-              <w:right w:type="dxa" w:w="100"/>
+              <w:top w:w="50" w:type="dxa"/>
+              <w:left w:w="100" w:type="dxa"/>
+              <w:bottom w:w="50" w:type="dxa"/>
+              <w:right w:w="100" w:type="dxa"/>
             </w:tcMar>
           </w:tcPr>
           <w:p>
@@ -1874,117 +2422,115 @@
                 <w:sz w:val="20"/>
                 <w:szCs w:val="20"/>
               </w:rPr>
-              <w:t xml:space="preserve">Logistic Regression ✓</w:t>
+              <w:t>Logistic Regression ✓</w:t>
             </w:r>
           </w:p>
         </w:tc>
         <w:tc>
           <w:tcPr>
-            <w:tcW w:type="dxa" w:w="1600"/>
-            <w:shd w:fill="FFFFFF" w:val="clear"/>
+            <w:tcW w:w="1600" w:type="dxa"/>
+            <w:shd w:val="clear" w:color="auto" w:fill="FFFFFF"/>
             <w:tcMar>
-              <w:top w:type="dxa" w:w="50"/>
-              <w:left w:type="dxa" w:w="100"/>
-              <w:bottom w:type="dxa" w:w="50"/>
-              <w:right w:type="dxa" w:w="100"/>
+              <w:top w:w="50" w:type="dxa"/>
+              <w:left w:w="100" w:type="dxa"/>
+              <w:bottom w:w="50" w:type="dxa"/>
+              <w:right w:w="100" w:type="dxa"/>
             </w:tcMar>
           </w:tcPr>
           <w:p>
             <w:r>
               <w:rPr>
-                <w:b w:val="false"/>
-                <w:bCs w:val="false"/>
                 <w:color w:val="1B2A38"/>
                 <w:sz w:val="20"/>
                 <w:szCs w:val="20"/>
               </w:rPr>
-              <w:t xml:space="preserve">0.7803</w:t>
+              <w:t>0.7803</w:t>
             </w:r>
           </w:p>
         </w:tc>
         <w:tc>
           <w:tcPr>
-            <w:tcW w:type="dxa" w:w="1600"/>
-            <w:shd w:fill="FFFFFF" w:val="clear"/>
+            <w:tcW w:w="1600" w:type="dxa"/>
+            <w:shd w:val="clear" w:color="auto" w:fill="FFFFFF"/>
             <w:tcMar>
-              <w:top w:type="dxa" w:w="50"/>
-              <w:left w:type="dxa" w:w="100"/>
-              <w:bottom w:type="dxa" w:w="50"/>
-              <w:right w:type="dxa" w:w="100"/>
+              <w:top w:w="50" w:type="dxa"/>
+              <w:left w:w="100" w:type="dxa"/>
+              <w:bottom w:w="50" w:type="dxa"/>
+              <w:right w:w="100" w:type="dxa"/>
             </w:tcMar>
           </w:tcPr>
           <w:p>
             <w:r>
               <w:rPr>
-                <w:b w:val="false"/>
-                <w:bCs w:val="false"/>
                 <w:color w:val="1B2A38"/>
                 <w:sz w:val="20"/>
                 <w:szCs w:val="20"/>
               </w:rPr>
-              <w:t xml:space="preserve">0.6739</w:t>
+              <w:t>0.6739</w:t>
             </w:r>
           </w:p>
         </w:tc>
         <w:tc>
           <w:tcPr>
-            <w:tcW w:type="dxa" w:w="1600"/>
-            <w:shd w:fill="FFFFFF" w:val="clear"/>
+            <w:tcW w:w="1600" w:type="dxa"/>
+            <w:shd w:val="clear" w:color="auto" w:fill="FFFFFF"/>
             <w:tcMar>
-              <w:top w:type="dxa" w:w="50"/>
-              <w:left w:type="dxa" w:w="100"/>
-              <w:bottom w:type="dxa" w:w="50"/>
-              <w:right w:type="dxa" w:w="100"/>
+              <w:top w:w="50" w:type="dxa"/>
+              <w:left w:w="100" w:type="dxa"/>
+              <w:bottom w:w="50" w:type="dxa"/>
+              <w:right w:w="100" w:type="dxa"/>
             </w:tcMar>
           </w:tcPr>
           <w:p>
             <w:r>
               <w:rPr>
-                <w:b w:val="false"/>
-                <w:bCs w:val="false"/>
                 <w:color w:val="1B2A38"/>
                 <w:sz w:val="20"/>
                 <w:szCs w:val="20"/>
               </w:rPr>
-              <w:t xml:space="preserve">0.7108</w:t>
+              <w:t>0.7108</w:t>
             </w:r>
           </w:p>
         </w:tc>
         <w:tc>
           <w:tcPr>
-            <w:tcW w:type="dxa" w:w="1560"/>
-            <w:shd w:fill="FFFFFF" w:val="clear"/>
+            <w:tcW w:w="1560" w:type="dxa"/>
+            <w:shd w:val="clear" w:color="auto" w:fill="FFFFFF"/>
             <w:tcMar>
-              <w:top w:type="dxa" w:w="50"/>
-              <w:left w:type="dxa" w:w="100"/>
-              <w:bottom w:type="dxa" w:w="50"/>
-              <w:right w:type="dxa" w:w="100"/>
+              <w:top w:w="50" w:type="dxa"/>
+              <w:left w:w="100" w:type="dxa"/>
+              <w:bottom w:w="50" w:type="dxa"/>
+              <w:right w:w="100" w:type="dxa"/>
             </w:tcMar>
           </w:tcPr>
           <w:p>
             <w:r>
               <w:rPr>
-                <w:b w:val="false"/>
-                <w:bCs w:val="false"/>
                 <w:color w:val="1B2A38"/>
                 <w:sz w:val="20"/>
                 <w:szCs w:val="20"/>
               </w:rPr>
-              <w:t xml:space="preserve">0.7369</w:t>
+              <w:t>0.7369</w:t>
             </w:r>
           </w:p>
         </w:tc>
       </w:tr>
       <w:tr>
+        <w:tblPrEx>
+          <w:tblCellMar>
+            <w:top w:w="0" w:type="dxa"/>
+            <w:bottom w:w="0" w:type="dxa"/>
+          </w:tblCellMar>
+        </w:tblPrEx>
         <w:tc>
           <w:tcPr>
-            <w:tcW w:type="dxa" w:w="3000"/>
-            <w:shd w:fill="F2F6F9" w:val="clear"/>
+            <w:tcW w:w="3000" w:type="dxa"/>
+            <w:shd w:val="clear" w:color="auto" w:fill="F2F6F9"/>
             <w:tcMar>
-              <w:top w:type="dxa" w:w="50"/>
-              <w:left w:type="dxa" w:w="100"/>
-              <w:bottom w:type="dxa" w:w="50"/>
-              <w:right w:type="dxa" w:w="100"/>
+              <w:top w:w="50" w:type="dxa"/>
+              <w:left w:w="100" w:type="dxa"/>
+              <w:bottom w:w="50" w:type="dxa"/>
+              <w:right w:w="100" w:type="dxa"/>
             </w:tcMar>
           </w:tcPr>
           <w:p>
@@ -1996,117 +2542,115 @@
                 <w:sz w:val="20"/>
                 <w:szCs w:val="20"/>
               </w:rPr>
-              <w:t xml:space="preserve">Gradient Boosting</w:t>
+              <w:t>Gradient Boosting</w:t>
             </w:r>
           </w:p>
         </w:tc>
         <w:tc>
           <w:tcPr>
-            <w:tcW w:type="dxa" w:w="1600"/>
-            <w:shd w:fill="F2F6F9" w:val="clear"/>
+            <w:tcW w:w="1600" w:type="dxa"/>
+            <w:shd w:val="clear" w:color="auto" w:fill="F2F6F9"/>
             <w:tcMar>
-              <w:top w:type="dxa" w:w="50"/>
-              <w:left w:type="dxa" w:w="100"/>
-              <w:bottom w:type="dxa" w:w="50"/>
-              <w:right w:type="dxa" w:w="100"/>
+              <w:top w:w="50" w:type="dxa"/>
+              <w:left w:w="100" w:type="dxa"/>
+              <w:bottom w:w="50" w:type="dxa"/>
+              <w:right w:w="100" w:type="dxa"/>
             </w:tcMar>
           </w:tcPr>
           <w:p>
             <w:r>
               <w:rPr>
-                <w:b w:val="false"/>
-                <w:bCs w:val="false"/>
                 <w:color w:val="1B2A38"/>
                 <w:sz w:val="20"/>
                 <w:szCs w:val="20"/>
               </w:rPr>
-              <w:t xml:space="preserve">0.7796</w:t>
+              <w:t>0.7796</w:t>
             </w:r>
           </w:p>
         </w:tc>
         <w:tc>
           <w:tcPr>
-            <w:tcW w:type="dxa" w:w="1600"/>
-            <w:shd w:fill="F2F6F9" w:val="clear"/>
+            <w:tcW w:w="1600" w:type="dxa"/>
+            <w:shd w:val="clear" w:color="auto" w:fill="F2F6F9"/>
             <w:tcMar>
-              <w:top w:type="dxa" w:w="50"/>
-              <w:left w:type="dxa" w:w="100"/>
-              <w:bottom w:type="dxa" w:w="50"/>
-              <w:right w:type="dxa" w:w="100"/>
+              <w:top w:w="50" w:type="dxa"/>
+              <w:left w:w="100" w:type="dxa"/>
+              <w:bottom w:w="50" w:type="dxa"/>
+              <w:right w:w="100" w:type="dxa"/>
             </w:tcMar>
           </w:tcPr>
           <w:p>
             <w:r>
               <w:rPr>
-                <w:b w:val="false"/>
-                <w:bCs w:val="false"/>
                 <w:color w:val="1B2A38"/>
                 <w:sz w:val="20"/>
                 <w:szCs w:val="20"/>
               </w:rPr>
-              <w:t xml:space="preserve">0.669</w:t>
+              <w:t>0.669</w:t>
             </w:r>
           </w:p>
         </w:tc>
         <w:tc>
           <w:tcPr>
-            <w:tcW w:type="dxa" w:w="1600"/>
-            <w:shd w:fill="F2F6F9" w:val="clear"/>
+            <w:tcW w:w="1600" w:type="dxa"/>
+            <w:shd w:val="clear" w:color="auto" w:fill="F2F6F9"/>
             <w:tcMar>
-              <w:top w:type="dxa" w:w="50"/>
-              <w:left w:type="dxa" w:w="100"/>
-              <w:bottom w:type="dxa" w:w="50"/>
-              <w:right w:type="dxa" w:w="100"/>
+              <w:top w:w="50" w:type="dxa"/>
+              <w:left w:w="100" w:type="dxa"/>
+              <w:bottom w:w="50" w:type="dxa"/>
+              <w:right w:w="100" w:type="dxa"/>
             </w:tcMar>
           </w:tcPr>
           <w:p>
             <w:r>
               <w:rPr>
-                <w:b w:val="false"/>
-                <w:bCs w:val="false"/>
                 <w:color w:val="1B2A38"/>
                 <w:sz w:val="20"/>
                 <w:szCs w:val="20"/>
               </w:rPr>
-              <w:t xml:space="preserve">0.706</w:t>
+              <w:t>0.706</w:t>
             </w:r>
           </w:p>
         </w:tc>
         <w:tc>
           <w:tcPr>
-            <w:tcW w:type="dxa" w:w="1560"/>
-            <w:shd w:fill="F2F6F9" w:val="clear"/>
+            <w:tcW w:w="1560" w:type="dxa"/>
+            <w:shd w:val="clear" w:color="auto" w:fill="F2F6F9"/>
             <w:tcMar>
-              <w:top w:type="dxa" w:w="50"/>
-              <w:left w:type="dxa" w:w="100"/>
-              <w:bottom w:type="dxa" w:w="50"/>
-              <w:right w:type="dxa" w:w="100"/>
+              <w:top w:w="50" w:type="dxa"/>
+              <w:left w:w="100" w:type="dxa"/>
+              <w:bottom w:w="50" w:type="dxa"/>
+              <w:right w:w="100" w:type="dxa"/>
             </w:tcMar>
           </w:tcPr>
           <w:p>
             <w:r>
               <w:rPr>
-                <w:b w:val="false"/>
-                <w:bCs w:val="false"/>
                 <w:color w:val="1B2A38"/>
                 <w:sz w:val="20"/>
                 <w:szCs w:val="20"/>
               </w:rPr>
-              <w:t xml:space="preserve">0.737</w:t>
+              <w:t>0.737</w:t>
             </w:r>
           </w:p>
         </w:tc>
       </w:tr>
       <w:tr>
+        <w:tblPrEx>
+          <w:tblCellMar>
+            <w:top w:w="0" w:type="dxa"/>
+            <w:bottom w:w="0" w:type="dxa"/>
+          </w:tblCellMar>
+        </w:tblPrEx>
         <w:tc>
           <w:tcPr>
-            <w:tcW w:type="dxa" w:w="3000"/>
-            <w:shd w:fill="FFFFFF" w:val="clear"/>
+            <w:tcW w:w="3000" w:type="dxa"/>
+            <w:shd w:val="clear" w:color="auto" w:fill="FFFFFF"/>
             <w:tcMar>
-              <w:top w:type="dxa" w:w="50"/>
-              <w:left w:type="dxa" w:w="100"/>
-              <w:bottom w:type="dxa" w:w="50"/>
-              <w:right w:type="dxa" w:w="100"/>
+              <w:top w:w="50" w:type="dxa"/>
+              <w:left w:w="100" w:type="dxa"/>
+              <w:bottom w:w="50" w:type="dxa"/>
+              <w:right w:w="100" w:type="dxa"/>
             </w:tcMar>
           </w:tcPr>
           <w:p>
@@ -2118,103 +2662,95 @@
                 <w:sz w:val="20"/>
                 <w:szCs w:val="20"/>
               </w:rPr>
-              <w:t xml:space="preserve">Random Forest</w:t>
+              <w:t>Random Forest</w:t>
             </w:r>
           </w:p>
         </w:tc>
         <w:tc>
           <w:tcPr>
-            <w:tcW w:type="dxa" w:w="1600"/>
-            <w:shd w:fill="FFFFFF" w:val="clear"/>
+            <w:tcW w:w="1600" w:type="dxa"/>
+            <w:shd w:val="clear" w:color="auto" w:fill="FFFFFF"/>
             <w:tcMar>
-              <w:top w:type="dxa" w:w="50"/>
-              <w:left w:type="dxa" w:w="100"/>
-              <w:bottom w:type="dxa" w:w="50"/>
-              <w:right w:type="dxa" w:w="100"/>
+              <w:top w:w="50" w:type="dxa"/>
+              <w:left w:w="100" w:type="dxa"/>
+              <w:bottom w:w="50" w:type="dxa"/>
+              <w:right w:w="100" w:type="dxa"/>
             </w:tcMar>
           </w:tcPr>
           <w:p>
             <w:r>
               <w:rPr>
-                <w:b w:val="false"/>
-                <w:bCs w:val="false"/>
                 <w:color w:val="1B2A38"/>
                 <w:sz w:val="20"/>
                 <w:szCs w:val="20"/>
               </w:rPr>
-              <w:t xml:space="preserve">0.7624</w:t>
+              <w:t>0.7624</w:t>
             </w:r>
           </w:p>
         </w:tc>
         <w:tc>
           <w:tcPr>
-            <w:tcW w:type="dxa" w:w="1600"/>
-            <w:shd w:fill="FFFFFF" w:val="clear"/>
+            <w:tcW w:w="1600" w:type="dxa"/>
+            <w:shd w:val="clear" w:color="auto" w:fill="FFFFFF"/>
             <w:tcMar>
-              <w:top w:type="dxa" w:w="50"/>
-              <w:left w:type="dxa" w:w="100"/>
-              <w:bottom w:type="dxa" w:w="50"/>
-              <w:right w:type="dxa" w:w="100"/>
+              <w:top w:w="50" w:type="dxa"/>
+              <w:left w:w="100" w:type="dxa"/>
+              <w:bottom w:w="50" w:type="dxa"/>
+              <w:right w:w="100" w:type="dxa"/>
             </w:tcMar>
           </w:tcPr>
           <w:p>
             <w:r>
               <w:rPr>
-                <w:b w:val="false"/>
-                <w:bCs w:val="false"/>
                 <w:color w:val="1B2A38"/>
                 <w:sz w:val="20"/>
                 <w:szCs w:val="20"/>
               </w:rPr>
-              <w:t xml:space="preserve">0.6657</w:t>
+              <w:t>0.6657</w:t>
             </w:r>
           </w:p>
         </w:tc>
         <w:tc>
           <w:tcPr>
-            <w:tcW w:type="dxa" w:w="1600"/>
-            <w:shd w:fill="FFFFFF" w:val="clear"/>
+            <w:tcW w:w="1600" w:type="dxa"/>
+            <w:shd w:val="clear" w:color="auto" w:fill="FFFFFF"/>
             <w:tcMar>
-              <w:top w:type="dxa" w:w="50"/>
-              <w:left w:type="dxa" w:w="100"/>
-              <w:bottom w:type="dxa" w:w="50"/>
-              <w:right w:type="dxa" w:w="100"/>
+              <w:top w:w="50" w:type="dxa"/>
+              <w:left w:w="100" w:type="dxa"/>
+              <w:bottom w:w="50" w:type="dxa"/>
+              <w:right w:w="100" w:type="dxa"/>
             </w:tcMar>
           </w:tcPr>
           <w:p>
             <w:r>
               <w:rPr>
-                <w:b w:val="false"/>
-                <w:bCs w:val="false"/>
                 <w:color w:val="1B2A38"/>
                 <w:sz w:val="20"/>
                 <w:szCs w:val="20"/>
               </w:rPr>
-              <w:t xml:space="preserve">0.7015</w:t>
+              <w:t>0.7015</w:t>
             </w:r>
           </w:p>
         </w:tc>
         <w:tc>
           <w:tcPr>
-            <w:tcW w:type="dxa" w:w="1560"/>
-            <w:shd w:fill="FFFFFF" w:val="clear"/>
+            <w:tcW w:w="1560" w:type="dxa"/>
+            <w:shd w:val="clear" w:color="auto" w:fill="FFFFFF"/>
             <w:tcMar>
-              <w:top w:type="dxa" w:w="50"/>
-              <w:left w:type="dxa" w:w="100"/>
-              <w:bottom w:type="dxa" w:w="50"/>
-              <w:right w:type="dxa" w:w="100"/>
+              <w:top w:w="50" w:type="dxa"/>
+              <w:left w:w="100" w:type="dxa"/>
+              <w:bottom w:w="50" w:type="dxa"/>
+              <w:right w:w="100" w:type="dxa"/>
             </w:tcMar>
           </w:tcPr>
           <w:p>
             <w:r>
               <w:rPr>
-                <w:b w:val="false"/>
-                <w:bCs w:val="false"/>
                 <w:color w:val="1B2A38"/>
                 <w:sz w:val="20"/>
                 <w:szCs w:val="20"/>
               </w:rPr>
-              <w:t xml:space="preserve">0.7105</w:t>
+              <w:t>0.7105</w:t>
             </w:r>
           </w:p>
         </w:tc>
@@ -2228,30 +2764,22 @@
     <w:p>
       <w:pPr>
         <w:pStyle w:val="Heading2"/>
-        <w:spacing w:after="80" w:before="180"/>
-      </w:pPr>
-      <w:r>
-        <w:rPr>
-          <w:b/>
-          <w:bCs/>
-          <w:color w:val="0090DA"/>
-        </w:rPr>
-        <w:t xml:space="preserve">Explainability of the chosen algorithm in insurance</w:t>
-      </w:r>
-    </w:p>
-    <w:p>
-      <w:pPr>
-        <w:spacing w:after="120" w:line="276"/>
+      </w:pPr>
+      <w:r>
+        <w:t>Explainability of the chosen algorithm in insurance</w:t>
+      </w:r>
+    </w:p>
+    <w:p>
+      <w:pPr>
+        <w:spacing w:after="120" w:line="276" w:lineRule="auto"/>
       </w:pPr>
       <w:r>
         <w:rPr>
           <w:b/>
           <w:bCs/>
           <w:color w:val="00A758"/>
-          <w:sz w:val="22"/>
-          <w:szCs w:val="22"/>
-        </w:rPr>
-        <w:t xml:space="preserve">Pros of Logistic Regression:</w:t>
+        </w:rPr>
+        <w:t>Pros of Logistic Regression:</w:t>
       </w:r>
     </w:p>
     <w:p>
@@ -2264,11 +2792,13 @@
         <w:spacing w:after="80"/>
       </w:pPr>
       <w:r>
-        <w:rPr>
-          <w:sz w:val="22"/>
-          <w:szCs w:val="22"/>
-        </w:rPr>
-        <w:t xml:space="preserve">Every coefficient is an odds ratio — directly explainable to underwriters, auditors and regulators ("each standard-deviation of age roughly triples the odds of high risk").</w:t>
+        <w:t xml:space="preserve">Every coefficient is an odds ratio </w:t>
+      </w:r>
+      <w:r>
+        <w:t>-</w:t>
+      </w:r>
+      <w:r>
+        <w:t xml:space="preserve"> directly explainable to underwriters, auditors and regulators ("each standard-deviation of age roughly triples the odds of high risk").</w:t>
       </w:r>
     </w:p>
     <w:p>
@@ -2281,11 +2811,14 @@
         <w:spacing w:after="80"/>
       </w:pPr>
       <w:r>
-        <w:rPr>
-          <w:sz w:val="22"/>
-          <w:szCs w:val="22"/>
-        </w:rPr>
-        <w:t xml:space="preserve">Transparent, monotonic, and easy to monitor for fairness and drift — important under insurance regulation and for customer-facing adverse-action reasons.</w:t>
+        <w:lastRenderedPageBreak/>
+        <w:t xml:space="preserve">Transparent, monotonic, and easy to monitor for fairness and drift </w:t>
+      </w:r>
+      <w:r>
+        <w:t>-</w:t>
+      </w:r>
+      <w:r>
+        <w:t xml:space="preserve"> important under insurance regulation and for customer-facing adverse-action reasons.</w:t>
       </w:r>
     </w:p>
     <w:p>
@@ -2298,26 +2831,20 @@
         <w:spacing w:after="80"/>
       </w:pPr>
       <w:r>
-        <w:rPr>
-          <w:sz w:val="22"/>
-          <w:szCs w:val="22"/>
-        </w:rPr>
-        <w:t xml:space="preserve">Fast, stable, and here it is also the most accurate model.</w:t>
-      </w:r>
-    </w:p>
-    <w:p>
-      <w:pPr>
-        <w:spacing w:after="120" w:line="276"/>
+        <w:t>Fast, stable, and here it is also the most accurate model.</w:t>
+      </w:r>
+    </w:p>
+    <w:p>
+      <w:pPr>
+        <w:spacing w:after="120" w:line="276" w:lineRule="auto"/>
       </w:pPr>
       <w:r>
         <w:rPr>
           <w:b/>
           <w:bCs/>
           <w:color w:val="E4002B"/>
-          <w:sz w:val="22"/>
-          <w:szCs w:val="22"/>
-        </w:rPr>
-        <w:t xml:space="preserve">Cons / trade-offs:</w:t>
+        </w:rPr>
+        <w:t>Cons / trade-offs:</w:t>
       </w:r>
     </w:p>
     <w:p>
@@ -2330,11 +2857,7 @@
         <w:spacing w:after="80"/>
       </w:pPr>
       <w:r>
-        <w:rPr>
-          <w:sz w:val="22"/>
-          <w:szCs w:val="22"/>
-        </w:rPr>
-        <w:t xml:space="preserve">Assumes a (log-odds) linear relationship, so it cannot automatically capture complex interactions or thresholds; those must be added as engineered features.</w:t>
+        <w:t>Assumes a (log-odds) linear relationship, so it cannot automatically capture complex interactions or thresholds; those must be added as engineered features.</w:t>
       </w:r>
     </w:p>
     <w:p>
@@ -2347,11 +2870,13 @@
         <w:spacing w:after="80"/>
       </w:pPr>
       <w:r>
-        <w:rPr>
-          <w:sz w:val="22"/>
-          <w:szCs w:val="22"/>
-        </w:rPr>
-        <w:t xml:space="preserve">On datasets with strong nonlinearity a gradient-boosted model could pull ahead — but here it did not, so the added opacity is not justified.</w:t>
+        <w:t xml:space="preserve">On datasets with strong nonlinearity a gradient-boosted model could pull ahead </w:t>
+      </w:r>
+      <w:r>
+        <w:t>-</w:t>
+      </w:r>
+      <w:r>
+        <w:t xml:space="preserve"> but here it did not, so the added opacity is not justified.</w:t>
       </w:r>
     </w:p>
     <w:p>
@@ -2362,42 +2887,34 @@
     <w:p>
       <w:pPr>
         <w:pStyle w:val="Heading1"/>
-        <w:spacing w:after="120" w:before="240"/>
-      </w:pPr>
-      <w:r>
-        <w:rPr>
-          <w:b/>
-          <w:bCs/>
-          <w:color w:val="1B2A38"/>
-        </w:rPr>
-        <w:t xml:space="preserve">Q4 · Business Insights</w:t>
+      </w:pPr>
+      <w:r>
+        <w:lastRenderedPageBreak/>
+        <w:t>Q4 · Business Insights</w:t>
       </w:r>
     </w:p>
     <w:p>
       <w:pPr>
         <w:pStyle w:val="Heading2"/>
-        <w:spacing w:after="80" w:before="180"/>
-      </w:pPr>
-      <w:r>
-        <w:rPr>
-          <w:b/>
-          <w:bCs/>
-          <w:color w:val="0090DA"/>
-        </w:rPr>
-        <w:t xml:space="preserve">Top feature importances</w:t>
-      </w:r>
-    </w:p>
-    <w:p>
-      <w:pPr>
-        <w:spacing w:after="60" w:before="120"/>
+      </w:pPr>
+      <w:r>
+        <w:t>Top feature importances</w:t>
+      </w:r>
+    </w:p>
+    <w:p>
+      <w:pPr>
+        <w:spacing w:before="120" w:after="60"/>
         <w:jc w:val="center"/>
       </w:pPr>
       <w:r>
+        <w:rPr>
+          <w:noProof/>
+        </w:rPr>
         <w:drawing>
-          <wp:inline distT="0" distB="0" distL="0" distR="0">
+          <wp:inline distT="0" distB="0" distL="0" distR="0" wp14:anchorId="6E2375D8" wp14:editId="616CC273">
             <wp:extent cx="4191000" cy="2762250"/>
-            <wp:effectExtent t="0" r="0" b="0" l="0"/>
-            <wp:docPr id="1" name="" descr="" title=""/>
+            <wp:effectExtent l="0" t="0" r="0" b="0"/>
+            <wp:docPr id="1449351418" name="Picture 1449351418"/>
             <wp:cNvGraphicFramePr>
               <a:graphicFrameLocks xmlns:a="http://schemas.openxmlformats.org/drawingml/2006/main" noChangeAspect="1"/>
             </wp:cNvGraphicFramePr>
@@ -2405,13 +2922,13 @@
               <a:graphicData uri="http://schemas.openxmlformats.org/drawingml/2006/picture">
                 <pic:pic xmlns:pic="http://schemas.openxmlformats.org/drawingml/2006/picture">
                   <pic:nvPicPr>
-                    <pic:cNvPr id="0" name="" descr=""/>
+                    <pic:cNvPr id="0" name=""/>
                     <pic:cNvPicPr>
                       <a:picLocks noChangeAspect="1" noChangeArrowheads="1"/>
                     </pic:cNvPicPr>
                   </pic:nvPicPr>
                   <pic:blipFill>
-                    <a:blip r:embed="rId11" cstate="none"/>
+                    <a:blip r:embed="rId9"/>
                     <a:srcRect/>
                     <a:stretch>
                       <a:fillRect/>
@@ -2446,142 +2963,151 @@
           <w:sz w:val="18"/>
           <w:szCs w:val="18"/>
         </w:rPr>
-        <w:t xml:space="preserve">Figure 5. Permutation importance (drop in AUROC when a feature is shuffled).</w:t>
-      </w:r>
-    </w:p>
-    <w:p>
-      <w:pPr>
-        <w:spacing w:after="120" w:line="276"/>
-      </w:pPr>
-      <w:r>
-        <w:rPr>
-          <w:sz w:val="22"/>
-          <w:szCs w:val="22"/>
-        </w:rPr>
+        <w:t>Figure 5. Permutation importance (drop in AUROC when a feature is shuffled).</w:t>
+      </w:r>
+    </w:p>
+    <w:p>
+      <w:pPr>
+        <w:spacing w:after="120" w:line="276" w:lineRule="auto"/>
+      </w:pPr>
+      <w:r>
         <w:t xml:space="preserve">The model is driven, in order, by </w:t>
       </w:r>
       <w:r>
         <w:rPr>
           <w:b/>
           <w:bCs/>
-          <w:sz w:val="22"/>
-          <w:szCs w:val="22"/>
-        </w:rPr>
-        <w:t xml:space="preserve">age</w:t>
-      </w:r>
-      <w:r>
-        <w:rPr>
-          <w:sz w:val="22"/>
-          <w:szCs w:val="22"/>
-        </w:rPr>
+        </w:rPr>
+        <w:t>age</w:t>
+      </w:r>
+      <w:r>
         <w:t xml:space="preserve">, then </w:t>
       </w:r>
+      <w:proofErr w:type="spellStart"/>
       <w:r>
         <w:rPr>
           <w:b/>
           <w:bCs/>
-          <w:sz w:val="22"/>
-          <w:szCs w:val="22"/>
-        </w:rPr>
-        <w:t xml:space="preserve">health_score</w:t>
-      </w:r>
-      <w:r>
-        <w:rPr>
-          <w:sz w:val="22"/>
-          <w:szCs w:val="22"/>
-        </w:rPr>
+        </w:rPr>
+        <w:t>health_score</w:t>
+      </w:r>
+      <w:proofErr w:type="spellEnd"/>
+      <w:r>
         <w:t xml:space="preserve">, then </w:t>
       </w:r>
+      <w:proofErr w:type="spellStart"/>
       <w:r>
         <w:rPr>
           <w:b/>
           <w:bCs/>
-          <w:sz w:val="22"/>
-          <w:szCs w:val="22"/>
-        </w:rPr>
-        <w:t xml:space="preserve">has_chronic_disease</w:t>
-      </w:r>
-      <w:r>
-        <w:rPr>
-          <w:sz w:val="22"/>
-          <w:szCs w:val="22"/>
-        </w:rPr>
+        </w:rPr>
+        <w:t>has_chronic_disease</w:t>
+      </w:r>
+      <w:proofErr w:type="spellEnd"/>
+      <w:r>
         <w:t xml:space="preserve">. In odds-ratio terms: age has an OR ≈ </w:t>
       </w:r>
       <w:r>
         <w:rPr>
           <w:b/>
           <w:bCs/>
-          <w:sz w:val="22"/>
-          <w:szCs w:val="22"/>
-        </w:rPr>
-        <w:t xml:space="preserve">2.905</w:t>
-      </w:r>
-      <w:r>
-        <w:rPr>
-          <w:sz w:val="22"/>
-          <w:szCs w:val="22"/>
-        </w:rPr>
-        <w:t xml:space="preserve"> (a one-SD increase in age roughly triples the odds of high risk), health_score has an OR ≈ </w:t>
+        </w:rPr>
+        <w:t>2.905</w:t>
+      </w:r>
+      <w:r>
+        <w:t xml:space="preserve"> (a one-SD increase in age roughly triples the odds of high risk), </w:t>
+      </w:r>
+      <w:proofErr w:type="spellStart"/>
+      <w:r>
+        <w:t>health_score</w:t>
+      </w:r>
+      <w:proofErr w:type="spellEnd"/>
+      <w:r>
+        <w:t xml:space="preserve"> has an OR ≈ </w:t>
       </w:r>
       <w:r>
         <w:rPr>
           <w:b/>
           <w:bCs/>
-          <w:sz w:val="22"/>
-          <w:szCs w:val="22"/>
-        </w:rPr>
-        <w:t xml:space="preserve">0.552</w:t>
-      </w:r>
-      <w:r>
-        <w:rPr>
-          <w:sz w:val="22"/>
-          <w:szCs w:val="22"/>
-        </w:rPr>
-        <w:t xml:space="preserve"> (protective — higher score lowers risk), and chronic disease adds a smaller upward push (OR ≈ </w:t>
+        </w:rPr>
+        <w:t>0.552</w:t>
+      </w:r>
+      <w:r>
+        <w:t xml:space="preserve"> (protective </w:t>
+      </w:r>
+      <w:r>
+        <w:t>-</w:t>
+      </w:r>
+      <w:r>
+        <w:t xml:space="preserve"> higher score </w:t>
+      </w:r>
+      <w:proofErr w:type="spellStart"/>
+      <w:r>
+        <w:t>lo</w:t>
+      </w:r>
+      <w:r>
+        <w:t>I</w:t>
+      </w:r>
+      <w:r>
+        <w:t>rs</w:t>
+      </w:r>
+      <w:proofErr w:type="spellEnd"/>
+      <w:r>
+        <w:t xml:space="preserve"> risk), and chronic disease adds a smaller upward push (OR ≈ </w:t>
       </w:r>
       <w:r>
         <w:rPr>
           <w:b/>
           <w:bCs/>
-          <w:sz w:val="22"/>
-          <w:szCs w:val="22"/>
-        </w:rPr>
-        <w:t xml:space="preserve">1.241</w:t>
-      </w:r>
-      <w:r>
-        <w:rPr>
-          <w:sz w:val="22"/>
-          <w:szCs w:val="22"/>
-        </w:rPr>
-        <w:t xml:space="preserve">). Income, BMI and past claims contribute almost nothing.</w:t>
+        </w:rPr>
+        <w:t>1.241</w:t>
+      </w:r>
+      <w:r>
+        <w:t>). Income, BMI and past claims contribute almost nothing.</w:t>
       </w:r>
     </w:p>
     <w:p>
       <w:pPr>
         <w:pStyle w:val="Heading2"/>
-        <w:spacing w:after="80" w:before="180"/>
-      </w:pPr>
-      <w:r>
-        <w:rPr>
-          <w:b/>
-          <w:bCs/>
-          <w:color w:val="0090DA"/>
-        </w:rPr>
-        <w:t xml:space="preserve">Should we raise or lower the probability threshold?</w:t>
-      </w:r>
-    </w:p>
-    <w:p>
-      <w:pPr>
-        <w:spacing w:after="60" w:before="120"/>
+      </w:pPr>
+      <w:r>
+        <w:t xml:space="preserve">Should </w:t>
+      </w:r>
+      <w:r>
+        <w:t>I</w:t>
+      </w:r>
+      <w:r>
+        <w:t xml:space="preserve"> raise or </w:t>
+      </w:r>
+      <w:proofErr w:type="spellStart"/>
+      <w:r>
+        <w:t>lo</w:t>
+      </w:r>
+      <w:r>
+        <w:t>I</w:t>
+      </w:r>
+      <w:r>
+        <w:t>r</w:t>
+      </w:r>
+      <w:proofErr w:type="spellEnd"/>
+      <w:r>
+        <w:t xml:space="preserve"> the probability threshold?</w:t>
+      </w:r>
+    </w:p>
+    <w:p>
+      <w:pPr>
+        <w:spacing w:before="120" w:after="60"/>
         <w:jc w:val="center"/>
       </w:pPr>
       <w:r>
+        <w:rPr>
+          <w:noProof/>
+        </w:rPr>
         <w:drawing>
-          <wp:inline distT="0" distB="0" distL="0" distR="0">
+          <wp:inline distT="0" distB="0" distL="0" distR="0" wp14:anchorId="246C8DAC" wp14:editId="7383B56E">
             <wp:extent cx="4476750" cy="2857500"/>
-            <wp:effectExtent t="0" r="0" b="0" l="0"/>
-            <wp:docPr id="1" name="" descr="" title=""/>
+            <wp:effectExtent l="0" t="0" r="0" b="0"/>
+            <wp:docPr id="1489932536" name="Picture 1489932536"/>
             <wp:cNvGraphicFramePr>
               <a:graphicFrameLocks xmlns:a="http://schemas.openxmlformats.org/drawingml/2006/main" noChangeAspect="1"/>
             </wp:cNvGraphicFramePr>
@@ -2589,13 +3115,13 @@
               <a:graphicData uri="http://schemas.openxmlformats.org/drawingml/2006/picture">
                 <pic:pic xmlns:pic="http://schemas.openxmlformats.org/drawingml/2006/picture">
                   <pic:nvPicPr>
-                    <pic:cNvPr id="0" name="" descr=""/>
+                    <pic:cNvPr id="0" name=""/>
                     <pic:cNvPicPr>
                       <a:picLocks noChangeAspect="1" noChangeArrowheads="1"/>
                     </pic:cNvPicPr>
                   </pic:nvPicPr>
                   <pic:blipFill>
-                    <a:blip r:embed="rId12" cstate="none"/>
+                    <a:blip r:embed="rId10"/>
                     <a:srcRect/>
                     <a:stretch>
                       <a:fillRect/>
@@ -2630,34 +3156,25 @@
           <w:sz w:val="18"/>
           <w:szCs w:val="18"/>
         </w:rPr>
-        <w:t xml:space="preserve">Figure 6. Total business cost vs. threshold when a miss costs 10× an over-flag.</w:t>
-      </w:r>
-    </w:p>
-    <w:p>
-      <w:pPr>
-        <w:spacing w:after="120" w:line="276"/>
-      </w:pPr>
-      <w:r>
-        <w:rPr>
-          <w:sz w:val="22"/>
-          <w:szCs w:val="22"/>
-        </w:rPr>
+        <w:t>Figure 6. Total business cost vs. threshold when a miss costs 10× an over-flag.</w:t>
+      </w:r>
+    </w:p>
+    <w:p>
+      <w:pPr>
+        <w:spacing w:after="120" w:line="276" w:lineRule="auto"/>
+      </w:pPr>
+      <w:r>
+        <w:lastRenderedPageBreak/>
         <w:t xml:space="preserve">The </w:t>
       </w:r>
       <w:r>
         <w:rPr>
           <w:b/>
           <w:bCs/>
-          <w:sz w:val="22"/>
-          <w:szCs w:val="22"/>
-        </w:rPr>
-        <w:t xml:space="preserve">loss ratio</w:t>
-      </w:r>
-      <w:r>
-        <w:rPr>
-          <w:sz w:val="22"/>
-          <w:szCs w:val="22"/>
-        </w:rPr>
+        </w:rPr>
+        <w:t>loss ratio</w:t>
+      </w:r>
+      <w:r>
         <w:t xml:space="preserve"> = claims paid ÷ premiums earned. A </w:t>
       </w:r>
       <w:r>
@@ -2665,91 +3182,168 @@
           <w:b/>
           <w:bCs/>
           <w:color w:val="E4002B"/>
-          <w:sz w:val="22"/>
-          <w:szCs w:val="22"/>
-        </w:rPr>
-        <w:t xml:space="preserve">false negative</w:t>
-      </w:r>
-      <w:r>
-        <w:rPr>
-          <w:sz w:val="22"/>
-          <w:szCs w:val="22"/>
-        </w:rPr>
-        <w:t xml:space="preserve"> — approving a truly high-risk customer at standard price — inflates future claims and pushes the loss ratio up. A </w:t>
+        </w:rPr>
+        <w:t>false negative</w:t>
+      </w:r>
+      <w:r>
+        <w:t xml:space="preserve"> </w:t>
+      </w:r>
+      <w:r>
+        <w:t>-</w:t>
+      </w:r>
+      <w:r>
+        <w:t xml:space="preserve"> approving a truly high-risk customer at standard price </w:t>
+      </w:r>
+      <w:r>
+        <w:t>-</w:t>
+      </w:r>
+      <w:r>
+        <w:t xml:space="preserve"> inflates future claims and pushes the loss ratio up. A </w:t>
       </w:r>
       <w:r>
         <w:rPr>
           <w:b/>
           <w:bCs/>
-          <w:sz w:val="22"/>
-          <w:szCs w:val="22"/>
-        </w:rPr>
-        <w:t xml:space="preserve">false positive</w:t>
-      </w:r>
-      <w:r>
-        <w:rPr>
-          <w:sz w:val="22"/>
-          <w:szCs w:val="22"/>
-        </w:rPr>
+        </w:rPr>
+        <w:t>false positive</w:t>
+      </w:r>
+      <w:r>
         <w:t xml:space="preserve"> merely adds friction or slightly overprices a safe customer. The two errors are </w:t>
       </w:r>
       <w:r>
         <w:rPr>
           <w:i/>
           <w:iCs/>
-          <w:sz w:val="22"/>
-          <w:szCs w:val="22"/>
-        </w:rPr>
-        <w:t xml:space="preserve">not</w:t>
-      </w:r>
-      <w:r>
-        <w:rPr>
-          <w:sz w:val="22"/>
-          <w:szCs w:val="22"/>
-        </w:rPr>
+        </w:rPr>
+        <w:t>not</w:t>
+      </w:r>
+      <w:r>
         <w:t xml:space="preserve"> equally costly.</w:t>
       </w:r>
     </w:p>
     <w:tbl>
       <w:tblPr>
-        <w:tblW w:type="dxa" w:w="9360"/>
+        <w:tblW w:w="9360" w:type="dxa"/>
         <w:tblBorders>
-          <w:top w:val="single" w:color="00A758" w:sz="2"/>
-          <w:left w:val="single" w:color="00A758" w:sz="18"/>
-          <w:bottom w:val="single" w:color="00A758" w:sz="2"/>
-          <w:right w:val="single" w:color="00A758" w:sz="2"/>
-          <w:insideH w:val="none"/>
-          <w:insideV w:val="none"/>
+          <w:top w:val="single" w:sz="2" w:space="0" w:color="00A758"/>
+          <w:left w:val="single" w:sz="18" w:space="0" w:color="00A758"/>
+          <w:bottom w:val="single" w:sz="2" w:space="0" w:color="00A758"/>
+          <w:right w:val="single" w:sz="2" w:space="0" w:color="00A758"/>
         </w:tblBorders>
+        <w:tblCellMar>
+          <w:left w:w="10" w:type="dxa"/>
+          <w:right w:w="10" w:type="dxa"/>
+        </w:tblCellMar>
+        <w:tblLook w:val="0000" w:firstRow="0" w:lastRow="0" w:firstColumn="0" w:lastColumn="0" w:noHBand="0" w:noVBand="0"/>
       </w:tblPr>
       <w:tblGrid>
         <w:gridCol w:w="9360"/>
       </w:tblGrid>
       <w:tr>
+        <w:tblPrEx>
+          <w:tblCellMar>
+            <w:top w:w="0" w:type="dxa"/>
+            <w:bottom w:w="0" w:type="dxa"/>
+          </w:tblCellMar>
+        </w:tblPrEx>
         <w:tc>
           <w:tcPr>
-            <w:tcW w:type="dxa" w:w="9360"/>
-            <w:shd w:fill="F4FAF6" w:val="clear"/>
+            <w:tcW w:w="9360" w:type="dxa"/>
+            <w:shd w:val="clear" w:color="auto" w:fill="F4FAF6"/>
             <w:tcMar>
-              <w:top w:type="dxa" w:w="120"/>
-              <w:left w:type="dxa" w:w="180"/>
-              <w:bottom w:type="dxa" w:w="120"/>
-              <w:right w:type="dxa" w:w="180"/>
+              <w:top w:w="120" w:type="dxa"/>
+              <w:left w:w="180" w:type="dxa"/>
+              <w:bottom w:w="120" w:type="dxa"/>
+              <w:right w:w="180" w:type="dxa"/>
             </w:tcMar>
           </w:tcPr>
           <w:p>
             <w:pPr>
               <w:spacing w:after="60"/>
             </w:pPr>
+            <w:proofErr w:type="spellStart"/>
             <w:r>
               <w:rPr>
                 <w:b/>
                 <w:bCs/>
                 <w:color w:val="00A758"/>
-                <w:sz w:val="22"/>
-                <w:szCs w:val="22"/>
-              </w:rPr>
-              <w:t xml:space="preserve">Answer — lower the threshold</w:t>
+              </w:rPr>
+              <w:t>Ans</w:t>
+            </w:r>
+            <w:r>
+              <w:rPr>
+                <w:b/>
+                <w:bCs/>
+                <w:color w:val="00A758"/>
+              </w:rPr>
+              <w:t>I</w:t>
+            </w:r>
+            <w:r>
+              <w:rPr>
+                <w:b/>
+                <w:bCs/>
+                <w:color w:val="00A758"/>
+              </w:rPr>
+              <w:t>r</w:t>
+            </w:r>
+            <w:proofErr w:type="spellEnd"/>
+            <w:r>
+              <w:rPr>
+                <w:b/>
+                <w:bCs/>
+                <w:color w:val="00A758"/>
+              </w:rPr>
+              <w:t xml:space="preserve"> </w:t>
+            </w:r>
+            <w:r>
+              <w:rPr>
+                <w:b/>
+                <w:bCs/>
+                <w:color w:val="00A758"/>
+              </w:rPr>
+              <w:t>-</w:t>
+            </w:r>
+            <w:r>
+              <w:rPr>
+                <w:b/>
+                <w:bCs/>
+                <w:color w:val="00A758"/>
+              </w:rPr>
+              <w:t xml:space="preserve"> </w:t>
+            </w:r>
+            <w:proofErr w:type="spellStart"/>
+            <w:r>
+              <w:rPr>
+                <w:b/>
+                <w:bCs/>
+                <w:color w:val="00A758"/>
+              </w:rPr>
+              <w:t>lo</w:t>
+            </w:r>
+            <w:r>
+              <w:rPr>
+                <w:b/>
+                <w:bCs/>
+                <w:color w:val="00A758"/>
+              </w:rPr>
+              <w:t>I</w:t>
+            </w:r>
+            <w:r>
+              <w:rPr>
+                <w:b/>
+                <w:bCs/>
+                <w:color w:val="00A758"/>
+              </w:rPr>
+              <w:t>r</w:t>
+            </w:r>
+            <w:proofErr w:type="spellEnd"/>
+            <w:r>
+              <w:rPr>
+                <w:b/>
+                <w:bCs/>
+                <w:color w:val="00A758"/>
+              </w:rPr>
+              <w:t xml:space="preserve"> the threshold</w:t>
             </w:r>
           </w:p>
           <w:p>
@@ -2759,7 +3353,73 @@
                 <w:sz w:val="21"/>
                 <w:szCs w:val="21"/>
               </w:rPr>
-              <w:t xml:space="preserve">Because missing a high-risk customer is the expensive error, the company should LOWER the decision threshold below 0.50, casting a wider net so fewer risky customers slip through to standard pricing. With an illustrative 10:1 miss-to-over-flag cost ratio, the loss-minimising threshold falls to about 0.08. Flagged customers are then routed to manual underwriting or risk-based pricing. The exact point is a business decision — which is why the app lets managers set the cost ratio and see the optimal threshold move in real time.</w:t>
+              <w:t>Because missing a high-risk customer is the expensive error, the company should LO</w:t>
+            </w:r>
+            <w:r>
+              <w:rPr>
+                <w:color w:val="1B2A38"/>
+                <w:sz w:val="21"/>
+                <w:szCs w:val="21"/>
+              </w:rPr>
+              <w:t>I</w:t>
+            </w:r>
+            <w:r>
+              <w:rPr>
+                <w:color w:val="1B2A38"/>
+                <w:sz w:val="21"/>
+                <w:szCs w:val="21"/>
+              </w:rPr>
+              <w:t xml:space="preserve">R the decision threshold below 0.50, casting a wider net so </w:t>
+            </w:r>
+            <w:proofErr w:type="spellStart"/>
+            <w:r>
+              <w:rPr>
+                <w:color w:val="1B2A38"/>
+                <w:sz w:val="21"/>
+                <w:szCs w:val="21"/>
+              </w:rPr>
+              <w:t>fe</w:t>
+            </w:r>
+            <w:r>
+              <w:rPr>
+                <w:color w:val="1B2A38"/>
+                <w:sz w:val="21"/>
+                <w:szCs w:val="21"/>
+              </w:rPr>
+              <w:t>I</w:t>
+            </w:r>
+            <w:r>
+              <w:rPr>
+                <w:color w:val="1B2A38"/>
+                <w:sz w:val="21"/>
+                <w:szCs w:val="21"/>
+              </w:rPr>
+              <w:t>r</w:t>
+            </w:r>
+            <w:proofErr w:type="spellEnd"/>
+            <w:r>
+              <w:rPr>
+                <w:color w:val="1B2A38"/>
+                <w:sz w:val="21"/>
+                <w:szCs w:val="21"/>
+              </w:rPr>
+              <w:t xml:space="preserve"> risky customers slip through to standard pricing. With an illustrative 10:1 miss-to-over-flag cost ratio, the loss-minimising threshold falls to about 0.08. Flagged customers are then routed to manual underwriting or risk-based pricing. The exact point is a business decision </w:t>
+            </w:r>
+            <w:r>
+              <w:rPr>
+                <w:color w:val="1B2A38"/>
+                <w:sz w:val="21"/>
+                <w:szCs w:val="21"/>
+              </w:rPr>
+              <w:t>-</w:t>
+            </w:r>
+            <w:r>
+              <w:rPr>
+                <w:color w:val="1B2A38"/>
+                <w:sz w:val="21"/>
+                <w:szCs w:val="21"/>
+              </w:rPr>
+              <w:t xml:space="preserve"> which is why the app lets managers set the cost ratio and see the optimal threshold move in real time.</w:t>
             </w:r>
           </w:p>
         </w:tc>
@@ -2773,27 +3433,24 @@
     <w:p>
       <w:pPr>
         <w:pStyle w:val="Heading1"/>
-        <w:spacing w:after="120" w:before="240"/>
-      </w:pPr>
-      <w:r>
-        <w:rPr>
-          <w:b/>
-          <w:bCs/>
-          <w:color w:val="1B2A38"/>
-        </w:rPr>
-        <w:t xml:space="preserve">From Model to Business Value</w:t>
-      </w:r>
-    </w:p>
-    <w:p>
-      <w:pPr>
-        <w:spacing w:after="120" w:line="276"/>
-      </w:pPr>
-      <w:r>
-        <w:rPr>
-          <w:sz w:val="22"/>
-          <w:szCs w:val="22"/>
-        </w:rPr>
-        <w:t xml:space="preserve">A model only creates value when the business can use it. We delivered three assets beyond the notebook:</w:t>
+      </w:pPr>
+      <w:r>
+        <w:lastRenderedPageBreak/>
+        <w:t>From Model to Business Value</w:t>
+      </w:r>
+    </w:p>
+    <w:p>
+      <w:pPr>
+        <w:spacing w:after="120" w:line="276" w:lineRule="auto"/>
+      </w:pPr>
+      <w:r>
+        <w:t xml:space="preserve">A model only creates value when the business can use it. </w:t>
+      </w:r>
+      <w:r>
+        <w:t>I</w:t>
+      </w:r>
+      <w:r>
+        <w:t xml:space="preserve"> delivered three assets beyond the notebook:</w:t>
       </w:r>
     </w:p>
     <w:p>
@@ -2809,17 +3466,41 @@
         <w:rPr>
           <w:b/>
           <w:bCs/>
-          <w:sz w:val="22"/>
-          <w:szCs w:val="22"/>
-        </w:rPr>
-        <w:t xml:space="preserve">Interactive Streamlit app</w:t>
-      </w:r>
-      <w:r>
-        <w:rPr>
-          <w:sz w:val="22"/>
-          <w:szCs w:val="22"/>
-        </w:rPr>
-        <w:t xml:space="preserve"> — an underwriter scores any applicant with sliders, sees a plain-English reason, explores the 60,000-customer portfolio by age/health band, and tunes the cost-based threshold. Deployable free on Streamlit Cloud.</w:t>
+        </w:rPr>
+        <w:t xml:space="preserve">Interactive </w:t>
+      </w:r>
+      <w:proofErr w:type="spellStart"/>
+      <w:r>
+        <w:rPr>
+          <w:b/>
+          <w:bCs/>
+        </w:rPr>
+        <w:t>Streamlit</w:t>
+      </w:r>
+      <w:proofErr w:type="spellEnd"/>
+      <w:r>
+        <w:rPr>
+          <w:b/>
+          <w:bCs/>
+        </w:rPr>
+        <w:t xml:space="preserve"> app</w:t>
+      </w:r>
+      <w:r>
+        <w:t xml:space="preserve"> </w:t>
+      </w:r>
+      <w:r>
+        <w:t>-</w:t>
+      </w:r>
+      <w:r>
+        <w:t xml:space="preserve"> an underwriter scores any applicant with sliders, sees a plain-English reason, explores the 60,000-customer portfolio by age/health band, and tunes the cost-based threshold. Deployable free on </w:t>
+      </w:r>
+      <w:proofErr w:type="spellStart"/>
+      <w:r>
+        <w:t>Streamlit</w:t>
+      </w:r>
+      <w:proofErr w:type="spellEnd"/>
+      <w:r>
+        <w:t xml:space="preserve"> Cloud.</w:t>
       </w:r>
     </w:p>
     <w:p>
@@ -2835,17 +3516,51 @@
         <w:rPr>
           <w:b/>
           <w:bCs/>
-          <w:sz w:val="22"/>
-          <w:szCs w:val="22"/>
-        </w:rPr>
-        <w:t xml:space="preserve">GenAI underwriting assistant</w:t>
-      </w:r>
-      <w:r>
-        <w:rPr>
-          <w:sz w:val="22"/>
-          <w:szCs w:val="22"/>
-        </w:rPr>
-        <w:t xml:space="preserve"> — a chatbot that answers questions like "what is the high-risk rate for customers over 60?". Answers are computed in Python first and only phrased by the LLM, so the numbers are always exact — a responsible-AI pattern with no hallucinated statistics.</w:t>
+        </w:rPr>
+        <w:t>GenAI underwriting assistant</w:t>
+      </w:r>
+      <w:r>
+        <w:t xml:space="preserve"> </w:t>
+      </w:r>
+      <w:r>
+        <w:t>-</w:t>
+      </w:r>
+      <w:r>
+        <w:t xml:space="preserve"> a chatbot that </w:t>
+      </w:r>
+      <w:proofErr w:type="spellStart"/>
+      <w:r>
+        <w:t>ans</w:t>
+      </w:r>
+      <w:r>
+        <w:t>I</w:t>
+      </w:r>
+      <w:r>
+        <w:t>rs</w:t>
+      </w:r>
+      <w:proofErr w:type="spellEnd"/>
+      <w:r>
+        <w:t xml:space="preserve"> questions like "what is the high-risk rate for customers over 60?". </w:t>
+      </w:r>
+      <w:proofErr w:type="spellStart"/>
+      <w:r>
+        <w:t>Ans</w:t>
+      </w:r>
+      <w:r>
+        <w:t>I</w:t>
+      </w:r>
+      <w:r>
+        <w:t>rs</w:t>
+      </w:r>
+      <w:proofErr w:type="spellEnd"/>
+      <w:r>
+        <w:t xml:space="preserve"> are computed in Python first and only phrased by the LLM, so the numbers are always exact </w:t>
+      </w:r>
+      <w:r>
+        <w:t>-</w:t>
+      </w:r>
+      <w:r>
+        <w:t xml:space="preserve"> a responsible-AI pattern with no hallucinated statistics.</w:t>
       </w:r>
     </w:p>
     <w:p>
@@ -2861,31 +3576,25 @@
         <w:rPr>
           <w:b/>
           <w:bCs/>
-          <w:sz w:val="22"/>
-          <w:szCs w:val="22"/>
-        </w:rPr>
-        <w:t xml:space="preserve">This document + an executive deck</w:t>
-      </w:r>
-      <w:r>
-        <w:rPr>
-          <w:sz w:val="22"/>
-          <w:szCs w:val="22"/>
-        </w:rPr>
-        <w:t xml:space="preserve"> — the analytical narrative for both technical and business audiences.</w:t>
+        </w:rPr>
+        <w:t>This document + an executive deck</w:t>
+      </w:r>
+      <w:r>
+        <w:t xml:space="preserve"> </w:t>
+      </w:r>
+      <w:r>
+        <w:t>-</w:t>
+      </w:r>
+      <w:r>
+        <w:t xml:space="preserve"> the analytical narrative for both technical and business audiences.</w:t>
       </w:r>
     </w:p>
     <w:p>
       <w:pPr>
         <w:pStyle w:val="Heading2"/>
-        <w:spacing w:after="80" w:before="180"/>
-      </w:pPr>
-      <w:r>
-        <w:rPr>
-          <w:b/>
-          <w:bCs/>
-          <w:color w:val="0090DA"/>
-        </w:rPr>
-        <w:t xml:space="preserve">Recommended actions</w:t>
+      </w:pPr>
+      <w:r>
+        <w:t>Recommended actions</w:t>
       </w:r>
     </w:p>
     <w:p>
@@ -2898,11 +3607,7 @@
         <w:spacing w:after="80"/>
       </w:pPr>
       <w:r>
-        <w:rPr>
-          <w:sz w:val="22"/>
-          <w:szCs w:val="22"/>
-        </w:rPr>
-        <w:t xml:space="preserve">Adopt the explainable Logistic Regression as the production scorer; keep gradient boosting as a challenger model.</w:t>
+        <w:t>Adopt the explainable Logistic Regression as the production scorer; keep gradient boosting as a challenger model.</w:t>
       </w:r>
     </w:p>
     <w:p>
@@ -2915,11 +3620,7 @@
         <w:spacing w:after="80"/>
       </w:pPr>
       <w:r>
-        <w:rPr>
-          <w:sz w:val="22"/>
-          <w:szCs w:val="22"/>
-        </w:rPr>
-        <w:t xml:space="preserve">Operate below a 0.50 threshold, tuned to the current loss-ratio target; review quarterly.</w:t>
+        <w:t>Operate below a 0.50 threshold, tuned to the current loss-ratio target; review quarterly.</w:t>
       </w:r>
     </w:p>
     <w:p>
@@ -2932,11 +3633,21 @@
         <w:spacing w:after="80"/>
       </w:pPr>
       <w:r>
-        <w:rPr>
-          <w:sz w:val="22"/>
-          <w:szCs w:val="22"/>
-        </w:rPr>
-        <w:t xml:space="preserve">Focus underwriting scrutiny on older and lower-health-score segments; de-emphasise income/BMI, which carry no signal here.</w:t>
+        <w:t xml:space="preserve">Focus underwriting scrutiny on older and </w:t>
+      </w:r>
+      <w:proofErr w:type="spellStart"/>
+      <w:r>
+        <w:t>lo</w:t>
+      </w:r>
+      <w:r>
+        <w:t>I</w:t>
+      </w:r>
+      <w:r>
+        <w:t>r</w:t>
+      </w:r>
+      <w:proofErr w:type="spellEnd"/>
+      <w:r>
+        <w:t>-health-score segments; de-emphasise income/BMI, which carry no signal here.</w:t>
       </w:r>
     </w:p>
     <w:p>
@@ -2949,38 +3660,43 @@
         <w:spacing w:after="80"/>
       </w:pPr>
       <w:r>
-        <w:rPr>
-          <w:sz w:val="22"/>
-          <w:szCs w:val="22"/>
-        </w:rPr>
-        <w:t xml:space="preserve">Roll out the app to underwriting teams as a decision-support tool, with the GenAI assistant for self-serve questions.</w:t>
+        <w:t>Roll out the app to underwriting teams as a decision-support tool, with the GenAI assistant for self-serve questions.</w:t>
       </w:r>
     </w:p>
     <w:tbl>
       <w:tblPr>
-        <w:tblW w:type="dxa" w:w="9360"/>
+        <w:tblW w:w="9360" w:type="dxa"/>
         <w:tblBorders>
-          <w:top w:val="single" w:color="0090DA" w:sz="2"/>
-          <w:left w:val="single" w:color="0090DA" w:sz="18"/>
-          <w:bottom w:val="single" w:color="0090DA" w:sz="2"/>
-          <w:right w:val="single" w:color="0090DA" w:sz="2"/>
-          <w:insideH w:val="none"/>
-          <w:insideV w:val="none"/>
+          <w:top w:val="single" w:sz="2" w:space="0" w:color="0090DA"/>
+          <w:left w:val="single" w:sz="18" w:space="0" w:color="0090DA"/>
+          <w:bottom w:val="single" w:sz="2" w:space="0" w:color="0090DA"/>
+          <w:right w:val="single" w:sz="2" w:space="0" w:color="0090DA"/>
         </w:tblBorders>
+        <w:tblCellMar>
+          <w:left w:w="10" w:type="dxa"/>
+          <w:right w:w="10" w:type="dxa"/>
+        </w:tblCellMar>
+        <w:tblLook w:val="0000" w:firstRow="0" w:lastRow="0" w:firstColumn="0" w:lastColumn="0" w:noHBand="0" w:noVBand="0"/>
       </w:tblPr>
       <w:tblGrid>
         <w:gridCol w:w="9360"/>
       </w:tblGrid>
       <w:tr>
+        <w:tblPrEx>
+          <w:tblCellMar>
+            <w:top w:w="0" w:type="dxa"/>
+            <w:bottom w:w="0" w:type="dxa"/>
+          </w:tblCellMar>
+        </w:tblPrEx>
         <w:tc>
           <w:tcPr>
-            <w:tcW w:type="dxa" w:w="9360"/>
-            <w:shd w:fill="F4FAF6" w:val="clear"/>
+            <w:tcW w:w="9360" w:type="dxa"/>
+            <w:shd w:val="clear" w:color="auto" w:fill="F4FAF6"/>
             <w:tcMar>
-              <w:top w:type="dxa" w:w="120"/>
-              <w:left w:type="dxa" w:w="180"/>
-              <w:bottom w:type="dxa" w:w="120"/>
-              <w:right w:type="dxa" w:w="180"/>
+              <w:top w:w="120" w:type="dxa"/>
+              <w:left w:w="180" w:type="dxa"/>
+              <w:bottom w:w="120" w:type="dxa"/>
+              <w:right w:w="180" w:type="dxa"/>
             </w:tcMar>
           </w:tcPr>
           <w:p>
@@ -2992,10 +3708,8 @@
                 <w:b/>
                 <w:bCs/>
                 <w:color w:val="0090DA"/>
-                <w:sz w:val="22"/>
-                <w:szCs w:val="22"/>
-              </w:rPr>
-              <w:t xml:space="preserve">Responsible use</w:t>
+              </w:rPr>
+              <w:t>Responsible use</w:t>
             </w:r>
           </w:p>
           <w:p>
@@ -3005,7 +3719,7 @@
                 <w:sz w:val="21"/>
                 <w:szCs w:val="21"/>
               </w:rPr>
-              <w:t xml:space="preserve">The model is a screening aid, not an automated decline engine. Use age and health-derived features in line with local regulation and fairness review; keep a human underwriter in the loop for adverse decisions.</w:t>
+              <w:t>The model is a screening aid, not an automated decline engine. Use age and health-derived features in line with local regulation and fairness review; keep a human underwriter in the loop for adverse decisions.</w:t>
             </w:r>
           </w:p>
         </w:tc>
@@ -3014,20 +3728,14 @@
     <w:p>
       <w:pPr>
         <w:pStyle w:val="Heading2"/>
-        <w:spacing w:after="80" w:before="180"/>
-      </w:pPr>
-      <w:r>
-        <w:rPr>
-          <w:b/>
-          <w:bCs/>
-          <w:color w:val="0090DA"/>
-        </w:rPr>
-        <w:t xml:space="preserve">Appendix · Methodology</w:t>
-      </w:r>
-    </w:p>
-    <w:p>
-      <w:pPr>
-        <w:spacing w:after="120" w:line="276"/>
+      </w:pPr>
+      <w:r>
+        <w:t>Appendix · Methodology</w:t>
+      </w:r>
+    </w:p>
+    <w:p>
+      <w:pPr>
+        <w:spacing w:after="120" w:line="276" w:lineRule="auto"/>
       </w:pPr>
       <w:r>
         <w:rPr>
@@ -3035,102 +3743,80 @@
           <w:sz w:val="20"/>
           <w:szCs w:val="20"/>
         </w:rPr>
-        <w:t xml:space="preserve">60,000 rows, stratified 80/20 train/test split (random_state = 42). Pipeline: median imputation of annual_income → one-hot encoding of policy_type → standardisation → estimator. Age capped at 100. Metrics on the held-out test set. Fully reproducible via analysis.py.</w:t>
+        <w:t>60,000 rows, stratified 80/20 train/test split (</w:t>
+      </w:r>
+      <w:proofErr w:type="spellStart"/>
+      <w:r>
+        <w:rPr>
+          <w:color w:val="5B6770"/>
+          <w:sz w:val="20"/>
+          <w:szCs w:val="20"/>
+        </w:rPr>
+        <w:t>random_state</w:t>
+      </w:r>
+      <w:proofErr w:type="spellEnd"/>
+      <w:r>
+        <w:rPr>
+          <w:color w:val="5B6770"/>
+          <w:sz w:val="20"/>
+          <w:szCs w:val="20"/>
+        </w:rPr>
+        <w:t xml:space="preserve"> = 42). Pipeline: median imputation of </w:t>
+      </w:r>
+      <w:proofErr w:type="spellStart"/>
+      <w:r>
+        <w:rPr>
+          <w:color w:val="5B6770"/>
+          <w:sz w:val="20"/>
+          <w:szCs w:val="20"/>
+        </w:rPr>
+        <w:t>annual_income</w:t>
+      </w:r>
+      <w:proofErr w:type="spellEnd"/>
+      <w:r>
+        <w:rPr>
+          <w:color w:val="5B6770"/>
+          <w:sz w:val="20"/>
+          <w:szCs w:val="20"/>
+        </w:rPr>
+        <w:t xml:space="preserve"> → one-hot encoding of </w:t>
+      </w:r>
+      <w:proofErr w:type="spellStart"/>
+      <w:r>
+        <w:rPr>
+          <w:color w:val="5B6770"/>
+          <w:sz w:val="20"/>
+          <w:szCs w:val="20"/>
+        </w:rPr>
+        <w:t>policy_type</w:t>
+      </w:r>
+      <w:proofErr w:type="spellEnd"/>
+      <w:r>
+        <w:rPr>
+          <w:color w:val="5B6770"/>
+          <w:sz w:val="20"/>
+          <w:szCs w:val="20"/>
+        </w:rPr>
+        <w:t xml:space="preserve"> → standardisation → estimator. Age capped at 100. Metrics on the held-out test set. Fully reproducible via analysis.py.</w:t>
       </w:r>
     </w:p>
     <w:sectPr>
-      <w:pgSz w:w="12240" w:h="15840" w:orient="portrait"/>
+      <w:pgSz w:w="12240" w:h="15840"/>
       <w:pgMar w:top="1440" w:right="1440" w:bottom="1440" w:left="1440" w:header="708" w:footer="708" w:gutter="0"/>
-      <w:pgNumType/>
+      <w:cols w:space="720"/>
       <w:docGrid w:linePitch="360"/>
     </w:sectPr>
   </w:body>
 </w:document>
 </file>
 
-<file path=word/comments.xml><?xml version="1.0" encoding="utf-8"?>
-<w:comments xmlns:cx="http://schemas.microsoft.com/office/drawing/2014/chartex" xmlns:cx1="http://schemas.microsoft.com/office/drawing/2015/9/8/chartex" xmlns:cx2="http://schemas.microsoft.com/office/drawing/2015/10/21/chartex" xmlns:cx3="http://schemas.microsoft.com/office/drawing/2016/5/9/chartex" xmlns:cx4="http://schemas.microsoft.com/office/drawing/2016/5/10/chartex" xmlns:cx5="http://schemas.microsoft.com/office/drawing/2016/5/11/chartex" xmlns:cx6="http://schemas.microsoft.com/office/drawing/2016/5/12/chartex" xmlns:cx7="http://schemas.microsoft.com/office/drawing/2016/5/13/chartex" xmlns:cx8="http://schemas.microsoft.com/office/drawing/2016/5/14/chartex" xmlns:mc="http://schemas.openxmlformats.org/markup-compatibility/2006" xmlns:aink="http://schemas.microsoft.com/office/drawing/2016/ink" xmlns:am3d="http://schemas.microsoft.com/office/drawing/2017/model3d" xmlns:o="urn:schemas-microsoft-com:office:office" xmlns:r="http://schemas.openxmlformats.org/officeDocument/2006/relationships" xmlns:m="http://schemas.openxmlformats.org/officeDocument/2006/math" xmlns:v="urn:schemas-microsoft-com:vml" xmlns:wp14="http://schemas.microsoft.com/office/word/2010/wordprocessingDrawing" xmlns:wp="http://schemas.openxmlformats.org/drawingml/2006/wordprocessingDrawing" xmlns:w10="urn:schemas-microsoft-com:office:word" xmlns:w="http://schemas.openxmlformats.org/wordprocessingml/2006/main" xmlns:w14="http://schemas.microsoft.com/office/word/2010/wordml" xmlns:w15="http://schemas.microsoft.com/office/word/2012/wordml" xmlns:w16cex="http://schemas.microsoft.com/office/word/2018/wordml/cex" xmlns:w16cid="http://schemas.microsoft.com/office/word/2016/wordml/cid" xmlns:w16="http://schemas.microsoft.com/office/word/2018/wordml" xmlns:w16sdtdh="http://schemas.microsoft.com/office/word/2020/wordml/sdtdatahash" xmlns:w16se="http://schemas.microsoft.com/office/word/2015/wordml/symex" xmlns:wpg="http://schemas.microsoft.com/office/word/2010/wordprocessingGroup" xmlns:wpi="http://schemas.microsoft.com/office/word/2010/wordprocessingInk" xmlns:wne="http://schemas.microsoft.com/office/word/2006/wordml" xmlns:wps="http://schemas.microsoft.com/office/word/2010/wordprocessingShape"/>
-</file>
-
-<file path=word/endnotes.xml><?xml version="1.0" encoding="utf-8"?>
-<w:endnotes xmlns:wpc="http://schemas.microsoft.com/office/word/2010/wordprocessingCanvas" xmlns:mc="http://schemas.openxmlformats.org/markup-compatibility/2006" xmlns:o="urn:schemas-microsoft-com:office:office" xmlns:r="http://schemas.openxmlformats.org/officeDocument/2006/relationships" xmlns:m="http://schemas.openxmlformats.org/officeDocument/2006/math" xmlns:v="urn:schemas-microsoft-com:vml" xmlns:wp14="http://schemas.microsoft.com/office/word/2010/wordprocessingDrawing" xmlns:wp="http://schemas.openxmlformats.org/drawingml/2006/wordprocessingDrawing" xmlns:w10="urn:schemas-microsoft-com:office:word" xmlns:w="http://schemas.openxmlformats.org/wordprocessingml/2006/main" xmlns:w14="http://schemas.microsoft.com/office/word/2010/wordml" xmlns:w15="http://schemas.microsoft.com/office/word/2012/wordml" xmlns:wpg="http://schemas.microsoft.com/office/word/2010/wordprocessingGroup" xmlns:wpi="http://schemas.microsoft.com/office/word/2010/wordprocessingInk" xmlns:wne="http://schemas.microsoft.com/office/word/2006/wordml" xmlns:wps="http://schemas.microsoft.com/office/word/2010/wordprocessingShape" mc:Ignorable="w14 w15 wp14">
-  <w:endnote w:type="separator" w:id="-1">
-    <w:p>
-      <w:pPr>
-        <w:spacing w:after="0" w:line="240" w:lineRule="auto"/>
-      </w:pPr>
-      <w:r>
-        <w:rPr>
-          <w:rStyle w:val="EndnoteReference"/>
-        </w:rPr>
-        <w:endnoteRef/>
-      </w:r>
-      <w:r>
-        <w:separator/>
-      </w:r>
-    </w:p>
-  </w:endnote>
-  <w:endnote w:type="continuationSeparator" w:id="0">
-    <w:p>
-      <w:pPr>
-        <w:spacing w:after="0" w:line="240" w:lineRule="auto"/>
-      </w:pPr>
-      <w:r>
-        <w:rPr>
-          <w:rStyle w:val="EndnoteReference"/>
-        </w:rPr>
-        <w:endnoteRef/>
-      </w:r>
-      <w:r>
-        <w:continuationSeparator/>
-      </w:r>
-    </w:p>
-  </w:endnote>
-</w:endnotes>
-</file>
-
-<file path=word/footnotes.xml><?xml version="1.0" encoding="utf-8"?>
-<w:footnotes xmlns:wpc="http://schemas.microsoft.com/office/word/2010/wordprocessingCanvas" xmlns:mc="http://schemas.openxmlformats.org/markup-compatibility/2006" xmlns:o="urn:schemas-microsoft-com:office:office" xmlns:r="http://schemas.openxmlformats.org/officeDocument/2006/relationships" xmlns:m="http://schemas.openxmlformats.org/officeDocument/2006/math" xmlns:v="urn:schemas-microsoft-com:vml" xmlns:wp14="http://schemas.microsoft.com/office/word/2010/wordprocessingDrawing" xmlns:wp="http://schemas.openxmlformats.org/drawingml/2006/wordprocessingDrawing" xmlns:w10="urn:schemas-microsoft-com:office:word" xmlns:w="http://schemas.openxmlformats.org/wordprocessingml/2006/main" xmlns:w14="http://schemas.microsoft.com/office/word/2010/wordml" xmlns:w15="http://schemas.microsoft.com/office/word/2012/wordml" xmlns:wpg="http://schemas.microsoft.com/office/word/2010/wordprocessingGroup" xmlns:wpi="http://schemas.microsoft.com/office/word/2010/wordprocessingInk" xmlns:wne="http://schemas.microsoft.com/office/word/2006/wordml" xmlns:wps="http://schemas.microsoft.com/office/word/2010/wordprocessingShape" mc:Ignorable="w14 w15 wp14">
-  <w:footnote w:type="separator" w:id="-1">
-    <w:p>
-      <w:pPr>
-        <w:spacing w:after="0" w:line="240" w:lineRule="auto"/>
-      </w:pPr>
-      <w:r>
-        <w:rPr>
-          <w:rStyle w:val="FootnoteReference"/>
-        </w:rPr>
-        <w:footnoteRef/>
-      </w:r>
-      <w:r>
-        <w:separator/>
-      </w:r>
-    </w:p>
-  </w:footnote>
-  <w:footnote w:type="continuationSeparator" w:id="0">
-    <w:p>
-      <w:pPr>
-        <w:spacing w:after="0" w:line="240" w:lineRule="auto"/>
-      </w:pPr>
-      <w:r>
-        <w:rPr>
-          <w:rStyle w:val="FootnoteReference"/>
-        </w:rPr>
-        <w:footnoteRef/>
-      </w:r>
-      <w:r>
-        <w:continuationSeparator/>
-      </w:r>
-    </w:p>
-  </w:footnote>
-</w:footnotes>
-</file>
-
 <file path=word/numbering.xml><?xml version="1.0" encoding="utf-8"?>
-<w:numbering xmlns:wpc="http://schemas.microsoft.com/office/word/2010/wordprocessingCanvas" xmlns:mc="http://schemas.openxmlformats.org/markup-compatibility/2006" xmlns:o="urn:schemas-microsoft-com:office:office" xmlns:r="http://schemas.openxmlformats.org/officeDocument/2006/relationships" xmlns:m="http://schemas.openxmlformats.org/officeDocument/2006/math" xmlns:v="urn:schemas-microsoft-com:vml" xmlns:wp14="http://schemas.microsoft.com/office/word/2010/wordprocessingDrawing" xmlns:wp="http://schemas.openxmlformats.org/drawingml/2006/wordprocessingDrawing" xmlns:w10="urn:schemas-microsoft-com:office:word" xmlns:w="http://schemas.openxmlformats.org/wordprocessingml/2006/main" xmlns:w14="http://schemas.microsoft.com/office/word/2010/wordml" xmlns:w15="http://schemas.microsoft.com/office/word/2012/wordml" xmlns:wpg="http://schemas.microsoft.com/office/word/2010/wordprocessingGroup" xmlns:wpi="http://schemas.microsoft.com/office/word/2010/wordprocessingInk" xmlns:wne="http://schemas.microsoft.com/office/word/2006/wordml" xmlns:wps="http://schemas.microsoft.com/office/word/2010/wordprocessingShape" mc:Ignorable="w14 w15 wp14">
-  <w:abstractNum w:abstractNumId="1" w15:restartNumberingAfterBreak="0">
+<w:numbering xmlns:wpc="http://schemas.microsoft.com/office/word/2010/wordprocessingCanvas" xmlns:cx="http://schemas.microsoft.com/office/drawing/2014/chartex" xmlns:cx1="http://schemas.microsoft.com/office/drawing/2015/9/8/chartex" xmlns:cx2="http://schemas.microsoft.com/office/drawing/2015/10/21/chartex" xmlns:cx3="http://schemas.microsoft.com/office/drawing/2016/5/9/chartex" xmlns:cx4="http://schemas.microsoft.com/office/drawing/2016/5/10/chartex" xmlns:cx5="http://schemas.microsoft.com/office/drawing/2016/5/11/chartex" xmlns:cx6="http://schemas.microsoft.com/office/drawing/2016/5/12/chartex" xmlns:cx7="http://schemas.microsoft.com/office/drawing/2016/5/13/chartex" xmlns:cx8="http://schemas.microsoft.com/office/drawing/2016/5/14/chartex" xmlns:mc="http://schemas.openxmlformats.org/markup-compatibility/2006" xmlns:aink="http://schemas.microsoft.com/office/drawing/2016/ink" xmlns:am3d="http://schemas.microsoft.com/office/drawing/2017/model3d" xmlns:o="urn:schemas-microsoft-com:office:office" xmlns:oel="http://schemas.microsoft.com/office/2019/extlst" xmlns:r="http://schemas.openxmlformats.org/officeDocument/2006/relationships" xmlns:m="http://schemas.openxmlformats.org/officeDocument/2006/math" xmlns:v="urn:schemas-microsoft-com:vml" xmlns:wp14="http://schemas.microsoft.com/office/word/2010/wordprocessingDrawing" xmlns:wp="http://schemas.openxmlformats.org/drawingml/2006/wordprocessingDrawing" xmlns:w10="urn:schemas-microsoft-com:office:word" xmlns:w="http://schemas.openxmlformats.org/wordprocessingml/2006/main" xmlns:w14="http://schemas.microsoft.com/office/word/2010/wordml" xmlns:w15="http://schemas.microsoft.com/office/word/2012/wordml" xmlns:w16cex="http://schemas.microsoft.com/office/word/2018/wordml/cex" xmlns:w16cid="http://schemas.microsoft.com/office/word/2016/wordml/cid" xmlns:w16="http://schemas.microsoft.com/office/word/2018/wordml" xmlns:w16du="http://schemas.microsoft.com/office/word/2023/wordml/word16du" xmlns:w16sdtdh="http://schemas.microsoft.com/office/word/2020/wordml/sdtdatahash" xmlns:w16sdtfl="http://schemas.microsoft.com/office/word/2024/wordml/sdtformatlock" xmlns:w16se="http://schemas.microsoft.com/office/word/2015/wordml/symex" xmlns:wpg="http://schemas.microsoft.com/office/word/2010/wordprocessingGroup" xmlns:wpi="http://schemas.microsoft.com/office/word/2010/wordprocessingInk" xmlns:wne="http://schemas.microsoft.com/office/word/2006/wordml" xmlns:wps="http://schemas.microsoft.com/office/word/2010/wordprocessingShape" mc:Ignorable="w14 w15 w16se w16cid w16 w16cex w16sdtdh w16sdtfl w16du wp14">
+  <w:abstractNum w:abstractNumId="0" w15:restartNumberingAfterBreak="0">
+    <w:nsid w:val="5FC015DF"/>
     <w:multiLevelType w:val="hybridMultilevel"/>
-    <w:lvl w:ilvl="0" w15:tentative="1">
+    <w:tmpl w:val="8AE01E46"/>
+    <w:lvl w:ilvl="0" w:tplc="E3364586">
       <w:start w:val="1"/>
       <w:numFmt w:val="bullet"/>
       <w:lvlText w:val="●"/>
@@ -3139,7 +3825,7 @@
         <w:ind w:left="720" w:hanging="360"/>
       </w:pPr>
     </w:lvl>
-    <w:lvl w:ilvl="1" w15:tentative="1">
+    <w:lvl w:ilvl="1" w:tplc="807C9BE6">
       <w:start w:val="1"/>
       <w:numFmt w:val="bullet"/>
       <w:lvlText w:val="○"/>
@@ -3148,7 +3834,7 @@
         <w:ind w:left="1440" w:hanging="360"/>
       </w:pPr>
     </w:lvl>
-    <w:lvl w:ilvl="2" w15:tentative="1">
+    <w:lvl w:ilvl="2" w:tplc="61F0CFB0">
       <w:start w:val="1"/>
       <w:numFmt w:val="bullet"/>
       <w:lvlText w:val="■"/>
@@ -3157,7 +3843,7 @@
         <w:ind w:left="2160" w:hanging="360"/>
       </w:pPr>
     </w:lvl>
-    <w:lvl w:ilvl="3" w15:tentative="1">
+    <w:lvl w:ilvl="3" w:tplc="3E4C6546">
       <w:start w:val="1"/>
       <w:numFmt w:val="bullet"/>
       <w:lvlText w:val="●"/>
@@ -3166,7 +3852,7 @@
         <w:ind w:left="2880" w:hanging="360"/>
       </w:pPr>
     </w:lvl>
-    <w:lvl w:ilvl="4" w15:tentative="1">
+    <w:lvl w:ilvl="4" w:tplc="CAE2E35E">
       <w:start w:val="1"/>
       <w:numFmt w:val="bullet"/>
       <w:lvlText w:val="○"/>
@@ -3175,7 +3861,7 @@
         <w:ind w:left="3600" w:hanging="360"/>
       </w:pPr>
     </w:lvl>
-    <w:lvl w:ilvl="5" w15:tentative="1">
+    <w:lvl w:ilvl="5" w:tplc="2E12EB86">
       <w:start w:val="1"/>
       <w:numFmt w:val="bullet"/>
       <w:lvlText w:val="■"/>
@@ -3184,7 +3870,7 @@
         <w:ind w:left="4320" w:hanging="360"/>
       </w:pPr>
     </w:lvl>
-    <w:lvl w:ilvl="6" w15:tentative="1">
+    <w:lvl w:ilvl="6" w:tplc="247E7EEA">
       <w:start w:val="1"/>
       <w:numFmt w:val="bullet"/>
       <w:lvlText w:val="●"/>
@@ -3193,7 +3879,7 @@
         <w:ind w:left="5040" w:hanging="360"/>
       </w:pPr>
     </w:lvl>
-    <w:lvl w:ilvl="7" w15:tentative="1">
+    <w:lvl w:ilvl="7" w:tplc="53068B12">
       <w:start w:val="1"/>
       <w:numFmt w:val="bullet"/>
       <w:lvlText w:val="●"/>
@@ -3202,7 +3888,7 @@
         <w:ind w:left="5760" w:hanging="360"/>
       </w:pPr>
     </w:lvl>
-    <w:lvl w:ilvl="8" w15:tentative="1">
+    <w:lvl w:ilvl="8" w:tplc="C2FCF13A">
       <w:start w:val="1"/>
       <w:numFmt w:val="bullet"/>
       <w:lvlText w:val="●"/>
@@ -3212,8 +3898,8 @@
       </w:pPr>
     </w:lvl>
   </w:abstractNum>
-  <w:num w:numId="1">
-    <w:abstractNumId w:val="1"/>
+  <w:num w:numId="1" w16cid:durableId="1319069916">
+    <w:abstractNumId w:val="0"/>
     <w:lvlOverride w:ilvl="0">
       <w:startOverride w:val="1"/>
     </w:lvlOverride>
@@ -3222,55 +3908,443 @@
 </file>
 
 <file path=word/styles.xml><?xml version="1.0" encoding="utf-8"?>
-<w:styles xmlns:mc="http://schemas.openxmlformats.org/markup-compatibility/2006" xmlns:r="http://schemas.openxmlformats.org/officeDocument/2006/relationships" xmlns:w="http://schemas.openxmlformats.org/wordprocessingml/2006/main" xmlns:w14="http://schemas.microsoft.com/office/word/2010/wordml" xmlns:w15="http://schemas.microsoft.com/office/word/2012/wordml" mc:Ignorable="w14 w15">
+<w:styles xmlns:mc="http://schemas.openxmlformats.org/markup-compatibility/2006" xmlns:r="http://schemas.openxmlformats.org/officeDocument/2006/relationships" xmlns:w="http://schemas.openxmlformats.org/wordprocessingml/2006/main" xmlns:w14="http://schemas.microsoft.com/office/word/2010/wordml" xmlns:w15="http://schemas.microsoft.com/office/word/2012/wordml" xmlns:w16cex="http://schemas.microsoft.com/office/word/2018/wordml/cex" xmlns:w16cid="http://schemas.microsoft.com/office/word/2016/wordml/cid" xmlns:w16="http://schemas.microsoft.com/office/word/2018/wordml" xmlns:w16du="http://schemas.microsoft.com/office/word/2023/wordml/word16du" xmlns:w16sdtdh="http://schemas.microsoft.com/office/word/2020/wordml/sdtdatahash" xmlns:w16sdtfl="http://schemas.microsoft.com/office/word/2024/wordml/sdtformatlock" xmlns:w16se="http://schemas.microsoft.com/office/word/2015/wordml/symex" mc:Ignorable="w14 w15 w16se w16cid w16 w16cex w16sdtdh w16sdtfl w16du">
   <w:docDefaults>
     <w:rPrDefault>
       <w:rPr>
-        <w:rFonts w:ascii="Calibri" w:cs="Calibri" w:eastAsia="Calibri" w:hAnsi="Calibri"/>
+        <w:rFonts w:ascii="Calibri" w:eastAsia="Calibri" w:hAnsi="Calibri" w:cs="Calibri"/>
         <w:color w:val="222222"/>
         <w:sz w:val="22"/>
         <w:szCs w:val="22"/>
+        <w:lang w:val="en-IN" w:eastAsia="en-GB" w:bidi="ar-SA"/>
       </w:rPr>
     </w:rPrDefault>
     <w:pPrDefault/>
   </w:docDefaults>
-  <w:style w:type="paragraph" w:styleId="Title">
-    <w:name w:val="Title"/>
-    <w:basedOn w:val="Normal"/>
-    <w:next w:val="Normal"/>
+  <w:latentStyles w:defLockedState="0" w:defUIPriority="99" w:defSemiHidden="0" w:defUnhideWhenUsed="0" w:defQFormat="0" w:count="376">
+    <w:lsdException w:name="Normal" w:uiPriority="0" w:qFormat="1"/>
+    <w:lsdException w:name="heading 1" w:uiPriority="9" w:qFormat="1"/>
+    <w:lsdException w:name="heading 2" w:semiHidden="1" w:uiPriority="9" w:unhideWhenUsed="1" w:qFormat="1"/>
+    <w:lsdException w:name="heading 3" w:semiHidden="1" w:uiPriority="9" w:unhideWhenUsed="1" w:qFormat="1"/>
+    <w:lsdException w:name="heading 4" w:semiHidden="1" w:uiPriority="9" w:unhideWhenUsed="1" w:qFormat="1"/>
+    <w:lsdException w:name="heading 5" w:semiHidden="1" w:uiPriority="9" w:unhideWhenUsed="1" w:qFormat="1"/>
+    <w:lsdException w:name="heading 6" w:semiHidden="1" w:uiPriority="9" w:unhideWhenUsed="1" w:qFormat="1"/>
+    <w:lsdException w:name="heading 7" w:semiHidden="1" w:uiPriority="9" w:unhideWhenUsed="1" w:qFormat="1"/>
+    <w:lsdException w:name="heading 8" w:semiHidden="1" w:uiPriority="9" w:unhideWhenUsed="1" w:qFormat="1"/>
+    <w:lsdException w:name="heading 9" w:semiHidden="1" w:uiPriority="9" w:unhideWhenUsed="1" w:qFormat="1"/>
+    <w:lsdException w:name="index 1" w:semiHidden="1" w:unhideWhenUsed="1"/>
+    <w:lsdException w:name="index 2" w:semiHidden="1" w:unhideWhenUsed="1"/>
+    <w:lsdException w:name="index 3" w:semiHidden="1" w:unhideWhenUsed="1"/>
+    <w:lsdException w:name="index 4" w:semiHidden="1" w:unhideWhenUsed="1"/>
+    <w:lsdException w:name="index 5" w:semiHidden="1" w:unhideWhenUsed="1"/>
+    <w:lsdException w:name="index 6" w:semiHidden="1" w:unhideWhenUsed="1"/>
+    <w:lsdException w:name="index 7" w:semiHidden="1" w:unhideWhenUsed="1"/>
+    <w:lsdException w:name="index 8" w:semiHidden="1" w:unhideWhenUsed="1"/>
+    <w:lsdException w:name="index 9" w:semiHidden="1" w:unhideWhenUsed="1"/>
+    <w:lsdException w:name="toc 1" w:semiHidden="1" w:uiPriority="39" w:unhideWhenUsed="1"/>
+    <w:lsdException w:name="toc 2" w:semiHidden="1" w:uiPriority="39" w:unhideWhenUsed="1"/>
+    <w:lsdException w:name="toc 3" w:semiHidden="1" w:uiPriority="39" w:unhideWhenUsed="1"/>
+    <w:lsdException w:name="toc 4" w:semiHidden="1" w:uiPriority="39" w:unhideWhenUsed="1"/>
+    <w:lsdException w:name="toc 5" w:semiHidden="1" w:uiPriority="39" w:unhideWhenUsed="1"/>
+    <w:lsdException w:name="toc 6" w:semiHidden="1" w:uiPriority="39" w:unhideWhenUsed="1"/>
+    <w:lsdException w:name="toc 7" w:semiHidden="1" w:uiPriority="39" w:unhideWhenUsed="1"/>
+    <w:lsdException w:name="toc 8" w:semiHidden="1" w:uiPriority="39" w:unhideWhenUsed="1"/>
+    <w:lsdException w:name="toc 9" w:semiHidden="1" w:uiPriority="39" w:unhideWhenUsed="1"/>
+    <w:lsdException w:name="Normal Indent" w:semiHidden="1" w:unhideWhenUsed="1"/>
+    <w:lsdException w:name="footnote text" w:semiHidden="1" w:unhideWhenUsed="1"/>
+    <w:lsdException w:name="annotation text" w:semiHidden="1" w:unhideWhenUsed="1"/>
+    <w:lsdException w:name="header" w:semiHidden="1" w:unhideWhenUsed="1"/>
+    <w:lsdException w:name="footer" w:semiHidden="1" w:unhideWhenUsed="1"/>
+    <w:lsdException w:name="index heading" w:semiHidden="1" w:unhideWhenUsed="1"/>
+    <w:lsdException w:name="caption" w:semiHidden="1" w:uiPriority="35" w:unhideWhenUsed="1" w:qFormat="1"/>
+    <w:lsdException w:name="table of figures" w:semiHidden="1" w:unhideWhenUsed="1"/>
+    <w:lsdException w:name="envelope address" w:semiHidden="1" w:unhideWhenUsed="1"/>
+    <w:lsdException w:name="envelope return" w:semiHidden="1" w:unhideWhenUsed="1"/>
+    <w:lsdException w:name="footnote reference" w:semiHidden="1" w:unhideWhenUsed="1"/>
+    <w:lsdException w:name="annotation reference" w:semiHidden="1" w:unhideWhenUsed="1"/>
+    <w:lsdException w:name="line number" w:semiHidden="1" w:unhideWhenUsed="1"/>
+    <w:lsdException w:name="page number" w:semiHidden="1" w:unhideWhenUsed="1"/>
+    <w:lsdException w:name="endnote reference" w:semiHidden="1" w:unhideWhenUsed="1"/>
+    <w:lsdException w:name="endnote text" w:semiHidden="1" w:unhideWhenUsed="1"/>
+    <w:lsdException w:name="table of authorities" w:semiHidden="1" w:unhideWhenUsed="1"/>
+    <w:lsdException w:name="macro" w:semiHidden="1" w:unhideWhenUsed="1"/>
+    <w:lsdException w:name="toa heading" w:semiHidden="1" w:unhideWhenUsed="1"/>
+    <w:lsdException w:name="List" w:semiHidden="1" w:unhideWhenUsed="1"/>
+    <w:lsdException w:name="List Bullet" w:semiHidden="1" w:unhideWhenUsed="1"/>
+    <w:lsdException w:name="List Number" w:semiHidden="1" w:unhideWhenUsed="1"/>
+    <w:lsdException w:name="List 2" w:semiHidden="1" w:unhideWhenUsed="1"/>
+    <w:lsdException w:name="List 3" w:semiHidden="1" w:unhideWhenUsed="1"/>
+    <w:lsdException w:name="List 4" w:semiHidden="1" w:unhideWhenUsed="1"/>
+    <w:lsdException w:name="List 5" w:semiHidden="1" w:unhideWhenUsed="1"/>
+    <w:lsdException w:name="List Bullet 2" w:semiHidden="1" w:unhideWhenUsed="1"/>
+    <w:lsdException w:name="List Bullet 3" w:semiHidden="1" w:unhideWhenUsed="1"/>
+    <w:lsdException w:name="List Bullet 4" w:semiHidden="1" w:unhideWhenUsed="1"/>
+    <w:lsdException w:name="List Bullet 5" w:semiHidden="1" w:unhideWhenUsed="1"/>
+    <w:lsdException w:name="List Number 2" w:semiHidden="1" w:unhideWhenUsed="1"/>
+    <w:lsdException w:name="List Number 3" w:semiHidden="1" w:unhideWhenUsed="1"/>
+    <w:lsdException w:name="List Number 4" w:semiHidden="1" w:unhideWhenUsed="1"/>
+    <w:lsdException w:name="List Number 5" w:semiHidden="1" w:unhideWhenUsed="1"/>
+    <w:lsdException w:name="Title" w:uiPriority="10" w:qFormat="1"/>
+    <w:lsdException w:name="Closing" w:semiHidden="1" w:unhideWhenUsed="1"/>
+    <w:lsdException w:name="Signature" w:semiHidden="1" w:unhideWhenUsed="1"/>
+    <w:lsdException w:name="Default Paragraph Font" w:semiHidden="1" w:uiPriority="1" w:unhideWhenUsed="1"/>
+    <w:lsdException w:name="Body Text" w:semiHidden="1" w:unhideWhenUsed="1"/>
+    <w:lsdException w:name="Body Text Indent" w:semiHidden="1" w:unhideWhenUsed="1"/>
+    <w:lsdException w:name="List Continue" w:semiHidden="1" w:unhideWhenUsed="1"/>
+    <w:lsdException w:name="List Continue 2" w:semiHidden="1" w:unhideWhenUsed="1"/>
+    <w:lsdException w:name="List Continue 3" w:semiHidden="1" w:unhideWhenUsed="1"/>
+    <w:lsdException w:name="List Continue 4" w:semiHidden="1" w:unhideWhenUsed="1"/>
+    <w:lsdException w:name="List Continue 5" w:semiHidden="1" w:unhideWhenUsed="1"/>
+    <w:lsdException w:name="Message Header" w:semiHidden="1" w:unhideWhenUsed="1"/>
+    <w:lsdException w:name="Subtitle" w:uiPriority="11" w:qFormat="1"/>
+    <w:lsdException w:name="Salutation" w:semiHidden="1" w:unhideWhenUsed="1"/>
+    <w:lsdException w:name="Date" w:semiHidden="1" w:unhideWhenUsed="1"/>
+    <w:lsdException w:name="Body Text First Indent" w:semiHidden="1" w:unhideWhenUsed="1"/>
+    <w:lsdException w:name="Body Text First Indent 2" w:semiHidden="1" w:unhideWhenUsed="1"/>
+    <w:lsdException w:name="Note Heading" w:semiHidden="1" w:unhideWhenUsed="1"/>
+    <w:lsdException w:name="Body Text 2" w:semiHidden="1" w:unhideWhenUsed="1"/>
+    <w:lsdException w:name="Body Text 3" w:semiHidden="1" w:unhideWhenUsed="1"/>
+    <w:lsdException w:name="Body Text Indent 2" w:semiHidden="1" w:unhideWhenUsed="1"/>
+    <w:lsdException w:name="Body Text Indent 3" w:semiHidden="1" w:unhideWhenUsed="1"/>
+    <w:lsdException w:name="Block Text" w:semiHidden="1" w:unhideWhenUsed="1"/>
+    <w:lsdException w:name="Hyperlink" w:semiHidden="1" w:unhideWhenUsed="1"/>
+    <w:lsdException w:name="FollowedHyperlink" w:semiHidden="1" w:unhideWhenUsed="1"/>
+    <w:lsdException w:name="Strong" w:uiPriority="22" w:qFormat="1"/>
+    <w:lsdException w:name="Emphasis" w:uiPriority="20" w:qFormat="1"/>
+    <w:lsdException w:name="Document Map" w:semiHidden="1" w:unhideWhenUsed="1"/>
+    <w:lsdException w:name="Plain Text" w:semiHidden="1" w:unhideWhenUsed="1"/>
+    <w:lsdException w:name="E-mail Signature" w:semiHidden="1" w:unhideWhenUsed="1"/>
+    <w:lsdException w:name="HTML Top of Form" w:semiHidden="1" w:unhideWhenUsed="1"/>
+    <w:lsdException w:name="HTML Bottom of Form" w:semiHidden="1" w:unhideWhenUsed="1"/>
+    <w:lsdException w:name="Normal (Web)" w:semiHidden="1" w:unhideWhenUsed="1"/>
+    <w:lsdException w:name="HTML Acronym" w:semiHidden="1" w:unhideWhenUsed="1"/>
+    <w:lsdException w:name="HTML Address" w:semiHidden="1" w:unhideWhenUsed="1"/>
+    <w:lsdException w:name="HTML Cite" w:semiHidden="1" w:unhideWhenUsed="1"/>
+    <w:lsdException w:name="HTML Code" w:semiHidden="1" w:unhideWhenUsed="1"/>
+    <w:lsdException w:name="HTML Definition" w:semiHidden="1" w:unhideWhenUsed="1"/>
+    <w:lsdException w:name="HTML Keyboard" w:semiHidden="1" w:unhideWhenUsed="1"/>
+    <w:lsdException w:name="HTML Preformatted" w:semiHidden="1" w:unhideWhenUsed="1"/>
+    <w:lsdException w:name="HTML Sample" w:semiHidden="1" w:unhideWhenUsed="1"/>
+    <w:lsdException w:name="HTML Typewriter" w:semiHidden="1" w:unhideWhenUsed="1"/>
+    <w:lsdException w:name="HTML Variable" w:semiHidden="1" w:unhideWhenUsed="1"/>
+    <w:lsdException w:name="Normal Table" w:semiHidden="1" w:unhideWhenUsed="1"/>
+    <w:lsdException w:name="annotation subject" w:semiHidden="1" w:unhideWhenUsed="1"/>
+    <w:lsdException w:name="No List" w:semiHidden="1" w:unhideWhenUsed="1"/>
+    <w:lsdException w:name="Outline List 1" w:semiHidden="1" w:unhideWhenUsed="1"/>
+    <w:lsdException w:name="Outline List 2" w:semiHidden="1" w:unhideWhenUsed="1"/>
+    <w:lsdException w:name="Outline List 3" w:semiHidden="1" w:unhideWhenUsed="1"/>
+    <w:lsdException w:name="Table Simple 1" w:semiHidden="1" w:unhideWhenUsed="1"/>
+    <w:lsdException w:name="Table Simple 2" w:semiHidden="1" w:unhideWhenUsed="1"/>
+    <w:lsdException w:name="Table Simple 3" w:semiHidden="1" w:unhideWhenUsed="1"/>
+    <w:lsdException w:name="Table Classic 1" w:semiHidden="1" w:unhideWhenUsed="1"/>
+    <w:lsdException w:name="Table Classic 2" w:semiHidden="1" w:unhideWhenUsed="1"/>
+    <w:lsdException w:name="Table Classic 3" w:semiHidden="1" w:unhideWhenUsed="1"/>
+    <w:lsdException w:name="Table Classic 4" w:semiHidden="1" w:unhideWhenUsed="1"/>
+    <w:lsdException w:name="Table Colorful 1" w:semiHidden="1" w:unhideWhenUsed="1"/>
+    <w:lsdException w:name="Table Colorful 2" w:semiHidden="1" w:unhideWhenUsed="1"/>
+    <w:lsdException w:name="Table Colorful 3" w:semiHidden="1" w:unhideWhenUsed="1"/>
+    <w:lsdException w:name="Table Columns 1" w:semiHidden="1" w:unhideWhenUsed="1"/>
+    <w:lsdException w:name="Table Columns 2" w:semiHidden="1" w:unhideWhenUsed="1"/>
+    <w:lsdException w:name="Table Columns 3" w:semiHidden="1" w:unhideWhenUsed="1"/>
+    <w:lsdException w:name="Table Columns 4" w:semiHidden="1" w:unhideWhenUsed="1"/>
+    <w:lsdException w:name="Table Columns 5" w:semiHidden="1" w:unhideWhenUsed="1"/>
+    <w:lsdException w:name="Table Grid 1" w:semiHidden="1" w:unhideWhenUsed="1"/>
+    <w:lsdException w:name="Table Grid 2" w:semiHidden="1" w:unhideWhenUsed="1"/>
+    <w:lsdException w:name="Table Grid 3" w:semiHidden="1" w:unhideWhenUsed="1"/>
+    <w:lsdException w:name="Table Grid 4" w:semiHidden="1" w:unhideWhenUsed="1"/>
+    <w:lsdException w:name="Table Grid 5" w:semiHidden="1" w:unhideWhenUsed="1"/>
+    <w:lsdException w:name="Table Grid 6" w:semiHidden="1" w:unhideWhenUsed="1"/>
+    <w:lsdException w:name="Table Grid 7" w:semiHidden="1" w:unhideWhenUsed="1"/>
+    <w:lsdException w:name="Table Grid 8" w:semiHidden="1" w:unhideWhenUsed="1"/>
+    <w:lsdException w:name="Table List 1" w:semiHidden="1" w:unhideWhenUsed="1"/>
+    <w:lsdException w:name="Table List 2" w:semiHidden="1" w:unhideWhenUsed="1"/>
+    <w:lsdException w:name="Table List 3" w:semiHidden="1" w:unhideWhenUsed="1"/>
+    <w:lsdException w:name="Table List 4" w:semiHidden="1" w:unhideWhenUsed="1"/>
+    <w:lsdException w:name="Table List 5" w:semiHidden="1" w:unhideWhenUsed="1"/>
+    <w:lsdException w:name="Table List 6" w:semiHidden="1" w:unhideWhenUsed="1"/>
+    <w:lsdException w:name="Table List 7" w:semiHidden="1" w:unhideWhenUsed="1"/>
+    <w:lsdException w:name="Table List 8" w:semiHidden="1" w:unhideWhenUsed="1"/>
+    <w:lsdException w:name="Table 3D effects 1" w:semiHidden="1" w:unhideWhenUsed="1"/>
+    <w:lsdException w:name="Table 3D effects 2" w:semiHidden="1" w:unhideWhenUsed="1"/>
+    <w:lsdException w:name="Table 3D effects 3" w:semiHidden="1" w:unhideWhenUsed="1"/>
+    <w:lsdException w:name="Table Contemporary" w:semiHidden="1" w:unhideWhenUsed="1"/>
+    <w:lsdException w:name="Table Elegant" w:semiHidden="1" w:unhideWhenUsed="1"/>
+    <w:lsdException w:name="Table Professional" w:semiHidden="1" w:unhideWhenUsed="1"/>
+    <w:lsdException w:name="Table Subtle 1" w:semiHidden="1" w:unhideWhenUsed="1"/>
+    <w:lsdException w:name="Table Subtle 2" w:semiHidden="1" w:unhideWhenUsed="1"/>
+    <w:lsdException w:name="Table Web 1" w:semiHidden="1" w:unhideWhenUsed="1"/>
+    <w:lsdException w:name="Table Web 2" w:semiHidden="1" w:unhideWhenUsed="1"/>
+    <w:lsdException w:name="Table Web 3" w:semiHidden="1" w:unhideWhenUsed="1"/>
+    <w:lsdException w:name="Balloon Text" w:semiHidden="1" w:unhideWhenUsed="1"/>
+    <w:lsdException w:name="Table Grid" w:uiPriority="39"/>
+    <w:lsdException w:name="Table Theme" w:semiHidden="1" w:unhideWhenUsed="1"/>
+    <w:lsdException w:name="Placeholder Text" w:semiHidden="1"/>
+    <w:lsdException w:name="No Spacing" w:uiPriority="1" w:qFormat="1"/>
+    <w:lsdException w:name="Light Shading" w:uiPriority="60"/>
+    <w:lsdException w:name="Light List" w:uiPriority="61"/>
+    <w:lsdException w:name="Light Grid" w:uiPriority="62"/>
+    <w:lsdException w:name="Medium Shading 1" w:uiPriority="63"/>
+    <w:lsdException w:name="Medium Shading 2" w:uiPriority="64"/>
+    <w:lsdException w:name="Medium List 1" w:uiPriority="65"/>
+    <w:lsdException w:name="Medium List 2" w:uiPriority="66"/>
+    <w:lsdException w:name="Medium Grid 1" w:uiPriority="67"/>
+    <w:lsdException w:name="Medium Grid 2" w:uiPriority="68"/>
+    <w:lsdException w:name="Medium Grid 3" w:uiPriority="69"/>
+    <w:lsdException w:name="Dark List" w:uiPriority="70"/>
+    <w:lsdException w:name="Colorful Shading" w:uiPriority="71"/>
+    <w:lsdException w:name="Colorful List" w:uiPriority="72"/>
+    <w:lsdException w:name="Colorful Grid" w:uiPriority="73"/>
+    <w:lsdException w:name="Light Shading Accent 1" w:uiPriority="60"/>
+    <w:lsdException w:name="Light List Accent 1" w:uiPriority="61"/>
+    <w:lsdException w:name="Light Grid Accent 1" w:uiPriority="62"/>
+    <w:lsdException w:name="Medium Shading 1 Accent 1" w:uiPriority="63"/>
+    <w:lsdException w:name="Medium Shading 2 Accent 1" w:uiPriority="64"/>
+    <w:lsdException w:name="Medium List 1 Accent 1" w:uiPriority="65"/>
+    <w:lsdException w:name="Revision" w:semiHidden="1"/>
+    <w:lsdException w:name="List Paragraph" w:uiPriority="34" w:qFormat="1"/>
+    <w:lsdException w:name="Quote" w:uiPriority="29" w:qFormat="1"/>
+    <w:lsdException w:name="Intense Quote" w:uiPriority="30" w:qFormat="1"/>
+    <w:lsdException w:name="Medium List 2 Accent 1" w:uiPriority="66"/>
+    <w:lsdException w:name="Medium Grid 1 Accent 1" w:uiPriority="67"/>
+    <w:lsdException w:name="Medium Grid 2 Accent 1" w:uiPriority="68"/>
+    <w:lsdException w:name="Medium Grid 3 Accent 1" w:uiPriority="69"/>
+    <w:lsdException w:name="Dark List Accent 1" w:uiPriority="70"/>
+    <w:lsdException w:name="Colorful Shading Accent 1" w:uiPriority="71"/>
+    <w:lsdException w:name="Colorful List Accent 1" w:uiPriority="72"/>
+    <w:lsdException w:name="Colorful Grid Accent 1" w:uiPriority="73"/>
+    <w:lsdException w:name="Light Shading Accent 2" w:uiPriority="60"/>
+    <w:lsdException w:name="Light List Accent 2" w:uiPriority="61"/>
+    <w:lsdException w:name="Light Grid Accent 2" w:uiPriority="62"/>
+    <w:lsdException w:name="Medium Shading 1 Accent 2" w:uiPriority="63"/>
+    <w:lsdException w:name="Medium Shading 2 Accent 2" w:uiPriority="64"/>
+    <w:lsdException w:name="Medium List 1 Accent 2" w:uiPriority="65"/>
+    <w:lsdException w:name="Medium List 2 Accent 2" w:uiPriority="66"/>
+    <w:lsdException w:name="Medium Grid 1 Accent 2" w:uiPriority="67"/>
+    <w:lsdException w:name="Medium Grid 2 Accent 2" w:uiPriority="68"/>
+    <w:lsdException w:name="Medium Grid 3 Accent 2" w:uiPriority="69"/>
+    <w:lsdException w:name="Dark List Accent 2" w:uiPriority="70"/>
+    <w:lsdException w:name="Colorful Shading Accent 2" w:uiPriority="71"/>
+    <w:lsdException w:name="Colorful List Accent 2" w:uiPriority="72"/>
+    <w:lsdException w:name="Colorful Grid Accent 2" w:uiPriority="73"/>
+    <w:lsdException w:name="Light Shading Accent 3" w:uiPriority="60"/>
+    <w:lsdException w:name="Light List Accent 3" w:uiPriority="61"/>
+    <w:lsdException w:name="Light Grid Accent 3" w:uiPriority="62"/>
+    <w:lsdException w:name="Medium Shading 1 Accent 3" w:uiPriority="63"/>
+    <w:lsdException w:name="Medium Shading 2 Accent 3" w:uiPriority="64"/>
+    <w:lsdException w:name="Medium List 1 Accent 3" w:uiPriority="65"/>
+    <w:lsdException w:name="Medium List 2 Accent 3" w:uiPriority="66"/>
+    <w:lsdException w:name="Medium Grid 1 Accent 3" w:uiPriority="67"/>
+    <w:lsdException w:name="Medium Grid 2 Accent 3" w:uiPriority="68"/>
+    <w:lsdException w:name="Medium Grid 3 Accent 3" w:uiPriority="69"/>
+    <w:lsdException w:name="Dark List Accent 3" w:uiPriority="70"/>
+    <w:lsdException w:name="Colorful Shading Accent 3" w:uiPriority="71"/>
+    <w:lsdException w:name="Colorful List Accent 3" w:uiPriority="72"/>
+    <w:lsdException w:name="Colorful Grid Accent 3" w:uiPriority="73"/>
+    <w:lsdException w:name="Light Shading Accent 4" w:uiPriority="60"/>
+    <w:lsdException w:name="Light List Accent 4" w:uiPriority="61"/>
+    <w:lsdException w:name="Light Grid Accent 4" w:uiPriority="62"/>
+    <w:lsdException w:name="Medium Shading 1 Accent 4" w:uiPriority="63"/>
+    <w:lsdException w:name="Medium Shading 2 Accent 4" w:uiPriority="64"/>
+    <w:lsdException w:name="Medium List 1 Accent 4" w:uiPriority="65"/>
+    <w:lsdException w:name="Medium List 2 Accent 4" w:uiPriority="66"/>
+    <w:lsdException w:name="Medium Grid 1 Accent 4" w:uiPriority="67"/>
+    <w:lsdException w:name="Medium Grid 2 Accent 4" w:uiPriority="68"/>
+    <w:lsdException w:name="Medium Grid 3 Accent 4" w:uiPriority="69"/>
+    <w:lsdException w:name="Dark List Accent 4" w:uiPriority="70"/>
+    <w:lsdException w:name="Colorful Shading Accent 4" w:uiPriority="71"/>
+    <w:lsdException w:name="Colorful List Accent 4" w:uiPriority="72"/>
+    <w:lsdException w:name="Colorful Grid Accent 4" w:uiPriority="73"/>
+    <w:lsdException w:name="Light Shading Accent 5" w:uiPriority="60"/>
+    <w:lsdException w:name="Light List Accent 5" w:uiPriority="61"/>
+    <w:lsdException w:name="Light Grid Accent 5" w:uiPriority="62"/>
+    <w:lsdException w:name="Medium Shading 1 Accent 5" w:uiPriority="63"/>
+    <w:lsdException w:name="Medium Shading 2 Accent 5" w:uiPriority="64"/>
+    <w:lsdException w:name="Medium List 1 Accent 5" w:uiPriority="65"/>
+    <w:lsdException w:name="Medium List 2 Accent 5" w:uiPriority="66"/>
+    <w:lsdException w:name="Medium Grid 1 Accent 5" w:uiPriority="67"/>
+    <w:lsdException w:name="Medium Grid 2 Accent 5" w:uiPriority="68"/>
+    <w:lsdException w:name="Medium Grid 3 Accent 5" w:uiPriority="69"/>
+    <w:lsdException w:name="Dark List Accent 5" w:uiPriority="70"/>
+    <w:lsdException w:name="Colorful Shading Accent 5" w:uiPriority="71"/>
+    <w:lsdException w:name="Colorful List Accent 5" w:uiPriority="72"/>
+    <w:lsdException w:name="Colorful Grid Accent 5" w:uiPriority="73"/>
+    <w:lsdException w:name="Light Shading Accent 6" w:uiPriority="60"/>
+    <w:lsdException w:name="Light List Accent 6" w:uiPriority="61"/>
+    <w:lsdException w:name="Light Grid Accent 6" w:uiPriority="62"/>
+    <w:lsdException w:name="Medium Shading 1 Accent 6" w:uiPriority="63"/>
+    <w:lsdException w:name="Medium Shading 2 Accent 6" w:uiPriority="64"/>
+    <w:lsdException w:name="Medium List 1 Accent 6" w:uiPriority="65"/>
+    <w:lsdException w:name="Medium List 2 Accent 6" w:uiPriority="66"/>
+    <w:lsdException w:name="Medium Grid 1 Accent 6" w:uiPriority="67"/>
+    <w:lsdException w:name="Medium Grid 2 Accent 6" w:uiPriority="68"/>
+    <w:lsdException w:name="Medium Grid 3 Accent 6" w:uiPriority="69"/>
+    <w:lsdException w:name="Dark List Accent 6" w:uiPriority="70"/>
+    <w:lsdException w:name="Colorful Shading Accent 6" w:uiPriority="71"/>
+    <w:lsdException w:name="Colorful List Accent 6" w:uiPriority="72"/>
+    <w:lsdException w:name="Colorful Grid Accent 6" w:uiPriority="73"/>
+    <w:lsdException w:name="Subtle Emphasis" w:uiPriority="19" w:qFormat="1"/>
+    <w:lsdException w:name="Intense Emphasis" w:uiPriority="21" w:qFormat="1"/>
+    <w:lsdException w:name="Subtle Reference" w:uiPriority="31" w:qFormat="1"/>
+    <w:lsdException w:name="Intense Reference" w:uiPriority="32" w:qFormat="1"/>
+    <w:lsdException w:name="Book Title" w:uiPriority="33" w:qFormat="1"/>
+    <w:lsdException w:name="Bibliography" w:semiHidden="1" w:uiPriority="37" w:unhideWhenUsed="1"/>
+    <w:lsdException w:name="TOC Heading" w:semiHidden="1" w:uiPriority="39" w:unhideWhenUsed="1" w:qFormat="1"/>
+    <w:lsdException w:name="Plain Table 1" w:uiPriority="41"/>
+    <w:lsdException w:name="Plain Table 2" w:uiPriority="42"/>
+    <w:lsdException w:name="Plain Table 3" w:uiPriority="43"/>
+    <w:lsdException w:name="Plain Table 4" w:uiPriority="44"/>
+    <w:lsdException w:name="Plain Table 5" w:uiPriority="45"/>
+    <w:lsdException w:name="Grid Table Light" w:uiPriority="40"/>
+    <w:lsdException w:name="Grid Table 1 Light" w:uiPriority="46"/>
+    <w:lsdException w:name="Grid Table 2" w:uiPriority="47"/>
+    <w:lsdException w:name="Grid Table 3" w:uiPriority="48"/>
+    <w:lsdException w:name="Grid Table 4" w:uiPriority="49"/>
+    <w:lsdException w:name="Grid Table 5 Dark" w:uiPriority="50"/>
+    <w:lsdException w:name="Grid Table 6 Colorful" w:uiPriority="51"/>
+    <w:lsdException w:name="Grid Table 7 Colorful" w:uiPriority="52"/>
+    <w:lsdException w:name="Grid Table 1 Light Accent 1" w:uiPriority="46"/>
+    <w:lsdException w:name="Grid Table 2 Accent 1" w:uiPriority="47"/>
+    <w:lsdException w:name="Grid Table 3 Accent 1" w:uiPriority="48"/>
+    <w:lsdException w:name="Grid Table 4 Accent 1" w:uiPriority="49"/>
+    <w:lsdException w:name="Grid Table 5 Dark Accent 1" w:uiPriority="50"/>
+    <w:lsdException w:name="Grid Table 6 Colorful Accent 1" w:uiPriority="51"/>
+    <w:lsdException w:name="Grid Table 7 Colorful Accent 1" w:uiPriority="52"/>
+    <w:lsdException w:name="Grid Table 1 Light Accent 2" w:uiPriority="46"/>
+    <w:lsdException w:name="Grid Table 2 Accent 2" w:uiPriority="47"/>
+    <w:lsdException w:name="Grid Table 3 Accent 2" w:uiPriority="48"/>
+    <w:lsdException w:name="Grid Table 4 Accent 2" w:uiPriority="49"/>
+    <w:lsdException w:name="Grid Table 5 Dark Accent 2" w:uiPriority="50"/>
+    <w:lsdException w:name="Grid Table 6 Colorful Accent 2" w:uiPriority="51"/>
+    <w:lsdException w:name="Grid Table 7 Colorful Accent 2" w:uiPriority="52"/>
+    <w:lsdException w:name="Grid Table 1 Light Accent 3" w:uiPriority="46"/>
+    <w:lsdException w:name="Grid Table 2 Accent 3" w:uiPriority="47"/>
+    <w:lsdException w:name="Grid Table 3 Accent 3" w:uiPriority="48"/>
+    <w:lsdException w:name="Grid Table 4 Accent 3" w:uiPriority="49"/>
+    <w:lsdException w:name="Grid Table 5 Dark Accent 3" w:uiPriority="50"/>
+    <w:lsdException w:name="Grid Table 6 Colorful Accent 3" w:uiPriority="51"/>
+    <w:lsdException w:name="Grid Table 7 Colorful Accent 3" w:uiPriority="52"/>
+    <w:lsdException w:name="Grid Table 1 Light Accent 4" w:uiPriority="46"/>
+    <w:lsdException w:name="Grid Table 2 Accent 4" w:uiPriority="47"/>
+    <w:lsdException w:name="Grid Table 3 Accent 4" w:uiPriority="48"/>
+    <w:lsdException w:name="Grid Table 4 Accent 4" w:uiPriority="49"/>
+    <w:lsdException w:name="Grid Table 5 Dark Accent 4" w:uiPriority="50"/>
+    <w:lsdException w:name="Grid Table 6 Colorful Accent 4" w:uiPriority="51"/>
+    <w:lsdException w:name="Grid Table 7 Colorful Accent 4" w:uiPriority="52"/>
+    <w:lsdException w:name="Grid Table 1 Light Accent 5" w:uiPriority="46"/>
+    <w:lsdException w:name="Grid Table 2 Accent 5" w:uiPriority="47"/>
+    <w:lsdException w:name="Grid Table 3 Accent 5" w:uiPriority="48"/>
+    <w:lsdException w:name="Grid Table 4 Accent 5" w:uiPriority="49"/>
+    <w:lsdException w:name="Grid Table 5 Dark Accent 5" w:uiPriority="50"/>
+    <w:lsdException w:name="Grid Table 6 Colorful Accent 5" w:uiPriority="51"/>
+    <w:lsdException w:name="Grid Table 7 Colorful Accent 5" w:uiPriority="52"/>
+    <w:lsdException w:name="Grid Table 1 Light Accent 6" w:uiPriority="46"/>
+    <w:lsdException w:name="Grid Table 2 Accent 6" w:uiPriority="47"/>
+    <w:lsdException w:name="Grid Table 3 Accent 6" w:uiPriority="48"/>
+    <w:lsdException w:name="Grid Table 4 Accent 6" w:uiPriority="49"/>
+    <w:lsdException w:name="Grid Table 5 Dark Accent 6" w:uiPriority="50"/>
+    <w:lsdException w:name="Grid Table 6 Colorful Accent 6" w:uiPriority="51"/>
+    <w:lsdException w:name="Grid Table 7 Colorful Accent 6" w:uiPriority="52"/>
+    <w:lsdException w:name="List Table 1 Light" w:uiPriority="46"/>
+    <w:lsdException w:name="List Table 2" w:uiPriority="47"/>
+    <w:lsdException w:name="List Table 3" w:uiPriority="48"/>
+    <w:lsdException w:name="List Table 4" w:uiPriority="49"/>
+    <w:lsdException w:name="List Table 5 Dark" w:uiPriority="50"/>
+    <w:lsdException w:name="List Table 6 Colorful" w:uiPriority="51"/>
+    <w:lsdException w:name="List Table 7 Colorful" w:uiPriority="52"/>
+    <w:lsdException w:name="List Table 1 Light Accent 1" w:uiPriority="46"/>
+    <w:lsdException w:name="List Table 2 Accent 1" w:uiPriority="47"/>
+    <w:lsdException w:name="List Table 3 Accent 1" w:uiPriority="48"/>
+    <w:lsdException w:name="List Table 4 Accent 1" w:uiPriority="49"/>
+    <w:lsdException w:name="List Table 5 Dark Accent 1" w:uiPriority="50"/>
+    <w:lsdException w:name="List Table 6 Colorful Accent 1" w:uiPriority="51"/>
+    <w:lsdException w:name="List Table 7 Colorful Accent 1" w:uiPriority="52"/>
+    <w:lsdException w:name="List Table 1 Light Accent 2" w:uiPriority="46"/>
+    <w:lsdException w:name="List Table 2 Accent 2" w:uiPriority="47"/>
+    <w:lsdException w:name="List Table 3 Accent 2" w:uiPriority="48"/>
+    <w:lsdException w:name="List Table 4 Accent 2" w:uiPriority="49"/>
+    <w:lsdException w:name="List Table 5 Dark Accent 2" w:uiPriority="50"/>
+    <w:lsdException w:name="List Table 6 Colorful Accent 2" w:uiPriority="51"/>
+    <w:lsdException w:name="List Table 7 Colorful Accent 2" w:uiPriority="52"/>
+    <w:lsdException w:name="List Table 1 Light Accent 3" w:uiPriority="46"/>
+    <w:lsdException w:name="List Table 2 Accent 3" w:uiPriority="47"/>
+    <w:lsdException w:name="List Table 3 Accent 3" w:uiPriority="48"/>
+    <w:lsdException w:name="List Table 4 Accent 3" w:uiPriority="49"/>
+    <w:lsdException w:name="List Table 5 Dark Accent 3" w:uiPriority="50"/>
+    <w:lsdException w:name="List Table 6 Colorful Accent 3" w:uiPriority="51"/>
+    <w:lsdException w:name="List Table 7 Colorful Accent 3" w:uiPriority="52"/>
+    <w:lsdException w:name="List Table 1 Light Accent 4" w:uiPriority="46"/>
+    <w:lsdException w:name="List Table 2 Accent 4" w:uiPriority="47"/>
+    <w:lsdException w:name="List Table 3 Accent 4" w:uiPriority="48"/>
+    <w:lsdException w:name="List Table 4 Accent 4" w:uiPriority="49"/>
+    <w:lsdException w:name="List Table 5 Dark Accent 4" w:uiPriority="50"/>
+    <w:lsdException w:name="List Table 6 Colorful Accent 4" w:uiPriority="51"/>
+    <w:lsdException w:name="List Table 7 Colorful Accent 4" w:uiPriority="52"/>
+    <w:lsdException w:name="List Table 1 Light Accent 5" w:uiPriority="46"/>
+    <w:lsdException w:name="List Table 2 Accent 5" w:uiPriority="47"/>
+    <w:lsdException w:name="List Table 3 Accent 5" w:uiPriority="48"/>
+    <w:lsdException w:name="List Table 4 Accent 5" w:uiPriority="49"/>
+    <w:lsdException w:name="List Table 5 Dark Accent 5" w:uiPriority="50"/>
+    <w:lsdException w:name="List Table 6 Colorful Accent 5" w:uiPriority="51"/>
+    <w:lsdException w:name="List Table 7 Colorful Accent 5" w:uiPriority="52"/>
+    <w:lsdException w:name="List Table 1 Light Accent 6" w:uiPriority="46"/>
+    <w:lsdException w:name="List Table 2 Accent 6" w:uiPriority="47"/>
+    <w:lsdException w:name="List Table 3 Accent 6" w:uiPriority="48"/>
+    <w:lsdException w:name="List Table 4 Accent 6" w:uiPriority="49"/>
+    <w:lsdException w:name="List Table 5 Dark Accent 6" w:uiPriority="50"/>
+    <w:lsdException w:name="List Table 6 Colorful Accent 6" w:uiPriority="51"/>
+    <w:lsdException w:name="List Table 7 Colorful Accent 6" w:uiPriority="52"/>
+    <w:lsdException w:name="Mention" w:semiHidden="1" w:unhideWhenUsed="1"/>
+    <w:lsdException w:name="Smart Hyperlink" w:semiHidden="1" w:unhideWhenUsed="1"/>
+    <w:lsdException w:name="Hashtag" w:semiHidden="1" w:unhideWhenUsed="1"/>
+    <w:lsdException w:name="Unresolved Mention" w:semiHidden="1" w:unhideWhenUsed="1"/>
+    <w:lsdException w:name="Smart Link" w:semiHidden="1" w:unhideWhenUsed="1"/>
+  </w:latentStyles>
+  <w:style w:type="paragraph" w:default="1" w:styleId="Normal">
+    <w:name w:val="Normal"/>
     <w:qFormat/>
-    <w:rPr>
-      <w:sz w:val="56"/>
-      <w:szCs w:val="56"/>
-    </w:rPr>
   </w:style>
   <w:style w:type="paragraph" w:styleId="Heading1">
-    <w:name w:val="Heading 1"/>
-    <w:basedOn w:val="Normal"/>
-    <w:next w:val="Normal"/>
+    <w:name w:val="heading 1"/>
+    <w:uiPriority w:val="9"/>
     <w:qFormat/>
+    <w:pPr>
+      <w:spacing w:before="240" w:after="120"/>
+      <w:outlineLvl w:val="0"/>
+    </w:pPr>
     <w:rPr>
-      <w:color w:val="2E74B5"/>
+      <w:b/>
+      <w:bCs/>
+      <w:color w:val="1B2A38"/>
       <w:sz w:val="32"/>
       <w:szCs w:val="32"/>
     </w:rPr>
   </w:style>
   <w:style w:type="paragraph" w:styleId="Heading2">
-    <w:name w:val="Heading 2"/>
-    <w:basedOn w:val="Normal"/>
-    <w:next w:val="Normal"/>
+    <w:name w:val="heading 2"/>
+    <w:uiPriority w:val="9"/>
+    <w:unhideWhenUsed/>
     <w:qFormat/>
+    <w:pPr>
+      <w:spacing w:before="180" w:after="80"/>
+      <w:outlineLvl w:val="1"/>
+    </w:pPr>
     <w:rPr>
-      <w:color w:val="2E74B5"/>
+      <w:b/>
+      <w:bCs/>
+      <w:color w:val="0090DA"/>
       <w:sz w:val="26"/>
       <w:szCs w:val="26"/>
     </w:rPr>
   </w:style>
   <w:style w:type="paragraph" w:styleId="Heading3">
-    <w:name w:val="Heading 3"/>
-    <w:basedOn w:val="Normal"/>
-    <w:next w:val="Normal"/>
+    <w:name w:val="heading 3"/>
+    <w:uiPriority w:val="9"/>
+    <w:semiHidden/>
+    <w:unhideWhenUsed/>
     <w:qFormat/>
+    <w:pPr>
+      <w:outlineLvl w:val="2"/>
+    </w:pPr>
     <w:rPr>
       <w:color w:val="1F4D78"/>
       <w:sz w:val="24"/>
@@ -3278,10 +4352,14 @@
     </w:rPr>
   </w:style>
   <w:style w:type="paragraph" w:styleId="Heading4">
-    <w:name w:val="Heading 4"/>
-    <w:basedOn w:val="Normal"/>
-    <w:next w:val="Normal"/>
+    <w:name w:val="heading 4"/>
+    <w:uiPriority w:val="9"/>
+    <w:semiHidden/>
+    <w:unhideWhenUsed/>
     <w:qFormat/>
+    <w:pPr>
+      <w:outlineLvl w:val="3"/>
+    </w:pPr>
     <w:rPr>
       <w:i/>
       <w:iCs/>
@@ -3289,27 +4367,69 @@
     </w:rPr>
   </w:style>
   <w:style w:type="paragraph" w:styleId="Heading5">
-    <w:name w:val="Heading 5"/>
-    <w:basedOn w:val="Normal"/>
-    <w:next w:val="Normal"/>
+    <w:name w:val="heading 5"/>
+    <w:uiPriority w:val="9"/>
+    <w:semiHidden/>
+    <w:unhideWhenUsed/>
     <w:qFormat/>
+    <w:pPr>
+      <w:outlineLvl w:val="4"/>
+    </w:pPr>
     <w:rPr>
       <w:color w:val="2E74B5"/>
     </w:rPr>
   </w:style>
   <w:style w:type="paragraph" w:styleId="Heading6">
-    <w:name w:val="Heading 6"/>
-    <w:basedOn w:val="Normal"/>
-    <w:next w:val="Normal"/>
+    <w:name w:val="heading 6"/>
+    <w:uiPriority w:val="9"/>
+    <w:semiHidden/>
+    <w:unhideWhenUsed/>
     <w:qFormat/>
+    <w:pPr>
+      <w:outlineLvl w:val="5"/>
+    </w:pPr>
     <w:rPr>
       <w:color w:val="1F4D78"/>
     </w:rPr>
   </w:style>
-  <w:style w:type="paragraph" w:styleId="Strong">
-    <w:name w:val="Strong"/>
-    <w:basedOn w:val="Normal"/>
-    <w:next w:val="Normal"/>
+  <w:style w:type="character" w:default="1" w:styleId="DefaultParagraphFont">
+    <w:name w:val="Default Paragraph Font"/>
+    <w:uiPriority w:val="1"/>
+    <w:semiHidden/>
+    <w:unhideWhenUsed/>
+  </w:style>
+  <w:style w:type="table" w:default="1" w:styleId="TableNormal">
+    <w:name w:val="Normal Table"/>
+    <w:uiPriority w:val="99"/>
+    <w:semiHidden/>
+    <w:unhideWhenUsed/>
+    <w:tblPr>
+      <w:tblInd w:w="0" w:type="dxa"/>
+      <w:tblCellMar>
+        <w:top w:w="0" w:type="dxa"/>
+        <w:left w:w="108" w:type="dxa"/>
+        <w:bottom w:w="0" w:type="dxa"/>
+        <w:right w:w="108" w:type="dxa"/>
+      </w:tblCellMar>
+    </w:tblPr>
+  </w:style>
+  <w:style w:type="numbering" w:default="1" w:styleId="NoList">
+    <w:name w:val="No List"/>
+    <w:uiPriority w:val="99"/>
+    <w:semiHidden/>
+    <w:unhideWhenUsed/>
+  </w:style>
+  <w:style w:type="paragraph" w:styleId="Title">
+    <w:name w:val="Title"/>
+    <w:uiPriority w:val="10"/>
+    <w:qFormat/>
+    <w:rPr>
+      <w:sz w:val="56"/>
+      <w:szCs w:val="56"/>
+    </w:rPr>
+  </w:style>
+  <w:style w:type="paragraph" w:customStyle="1" w:styleId="Strong1">
+    <w:name w:val="Strong1"/>
     <w:qFormat/>
     <w:rPr>
       <w:b/>
@@ -3318,12 +4438,10 @@
   </w:style>
   <w:style w:type="paragraph" w:styleId="ListParagraph">
     <w:name w:val="List Paragraph"/>
-    <w:basedOn w:val="Normal"/>
     <w:qFormat/>
   </w:style>
   <w:style w:type="character" w:styleId="Hyperlink">
     <w:name w:val="Hyperlink"/>
-    <w:basedOn w:val="DefaultParagraphFont"/>
     <w:uiPriority w:val="99"/>
     <w:unhideWhenUsed/>
     <w:rPr>
@@ -3333,7 +4451,6 @@
   </w:style>
   <w:style w:type="character" w:styleId="FootnoteReference">
     <w:name w:val="footnote reference"/>
-    <w:basedOn w:val="DefaultParagraphFont"/>
     <w:uiPriority w:val="99"/>
     <w:semiHidden/>
     <w:unhideWhenUsed/>
@@ -3343,22 +4460,17 @@
   </w:style>
   <w:style w:type="paragraph" w:styleId="FootnoteText">
     <w:name w:val="footnote text"/>
-    <w:basedOn w:val="Normal"/>
     <w:link w:val="FootnoteTextChar"/>
     <w:uiPriority w:val="99"/>
     <w:semiHidden/>
     <w:unhideWhenUsed/>
-    <w:pPr>
-      <w:spacing w:after="0" w:line="240" w:lineRule="auto"/>
-    </w:pPr>
     <w:rPr>
       <w:sz w:val="20"/>
       <w:szCs w:val="20"/>
     </w:rPr>
   </w:style>
-  <w:style w:type="character" w:styleId="FootnoteTextChar">
+  <w:style w:type="character" w:customStyle="1" w:styleId="FootnoteTextChar">
     <w:name w:val="Footnote Text Char"/>
-    <w:basedOn w:val="DefaultParagraphFont"/>
     <w:link w:val="FootnoteText"/>
     <w:uiPriority w:val="99"/>
     <w:semiHidden/>
@@ -3370,7 +4482,6 @@
   </w:style>
   <w:style w:type="character" w:styleId="EndnoteReference">
     <w:name w:val="endnote reference"/>
-    <w:basedOn w:val="DefaultParagraphFont"/>
     <w:uiPriority w:val="99"/>
     <w:semiHidden/>
     <w:unhideWhenUsed/>
@@ -3380,22 +4491,17 @@
   </w:style>
   <w:style w:type="paragraph" w:styleId="EndnoteText">
     <w:name w:val="endnote text"/>
-    <w:basedOn w:val="Normal"/>
     <w:link w:val="EndnoteTextChar"/>
     <w:uiPriority w:val="99"/>
     <w:semiHidden/>
     <w:unhideWhenUsed/>
-    <w:pPr>
-      <w:spacing w:after="0" w:line="240" w:lineRule="auto"/>
-    </w:pPr>
     <w:rPr>
       <w:sz w:val="20"/>
       <w:szCs w:val="20"/>
     </w:rPr>
   </w:style>
-  <w:style w:type="character" w:styleId="EndnoteTextChar">
+  <w:style w:type="character" w:customStyle="1" w:styleId="EndnoteTextChar">
     <w:name w:val="Endnote Text Char"/>
-    <w:basedOn w:val="DefaultParagraphFont"/>
     <w:link w:val="EndnoteText"/>
     <w:uiPriority w:val="99"/>
     <w:semiHidden/>
@@ -3405,37 +4511,320 @@
       <w:szCs w:val="20"/>
     </w:rPr>
   </w:style>
-  <w:style w:type="paragraph" w:styleId="Heading1">
-    <w:name w:val="Heading 1"/>
-    <w:basedOn w:val="Normal"/>
-    <w:next w:val="Normal"/>
-    <w:qFormat/>
-    <w:pPr>
-      <w:spacing w:after="120" w:before="240"/>
-    </w:pPr>
-    <w:rPr>
-      <w:b/>
-      <w:bCs/>
-      <w:color w:val="1B2A38"/>
-      <w:sz w:val="32"/>
-      <w:szCs w:val="32"/>
-    </w:rPr>
-  </w:style>
-  <w:style w:type="paragraph" w:styleId="Heading2">
-    <w:name w:val="Heading 2"/>
-    <w:basedOn w:val="Normal"/>
-    <w:next w:val="Normal"/>
-    <w:qFormat/>
-    <w:pPr>
-      <w:spacing w:after="80" w:before="180"/>
-    </w:pPr>
-    <w:rPr>
-      <w:b/>
-      <w:bCs/>
-      <w:color w:val="0090DA"/>
-      <w:sz w:val="26"/>
-      <w:szCs w:val="26"/>
-    </w:rPr>
-  </w:style>
 </w:styles>
+</file>
+
+<file path=word/theme/theme1.xml><?xml version="1.0" encoding="utf-8"?>
+<a:theme xmlns:a="http://schemas.openxmlformats.org/drawingml/2006/main" name="Office Theme">
+  <a:themeElements>
+    <a:clrScheme name="Office">
+      <a:dk1>
+        <a:sysClr val="windowText" lastClr="000000"/>
+      </a:dk1>
+      <a:lt1>
+        <a:sysClr val="window" lastClr="FFFFFF"/>
+      </a:lt1>
+      <a:dk2>
+        <a:srgbClr val="0E2841"/>
+      </a:dk2>
+      <a:lt2>
+        <a:srgbClr val="E8E8E8"/>
+      </a:lt2>
+      <a:accent1>
+        <a:srgbClr val="156082"/>
+      </a:accent1>
+      <a:accent2>
+        <a:srgbClr val="E97132"/>
+      </a:accent2>
+      <a:accent3>
+        <a:srgbClr val="196B24"/>
+      </a:accent3>
+      <a:accent4>
+        <a:srgbClr val="0F9ED5"/>
+      </a:accent4>
+      <a:accent5>
+        <a:srgbClr val="A02B93"/>
+      </a:accent5>
+      <a:accent6>
+        <a:srgbClr val="4EA72E"/>
+      </a:accent6>
+      <a:hlink>
+        <a:srgbClr val="467886"/>
+      </a:hlink>
+      <a:folHlink>
+        <a:srgbClr val="96607D"/>
+      </a:folHlink>
+    </a:clrScheme>
+    <a:fontScheme name="Office">
+      <a:majorFont>
+        <a:latin typeface="Aptos Display" panose="02110004020202020204"/>
+        <a:ea typeface=""/>
+        <a:cs typeface=""/>
+        <a:font script="Jpan" typeface="游ゴシック Light"/>
+        <a:font script="Hang" typeface="맑은 고딕"/>
+        <a:font script="Hans" typeface="等线 Light"/>
+        <a:font script="Hant" typeface="新細明體"/>
+        <a:font script="Arab" typeface="Times New Roman"/>
+        <a:font script="Hebr" typeface="Times New Roman"/>
+        <a:font script="Thai" typeface="Angsana New"/>
+        <a:font script="Ethi" typeface="Nyala"/>
+        <a:font script="Beng" typeface="Vrinda"/>
+        <a:font script="Gujr" typeface="Shruti"/>
+        <a:font script="Khmr" typeface="MoolBoran"/>
+        <a:font script="Knda" typeface="Tunga"/>
+        <a:font script="Guru" typeface="Raavi"/>
+        <a:font script="Cans" typeface="Euphemia"/>
+        <a:font script="Cher" typeface="Plantagenet Cherokee"/>
+        <a:font script="Yiii" typeface="Microsoft Yi Baiti"/>
+        <a:font script="Tibt" typeface="Microsoft Himalaya"/>
+        <a:font script="Thaa" typeface="MV Boli"/>
+        <a:font script="Deva" typeface="Mangal"/>
+        <a:font script="Telu" typeface="Gautami"/>
+        <a:font script="Taml" typeface="Latha"/>
+        <a:font script="Syrc" typeface="Estrangelo Edessa"/>
+        <a:font script="Orya" typeface="Kalinga"/>
+        <a:font script="Mlym" typeface="Kartika"/>
+        <a:font script="Laoo" typeface="DokChampa"/>
+        <a:font script="Sinh" typeface="Iskoola Pota"/>
+        <a:font script="Mong" typeface="Mongolian Baiti"/>
+        <a:font script="Viet" typeface="Times New Roman"/>
+        <a:font script="Uigh" typeface="Microsoft Uighur"/>
+        <a:font script="Geor" typeface="Sylfaen"/>
+        <a:font script="Armn" typeface="Arial"/>
+        <a:font script="Bugi" typeface="Leelawadee UI"/>
+        <a:font script="Bopo" typeface="Microsoft JhengHei"/>
+        <a:font script="Java" typeface="Javanese Text"/>
+        <a:font script="Lisu" typeface="Segoe UI"/>
+        <a:font script="Mymr" typeface="Myanmar Text"/>
+        <a:font script="Nkoo" typeface="Ebrima"/>
+        <a:font script="Olck" typeface="Nirmala UI"/>
+        <a:font script="Osma" typeface="Ebrima"/>
+        <a:font script="Phag" typeface="Phagspa"/>
+        <a:font script="Syrn" typeface="Estrangelo Edessa"/>
+        <a:font script="Syrj" typeface="Estrangelo Edessa"/>
+        <a:font script="Syre" typeface="Estrangelo Edessa"/>
+        <a:font script="Sora" typeface="Nirmala UI"/>
+        <a:font script="Tale" typeface="Microsoft Tai Le"/>
+        <a:font script="Talu" typeface="Microsoft New Tai Lue"/>
+        <a:font script="Tfng" typeface="Ebrima"/>
+      </a:majorFont>
+      <a:minorFont>
+        <a:latin typeface="Aptos" panose="02110004020202020204"/>
+        <a:ea typeface=""/>
+        <a:cs typeface=""/>
+        <a:font script="Jpan" typeface="游明朝"/>
+        <a:font script="Hang" typeface="맑은 고딕"/>
+        <a:font script="Hans" typeface="等线"/>
+        <a:font script="Hant" typeface="新細明體"/>
+        <a:font script="Arab" typeface="Arial"/>
+        <a:font script="Hebr" typeface="Arial"/>
+        <a:font script="Thai" typeface="Cordia New"/>
+        <a:font script="Ethi" typeface="Nyala"/>
+        <a:font script="Beng" typeface="Vrinda"/>
+        <a:font script="Gujr" typeface="Shruti"/>
+        <a:font script="Khmr" typeface="DaunPenh"/>
+        <a:font script="Knda" typeface="Tunga"/>
+        <a:font script="Guru" typeface="Raavi"/>
+        <a:font script="Cans" typeface="Euphemia"/>
+        <a:font script="Cher" typeface="Plantagenet Cherokee"/>
+        <a:font script="Yiii" typeface="Microsoft Yi Baiti"/>
+        <a:font script="Tibt" typeface="Microsoft Himalaya"/>
+        <a:font script="Thaa" typeface="MV Boli"/>
+        <a:font script="Deva" typeface="Mangal"/>
+        <a:font script="Telu" typeface="Gautami"/>
+        <a:font script="Taml" typeface="Latha"/>
+        <a:font script="Syrc" typeface="Estrangelo Edessa"/>
+        <a:font script="Orya" typeface="Kalinga"/>
+        <a:font script="Mlym" typeface="Kartika"/>
+        <a:font script="Laoo" typeface="DokChampa"/>
+        <a:font script="Sinh" typeface="Iskoola Pota"/>
+        <a:font script="Mong" typeface="Mongolian Baiti"/>
+        <a:font script="Viet" typeface="Arial"/>
+        <a:font script="Uigh" typeface="Microsoft Uighur"/>
+        <a:font script="Geor" typeface="Sylfaen"/>
+        <a:font script="Armn" typeface="Arial"/>
+        <a:font script="Bugi" typeface="Leelawadee UI"/>
+        <a:font script="Bopo" typeface="Microsoft JhengHei"/>
+        <a:font script="Java" typeface="Javanese Text"/>
+        <a:font script="Lisu" typeface="Segoe UI"/>
+        <a:font script="Mymr" typeface="Myanmar Text"/>
+        <a:font script="Nkoo" typeface="Ebrima"/>
+        <a:font script="Olck" typeface="Nirmala UI"/>
+        <a:font script="Osma" typeface="Ebrima"/>
+        <a:font script="Phag" typeface="Phagspa"/>
+        <a:font script="Syrn" typeface="Estrangelo Edessa"/>
+        <a:font script="Syrj" typeface="Estrangelo Edessa"/>
+        <a:font script="Syre" typeface="Estrangelo Edessa"/>
+        <a:font script="Sora" typeface="Nirmala UI"/>
+        <a:font script="Tale" typeface="Microsoft Tai Le"/>
+        <a:font script="Talu" typeface="Microsoft New Tai Lue"/>
+        <a:font script="Tfng" typeface="Ebrima"/>
+      </a:minorFont>
+    </a:fontScheme>
+    <a:fmtScheme name="Office">
+      <a:fillStyleLst>
+        <a:solidFill>
+          <a:schemeClr val="phClr"/>
+        </a:solidFill>
+        <a:gradFill rotWithShape="1">
+          <a:gsLst>
+            <a:gs pos="0">
+              <a:schemeClr val="phClr">
+                <a:lumMod val="110000"/>
+                <a:satMod val="105000"/>
+                <a:tint val="67000"/>
+              </a:schemeClr>
+            </a:gs>
+            <a:gs pos="50000">
+              <a:schemeClr val="phClr">
+                <a:lumMod val="105000"/>
+                <a:satMod val="103000"/>
+                <a:tint val="73000"/>
+              </a:schemeClr>
+            </a:gs>
+            <a:gs pos="100000">
+              <a:schemeClr val="phClr">
+                <a:lumMod val="105000"/>
+                <a:satMod val="109000"/>
+                <a:tint val="81000"/>
+              </a:schemeClr>
+            </a:gs>
+          </a:gsLst>
+          <a:lin ang="5400000" scaled="0"/>
+        </a:gradFill>
+        <a:gradFill rotWithShape="1">
+          <a:gsLst>
+            <a:gs pos="0">
+              <a:schemeClr val="phClr">
+                <a:satMod val="103000"/>
+                <a:lumMod val="102000"/>
+                <a:tint val="94000"/>
+              </a:schemeClr>
+            </a:gs>
+            <a:gs pos="50000">
+              <a:schemeClr val="phClr">
+                <a:satMod val="110000"/>
+                <a:lumMod val="100000"/>
+                <a:shade val="100000"/>
+              </a:schemeClr>
+            </a:gs>
+            <a:gs pos="100000">
+              <a:schemeClr val="phClr">
+                <a:lumMod val="99000"/>
+                <a:satMod val="120000"/>
+                <a:shade val="78000"/>
+              </a:schemeClr>
+            </a:gs>
+          </a:gsLst>
+          <a:lin ang="5400000" scaled="0"/>
+        </a:gradFill>
+      </a:fillStyleLst>
+      <a:lnStyleLst>
+        <a:ln w="12700" cap="flat" cmpd="sng" algn="ctr">
+          <a:solidFill>
+            <a:schemeClr val="phClr"/>
+          </a:solidFill>
+          <a:prstDash val="solid"/>
+          <a:miter lim="800000"/>
+        </a:ln>
+        <a:ln w="19050" cap="flat" cmpd="sng" algn="ctr">
+          <a:solidFill>
+            <a:schemeClr val="phClr"/>
+          </a:solidFill>
+          <a:prstDash val="solid"/>
+          <a:miter lim="800000"/>
+        </a:ln>
+        <a:ln w="25400" cap="flat" cmpd="sng" algn="ctr">
+          <a:solidFill>
+            <a:schemeClr val="phClr"/>
+          </a:solidFill>
+          <a:prstDash val="solid"/>
+          <a:miter lim="800000"/>
+        </a:ln>
+      </a:lnStyleLst>
+      <a:effectStyleLst>
+        <a:effectStyle>
+          <a:effectLst/>
+        </a:effectStyle>
+        <a:effectStyle>
+          <a:effectLst/>
+        </a:effectStyle>
+        <a:effectStyle>
+          <a:effectLst>
+            <a:outerShdw blurRad="57150" dist="19050" dir="5400000" algn="ctr" rotWithShape="0">
+              <a:srgbClr val="000000">
+                <a:alpha val="63000"/>
+              </a:srgbClr>
+            </a:outerShdw>
+          </a:effectLst>
+        </a:effectStyle>
+      </a:effectStyleLst>
+      <a:bgFillStyleLst>
+        <a:solidFill>
+          <a:schemeClr val="phClr"/>
+        </a:solidFill>
+        <a:solidFill>
+          <a:schemeClr val="phClr">
+            <a:tint val="95000"/>
+            <a:satMod val="170000"/>
+          </a:schemeClr>
+        </a:solidFill>
+        <a:gradFill rotWithShape="1">
+          <a:gsLst>
+            <a:gs pos="0">
+              <a:schemeClr val="phClr">
+                <a:tint val="93000"/>
+                <a:satMod val="150000"/>
+                <a:shade val="98000"/>
+                <a:lumMod val="102000"/>
+              </a:schemeClr>
+            </a:gs>
+            <a:gs pos="50000">
+              <a:schemeClr val="phClr">
+                <a:tint val="98000"/>
+                <a:satMod val="130000"/>
+                <a:shade val="90000"/>
+                <a:lumMod val="103000"/>
+              </a:schemeClr>
+            </a:gs>
+            <a:gs pos="100000">
+              <a:schemeClr val="phClr">
+                <a:shade val="63000"/>
+                <a:satMod val="120000"/>
+              </a:schemeClr>
+            </a:gs>
+          </a:gsLst>
+          <a:lin ang="5400000" scaled="0"/>
+        </a:gradFill>
+      </a:bgFillStyleLst>
+    </a:fmtScheme>
+  </a:themeElements>
+  <a:objectDefaults>
+    <a:lnDef>
+      <a:spPr/>
+      <a:bodyPr/>
+      <a:lstStyle/>
+      <a:style>
+        <a:lnRef idx="2">
+          <a:schemeClr val="accent1"/>
+        </a:lnRef>
+        <a:fillRef idx="0">
+          <a:schemeClr val="accent1"/>
+        </a:fillRef>
+        <a:effectRef idx="1">
+          <a:schemeClr val="accent1"/>
+        </a:effectRef>
+        <a:fontRef idx="minor">
+          <a:schemeClr val="tx1"/>
+        </a:fontRef>
+      </a:style>
+    </a:lnDef>
+  </a:objectDefaults>
+  <a:extraClrSchemeLst/>
+  <a:extLst>
+    <a:ext uri="{05A4C25C-085E-4340-85A3-A5531E510DB2}">
+      <thm15:themeFamily xmlns:thm15="http://schemas.microsoft.com/office/thememl/2012/main" name="Office Theme" id="{2E142A2C-CD16-42D6-873A-C26D2A0506FA}" vid="{1BDDFF52-6CD6-40A5-AB3C-68EB2F1E4D0A}"/>
+    </a:ext>
+  </a:extLst>
+</a:theme>
 </file>